--- a/output/tables/READ/READ_cox_multi_BRAF.docx
+++ b/output/tables/READ/READ_cox_multi_BRAF.docx
@@ -25,7 +25,7 @@
         <w:ind w:left="60" w:right="60" w:firstLine="0" w:firstLineChars="0"/>
       </w:pPr>
       <w:r>
-        <w:t xml:space="preserve">Multivariable Cox regression for overall survival: BRAF expression, TCGA-READ (n = 151, events = 23, EPV = 5.8; exploratory)</w:t>
+        <w:t xml:space="preserve">Multivariable Cox regression for overall survival: BRAF expression, TCGA-READ (n = 103, events = 13, EPV = 2.6; exploratory)</w:t>
       </w:r>
     </w:p>
     <w:tbl xmlns:a="http://schemas.openxmlformats.org/drawingml/2006/main" xmlns:pic="http://schemas.openxmlformats.org/drawingml/2006/picture">
@@ -36,10 +36,10 @@
       </w:tblPr>
       <w:tblGrid>
         <w:gridCol w:w="2060"/>
-        <w:gridCol w:w="1145"/>
-        <w:gridCol w:w="681"/>
+        <w:gridCol w:w="1489"/>
+        <w:gridCol w:w="591"/>
         <w:gridCol w:w="931"/>
-        <w:gridCol w:w="1611"/>
+        <w:gridCol w:w="1701"/>
         <w:gridCol w:w="816"/>
         <w:gridCol w:w="1136"/>
       </w:tblGrid>
@@ -599,7 +599,7 @@
                 <w:szCs w:val="18"/>
                 <w:color w:val="000000"/>
               </w:rPr>
-              <w:t xml:space="preserve">77</w:t>
+              <w:t xml:space="preserve">49</w:t>
             </w:r>
           </w:p>
         </w:tc>
@@ -654,7 +654,7 @@
                 <w:szCs w:val="18"/>
                 <w:color w:val="000000"/>
               </w:rPr>
-              <w:t xml:space="preserve">12</w:t>
+              <w:t xml:space="preserve">7</w:t>
             </w:r>
           </w:p>
         </w:tc>
@@ -989,7 +989,7 @@
                 <w:szCs w:val="18"/>
                 <w:color w:val="000000"/>
               </w:rPr>
-              <w:t xml:space="preserve">74</w:t>
+              <w:t xml:space="preserve">54</w:t>
             </w:r>
           </w:p>
         </w:tc>
@@ -1044,7 +1044,7 @@
                 <w:szCs w:val="18"/>
                 <w:color w:val="000000"/>
               </w:rPr>
-              <w:t xml:space="preserve">11</w:t>
+              <w:t xml:space="preserve">6</w:t>
             </w:r>
           </w:p>
         </w:tc>
@@ -1099,7 +1099,7 @@
                 <w:szCs w:val="18"/>
                 <w:color w:val="000000"/>
               </w:rPr>
-              <w:t xml:space="preserve">0.78 (0.33–1.84)</w:t>
+              <w:t xml:space="preserve">0.54 (0.17–1.67)</w:t>
             </w:r>
           </w:p>
         </w:tc>
@@ -1154,7 +1154,7 @@
                 <w:szCs w:val="18"/>
                 <w:color w:val="000000"/>
               </w:rPr>
-              <w:t xml:space="preserve">0.573</w:t>
+              <w:t xml:space="preserve">0.287</w:t>
             </w:r>
           </w:p>
         </w:tc>
@@ -1269,7 +1269,7 @@
                 <w:szCs w:val="18"/>
                 <w:color w:val="000000"/>
               </w:rPr>
-              <w:t xml:space="preserve">Age (per 10 years)</w:t>
+              <w:t xml:space="preserve">Age group, years</w:t>
             </w:r>
           </w:p>
         </w:tc>
@@ -1324,227 +1324,227 @@
                 <w:szCs w:val="18"/>
                 <w:color w:val="000000"/>
               </w:rPr>
+              <w:t xml:space="preserve">≤65 (ref)</w:t>
+            </w:r>
+          </w:p>
+        </w:tc>
+        <w:tc>
+          <w:tcPr>
+            <w:tcBorders>
+              <w:bottom w:val="none" w:sz="0" w:space="0" w:color="000000"/>
+              <w:top w:val="none" w:sz="0" w:space="0" w:color="000000"/>
+              <w:left w:val="none" w:sz="0" w:space="0" w:color="000000"/>
+              <w:right w:val="none" w:sz="0" w:space="0" w:color="000000"/>
+            </w:tcBorders>
+            <w:shd w:val="clear" w:color="auto" w:fill="FFFFFF"/>
+            <w:tcMar>
+              <w:top w:w="0" w:type="dxa"/>
+              <w:bottom w:w="0" w:type="dxa"/>
+              <w:left w:w="0" w:type="dxa"/>
+              <w:right w:w="0" w:type="dxa"/>
+            </w:tcMar>
+            <w:vAlign w:val="center"/>
+          </w:tcPr>
+          <w:p>
+            <w:pPr>
+              <w:pStyle w:val="Normal"/>
+              <w:jc w:val="right"/>
+              <w:pBdr>
+                <w:bottom w:val="none" w:sz="0" w:space="0" w:color="000000"/>
+                <w:top w:val="none" w:sz="0" w:space="0" w:color="000000"/>
+                <w:left w:val="none" w:sz="0" w:space="0" w:color="000000"/>
+                <w:right w:val="none" w:sz="0" w:space="0" w:color="000000"/>
+              </w:pBdr>
+              <w:spacing w:after="100" w:before="100" w:line="240"/>
+              <w:ind w:left="100" w:right="100" w:firstLine="0" w:firstLineChars="0"/>
+              <w:rPr>
+                <w:rFonts w:ascii="Times New Roman" w:hAnsi="Times New Roman" w:eastAsia="Times New Roman" w:cs="Times New Roman"/>
+                <w:i w:val="false"/>
+                <w:b w:val="false"/>
+                <w:u w:val="none"/>
+                <w:strike w:val="false"/>
+                <w:sz w:val="18"/>
+                <w:szCs w:val="18"/>
+                <w:color w:val="000000"/>
+              </w:rPr>
+            </w:pPr>
+            <w:r>
+              <w:rPr>
+                <w:rFonts w:ascii="Times New Roman" w:hAnsi="Times New Roman" w:eastAsia="Times New Roman" w:cs="Times New Roman"/>
+                <w:i w:val="false"/>
+                <w:b w:val="false"/>
+                <w:u w:val="none"/>
+                <w:strike w:val="false"/>
+                <w:sz w:val="18"/>
+                <w:szCs w:val="18"/>
+                <w:color w:val="000000"/>
+              </w:rPr>
+              <w:t xml:space="preserve">55</w:t>
+            </w:r>
+          </w:p>
+        </w:tc>
+        <w:tc>
+          <w:tcPr>
+            <w:tcBorders>
+              <w:bottom w:val="none" w:sz="0" w:space="0" w:color="000000"/>
+              <w:top w:val="none" w:sz="0" w:space="0" w:color="000000"/>
+              <w:left w:val="none" w:sz="0" w:space="0" w:color="000000"/>
+              <w:right w:val="none" w:sz="0" w:space="0" w:color="000000"/>
+            </w:tcBorders>
+            <w:shd w:val="clear" w:color="auto" w:fill="FFFFFF"/>
+            <w:tcMar>
+              <w:top w:w="0" w:type="dxa"/>
+              <w:bottom w:w="0" w:type="dxa"/>
+              <w:left w:w="0" w:type="dxa"/>
+              <w:right w:w="0" w:type="dxa"/>
+            </w:tcMar>
+            <w:vAlign w:val="center"/>
+          </w:tcPr>
+          <w:p>
+            <w:pPr>
+              <w:pStyle w:val="Normal"/>
+              <w:jc w:val="right"/>
+              <w:pBdr>
+                <w:bottom w:val="none" w:sz="0" w:space="0" w:color="000000"/>
+                <w:top w:val="none" w:sz="0" w:space="0" w:color="000000"/>
+                <w:left w:val="none" w:sz="0" w:space="0" w:color="000000"/>
+                <w:right w:val="none" w:sz="0" w:space="0" w:color="000000"/>
+              </w:pBdr>
+              <w:spacing w:after="100" w:before="100" w:line="240"/>
+              <w:ind w:left="100" w:right="100" w:firstLine="0" w:firstLineChars="0"/>
+              <w:rPr>
+                <w:rFonts w:ascii="Times New Roman" w:hAnsi="Times New Roman" w:eastAsia="Times New Roman" w:cs="Times New Roman"/>
+                <w:i w:val="false"/>
+                <w:b w:val="false"/>
+                <w:u w:val="none"/>
+                <w:strike w:val="false"/>
+                <w:sz w:val="18"/>
+                <w:szCs w:val="18"/>
+                <w:color w:val="000000"/>
+              </w:rPr>
+            </w:pPr>
+            <w:r>
+              <w:rPr>
+                <w:rFonts w:ascii="Times New Roman" w:hAnsi="Times New Roman" w:eastAsia="Times New Roman" w:cs="Times New Roman"/>
+                <w:i w:val="false"/>
+                <w:b w:val="false"/>
+                <w:u w:val="none"/>
+                <w:strike w:val="false"/>
+                <w:sz w:val="18"/>
+                <w:szCs w:val="18"/>
+                <w:color w:val="000000"/>
+              </w:rPr>
+              <w:t xml:space="preserve">3</w:t>
+            </w:r>
+          </w:p>
+        </w:tc>
+        <w:tc>
+          <w:tcPr>
+            <w:tcBorders>
+              <w:bottom w:val="none" w:sz="0" w:space="0" w:color="000000"/>
+              <w:top w:val="none" w:sz="0" w:space="0" w:color="000000"/>
+              <w:left w:val="none" w:sz="0" w:space="0" w:color="000000"/>
+              <w:right w:val="none" w:sz="0" w:space="0" w:color="000000"/>
+            </w:tcBorders>
+            <w:shd w:val="clear" w:color="auto" w:fill="FFFFFF"/>
+            <w:tcMar>
+              <w:top w:w="0" w:type="dxa"/>
+              <w:bottom w:w="0" w:type="dxa"/>
+              <w:left w:w="0" w:type="dxa"/>
+              <w:right w:w="0" w:type="dxa"/>
+            </w:tcMar>
+            <w:vAlign w:val="center"/>
+          </w:tcPr>
+          <w:p>
+            <w:pPr>
+              <w:pStyle w:val="Normal"/>
+              <w:jc w:val="left"/>
+              <w:pBdr>
+                <w:bottom w:val="none" w:sz="0" w:space="0" w:color="000000"/>
+                <w:top w:val="none" w:sz="0" w:space="0" w:color="000000"/>
+                <w:left w:val="none" w:sz="0" w:space="0" w:color="000000"/>
+                <w:right w:val="none" w:sz="0" w:space="0" w:color="000000"/>
+              </w:pBdr>
+              <w:spacing w:after="100" w:before="100" w:line="240"/>
+              <w:ind w:left="100" w:right="100" w:firstLine="0" w:firstLineChars="0"/>
+              <w:rPr>
+                <w:rFonts w:ascii="Times New Roman" w:hAnsi="Times New Roman" w:eastAsia="Times New Roman" w:cs="Times New Roman"/>
+                <w:i w:val="false"/>
+                <w:b w:val="false"/>
+                <w:u w:val="none"/>
+                <w:strike w:val="false"/>
+                <w:sz w:val="18"/>
+                <w:szCs w:val="18"/>
+                <w:color w:val="000000"/>
+              </w:rPr>
+            </w:pPr>
+            <w:r>
+              <w:rPr>
+                <w:rFonts w:ascii="Times New Roman" w:hAnsi="Times New Roman" w:eastAsia="Times New Roman" w:cs="Times New Roman"/>
+                <w:i w:val="false"/>
+                <w:b w:val="false"/>
+                <w:u w:val="none"/>
+                <w:strike w:val="false"/>
+                <w:sz w:val="18"/>
+                <w:szCs w:val="18"/>
+                <w:color w:val="000000"/>
+              </w:rPr>
+              <w:t xml:space="preserve">Reference</w:t>
+            </w:r>
+          </w:p>
+        </w:tc>
+        <w:tc>
+          <w:tcPr>
+            <w:tcBorders>
+              <w:bottom w:val="none" w:sz="0" w:space="0" w:color="000000"/>
+              <w:top w:val="none" w:sz="0" w:space="0" w:color="000000"/>
+              <w:left w:val="none" w:sz="0" w:space="0" w:color="000000"/>
+              <w:right w:val="none" w:sz="0" w:space="0" w:color="000000"/>
+            </w:tcBorders>
+            <w:shd w:val="clear" w:color="auto" w:fill="FFFFFF"/>
+            <w:tcMar>
+              <w:top w:w="0" w:type="dxa"/>
+              <w:bottom w:w="0" w:type="dxa"/>
+              <w:left w:w="0" w:type="dxa"/>
+              <w:right w:w="0" w:type="dxa"/>
+            </w:tcMar>
+            <w:vAlign w:val="center"/>
+          </w:tcPr>
+          <w:p>
+            <w:pPr>
+              <w:pStyle w:val="Normal"/>
+              <w:jc w:val="left"/>
+              <w:pBdr>
+                <w:bottom w:val="none" w:sz="0" w:space="0" w:color="000000"/>
+                <w:top w:val="none" w:sz="0" w:space="0" w:color="000000"/>
+                <w:left w:val="none" w:sz="0" w:space="0" w:color="000000"/>
+                <w:right w:val="none" w:sz="0" w:space="0" w:color="000000"/>
+              </w:pBdr>
+              <w:spacing w:after="100" w:before="100" w:line="240"/>
+              <w:ind w:left="100" w:right="100" w:firstLine="0" w:firstLineChars="0"/>
+              <w:rPr>
+                <w:rFonts w:ascii="Times New Roman" w:hAnsi="Times New Roman" w:eastAsia="Times New Roman" w:cs="Times New Roman"/>
+                <w:i w:val="false"/>
+                <w:b w:val="false"/>
+                <w:u w:val="none"/>
+                <w:strike w:val="false"/>
+                <w:sz w:val="18"/>
+                <w:szCs w:val="18"/>
+                <w:color w:val="000000"/>
+              </w:rPr>
+            </w:pPr>
+            <w:r>
+              <w:rPr>
+                <w:rFonts w:ascii="Times New Roman" w:hAnsi="Times New Roman" w:eastAsia="Times New Roman" w:cs="Times New Roman"/>
+                <w:i w:val="false"/>
+                <w:b w:val="false"/>
+                <w:u w:val="none"/>
+                <w:strike w:val="false"/>
+                <w:sz w:val="18"/>
+                <w:szCs w:val="18"/>
+                <w:color w:val="000000"/>
+              </w:rPr>
               <w:t xml:space="preserve"/>
-            </w:r>
-          </w:p>
-        </w:tc>
-        <w:tc>
-          <w:tcPr>
-            <w:tcBorders>
-              <w:bottom w:val="none" w:sz="0" w:space="0" w:color="000000"/>
-              <w:top w:val="none" w:sz="0" w:space="0" w:color="000000"/>
-              <w:left w:val="none" w:sz="0" w:space="0" w:color="000000"/>
-              <w:right w:val="none" w:sz="0" w:space="0" w:color="000000"/>
-            </w:tcBorders>
-            <w:shd w:val="clear" w:color="auto" w:fill="FFFFFF"/>
-            <w:tcMar>
-              <w:top w:w="0" w:type="dxa"/>
-              <w:bottom w:w="0" w:type="dxa"/>
-              <w:left w:w="0" w:type="dxa"/>
-              <w:right w:w="0" w:type="dxa"/>
-            </w:tcMar>
-            <w:vAlign w:val="center"/>
-          </w:tcPr>
-          <w:p>
-            <w:pPr>
-              <w:pStyle w:val="Normal"/>
-              <w:jc w:val="right"/>
-              <w:pBdr>
-                <w:bottom w:val="none" w:sz="0" w:space="0" w:color="000000"/>
-                <w:top w:val="none" w:sz="0" w:space="0" w:color="000000"/>
-                <w:left w:val="none" w:sz="0" w:space="0" w:color="000000"/>
-                <w:right w:val="none" w:sz="0" w:space="0" w:color="000000"/>
-              </w:pBdr>
-              <w:spacing w:after="100" w:before="100" w:line="240"/>
-              <w:ind w:left="100" w:right="100" w:firstLine="0" w:firstLineChars="0"/>
-              <w:rPr>
-                <w:rFonts w:ascii="Times New Roman" w:hAnsi="Times New Roman" w:eastAsia="Times New Roman" w:cs="Times New Roman"/>
-                <w:i w:val="false"/>
-                <w:b w:val="false"/>
-                <w:u w:val="none"/>
-                <w:strike w:val="false"/>
-                <w:sz w:val="18"/>
-                <w:szCs w:val="18"/>
-                <w:color w:val="000000"/>
-              </w:rPr>
-            </w:pPr>
-            <w:r>
-              <w:rPr>
-                <w:rFonts w:ascii="Times New Roman" w:hAnsi="Times New Roman" w:eastAsia="Times New Roman" w:cs="Times New Roman"/>
-                <w:i w:val="false"/>
-                <w:b w:val="false"/>
-                <w:u w:val="none"/>
-                <w:strike w:val="false"/>
-                <w:sz w:val="18"/>
-                <w:szCs w:val="18"/>
-                <w:color w:val="000000"/>
-              </w:rPr>
-              <w:t xml:space="preserve">151</w:t>
-            </w:r>
-          </w:p>
-        </w:tc>
-        <w:tc>
-          <w:tcPr>
-            <w:tcBorders>
-              <w:bottom w:val="none" w:sz="0" w:space="0" w:color="000000"/>
-              <w:top w:val="none" w:sz="0" w:space="0" w:color="000000"/>
-              <w:left w:val="none" w:sz="0" w:space="0" w:color="000000"/>
-              <w:right w:val="none" w:sz="0" w:space="0" w:color="000000"/>
-            </w:tcBorders>
-            <w:shd w:val="clear" w:color="auto" w:fill="FFFFFF"/>
-            <w:tcMar>
-              <w:top w:w="0" w:type="dxa"/>
-              <w:bottom w:w="0" w:type="dxa"/>
-              <w:left w:w="0" w:type="dxa"/>
-              <w:right w:w="0" w:type="dxa"/>
-            </w:tcMar>
-            <w:vAlign w:val="center"/>
-          </w:tcPr>
-          <w:p>
-            <w:pPr>
-              <w:pStyle w:val="Normal"/>
-              <w:jc w:val="right"/>
-              <w:pBdr>
-                <w:bottom w:val="none" w:sz="0" w:space="0" w:color="000000"/>
-                <w:top w:val="none" w:sz="0" w:space="0" w:color="000000"/>
-                <w:left w:val="none" w:sz="0" w:space="0" w:color="000000"/>
-                <w:right w:val="none" w:sz="0" w:space="0" w:color="000000"/>
-              </w:pBdr>
-              <w:spacing w:after="100" w:before="100" w:line="240"/>
-              <w:ind w:left="100" w:right="100" w:firstLine="0" w:firstLineChars="0"/>
-              <w:rPr>
-                <w:rFonts w:ascii="Times New Roman" w:hAnsi="Times New Roman" w:eastAsia="Times New Roman" w:cs="Times New Roman"/>
-                <w:i w:val="false"/>
-                <w:b w:val="false"/>
-                <w:u w:val="none"/>
-                <w:strike w:val="false"/>
-                <w:sz w:val="18"/>
-                <w:szCs w:val="18"/>
-                <w:color w:val="000000"/>
-              </w:rPr>
-            </w:pPr>
-            <w:r>
-              <w:rPr>
-                <w:rFonts w:ascii="Times New Roman" w:hAnsi="Times New Roman" w:eastAsia="Times New Roman" w:cs="Times New Roman"/>
-                <w:i w:val="false"/>
-                <w:b w:val="false"/>
-                <w:u w:val="none"/>
-                <w:strike w:val="false"/>
-                <w:sz w:val="18"/>
-                <w:szCs w:val="18"/>
-                <w:color w:val="000000"/>
-              </w:rPr>
-              <w:t xml:space="preserve">23</w:t>
-            </w:r>
-          </w:p>
-        </w:tc>
-        <w:tc>
-          <w:tcPr>
-            <w:tcBorders>
-              <w:bottom w:val="none" w:sz="0" w:space="0" w:color="000000"/>
-              <w:top w:val="none" w:sz="0" w:space="0" w:color="000000"/>
-              <w:left w:val="none" w:sz="0" w:space="0" w:color="000000"/>
-              <w:right w:val="none" w:sz="0" w:space="0" w:color="000000"/>
-            </w:tcBorders>
-            <w:shd w:val="clear" w:color="auto" w:fill="FFFFFF"/>
-            <w:tcMar>
-              <w:top w:w="0" w:type="dxa"/>
-              <w:bottom w:w="0" w:type="dxa"/>
-              <w:left w:w="0" w:type="dxa"/>
-              <w:right w:w="0" w:type="dxa"/>
-            </w:tcMar>
-            <w:vAlign w:val="center"/>
-          </w:tcPr>
-          <w:p>
-            <w:pPr>
-              <w:pStyle w:val="Normal"/>
-              <w:jc w:val="left"/>
-              <w:pBdr>
-                <w:bottom w:val="none" w:sz="0" w:space="0" w:color="000000"/>
-                <w:top w:val="none" w:sz="0" w:space="0" w:color="000000"/>
-                <w:left w:val="none" w:sz="0" w:space="0" w:color="000000"/>
-                <w:right w:val="none" w:sz="0" w:space="0" w:color="000000"/>
-              </w:pBdr>
-              <w:spacing w:after="100" w:before="100" w:line="240"/>
-              <w:ind w:left="100" w:right="100" w:firstLine="0" w:firstLineChars="0"/>
-              <w:rPr>
-                <w:rFonts w:ascii="Times New Roman" w:hAnsi="Times New Roman" w:eastAsia="Times New Roman" w:cs="Times New Roman"/>
-                <w:i w:val="false"/>
-                <w:b w:val="false"/>
-                <w:u w:val="none"/>
-                <w:strike w:val="false"/>
-                <w:sz w:val="18"/>
-                <w:szCs w:val="18"/>
-                <w:color w:val="000000"/>
-              </w:rPr>
-            </w:pPr>
-            <w:r>
-              <w:rPr>
-                <w:rFonts w:ascii="Times New Roman" w:hAnsi="Times New Roman" w:eastAsia="Times New Roman" w:cs="Times New Roman"/>
-                <w:i w:val="false"/>
-                <w:b w:val="false"/>
-                <w:u w:val="none"/>
-                <w:strike w:val="false"/>
-                <w:sz w:val="18"/>
-                <w:szCs w:val="18"/>
-                <w:color w:val="000000"/>
-              </w:rPr>
-              <w:t xml:space="preserve">2.42 (1.42–4.10)</w:t>
-            </w:r>
-          </w:p>
-        </w:tc>
-        <w:tc>
-          <w:tcPr>
-            <w:tcBorders>
-              <w:bottom w:val="none" w:sz="0" w:space="0" w:color="000000"/>
-              <w:top w:val="none" w:sz="0" w:space="0" w:color="000000"/>
-              <w:left w:val="none" w:sz="0" w:space="0" w:color="000000"/>
-              <w:right w:val="none" w:sz="0" w:space="0" w:color="000000"/>
-            </w:tcBorders>
-            <w:shd w:val="clear" w:color="auto" w:fill="FFFFFF"/>
-            <w:tcMar>
-              <w:top w:w="0" w:type="dxa"/>
-              <w:bottom w:w="0" w:type="dxa"/>
-              <w:left w:w="0" w:type="dxa"/>
-              <w:right w:w="0" w:type="dxa"/>
-            </w:tcMar>
-            <w:vAlign w:val="center"/>
-          </w:tcPr>
-          <w:p>
-            <w:pPr>
-              <w:pStyle w:val="Normal"/>
-              <w:jc w:val="left"/>
-              <w:pBdr>
-                <w:bottom w:val="none" w:sz="0" w:space="0" w:color="000000"/>
-                <w:top w:val="none" w:sz="0" w:space="0" w:color="000000"/>
-                <w:left w:val="none" w:sz="0" w:space="0" w:color="000000"/>
-                <w:right w:val="none" w:sz="0" w:space="0" w:color="000000"/>
-              </w:pBdr>
-              <w:spacing w:after="100" w:before="100" w:line="240"/>
-              <w:ind w:left="100" w:right="100" w:firstLine="0" w:firstLineChars="0"/>
-              <w:rPr>
-                <w:rFonts w:ascii="Times New Roman" w:hAnsi="Times New Roman" w:eastAsia="Times New Roman" w:cs="Times New Roman"/>
-                <w:i w:val="false"/>
-                <w:b w:val="false"/>
-                <w:u w:val="none"/>
-                <w:strike w:val="false"/>
-                <w:sz w:val="18"/>
-                <w:szCs w:val="18"/>
-                <w:color w:val="000000"/>
-              </w:rPr>
-            </w:pPr>
-            <w:r>
-              <w:rPr>
-                <w:rFonts w:ascii="Times New Roman" w:hAnsi="Times New Roman" w:eastAsia="Times New Roman" w:cs="Times New Roman"/>
-                <w:i w:val="false"/>
-                <w:b w:val="false"/>
-                <w:u w:val="none"/>
-                <w:strike w:val="false"/>
-                <w:sz w:val="18"/>
-                <w:szCs w:val="18"/>
-                <w:color w:val="000000"/>
-              </w:rPr>
-              <w:t xml:space="preserve">0.001</w:t>
             </w:r>
           </w:p>
         </w:tc>
@@ -1659,7 +1659,7 @@
                 <w:szCs w:val="18"/>
                 <w:color w:val="000000"/>
               </w:rPr>
-              <w:t xml:space="preserve">Sex</w:t>
+              <w:t xml:space="preserve"/>
             </w:r>
           </w:p>
         </w:tc>
@@ -1714,7 +1714,7 @@
                 <w:szCs w:val="18"/>
                 <w:color w:val="000000"/>
               </w:rPr>
-              <w:t xml:space="preserve">Male (ref)</w:t>
+              <w:t xml:space="preserve">≥66</w:t>
             </w:r>
           </w:p>
         </w:tc>
@@ -1769,7 +1769,7 @@
                 <w:szCs w:val="18"/>
                 <w:color w:val="000000"/>
               </w:rPr>
-              <w:t xml:space="preserve">84</w:t>
+              <w:t xml:space="preserve">48</w:t>
             </w:r>
           </w:p>
         </w:tc>
@@ -1824,7 +1824,7 @@
                 <w:szCs w:val="18"/>
                 <w:color w:val="000000"/>
               </w:rPr>
-              <w:t xml:space="preserve">12</w:t>
+              <w:t xml:space="preserve">10</w:t>
             </w:r>
           </w:p>
         </w:tc>
@@ -1879,7 +1879,7 @@
                 <w:szCs w:val="18"/>
                 <w:color w:val="000000"/>
               </w:rPr>
-              <w:t xml:space="preserve">Reference</w:t>
+              <w:t xml:space="preserve">3.70 (1.00–13.69)</w:t>
             </w:r>
           </w:p>
         </w:tc>
@@ -1934,7 +1934,7 @@
                 <w:szCs w:val="18"/>
                 <w:color w:val="000000"/>
               </w:rPr>
-              <w:t xml:space="preserve"/>
+              <w:t xml:space="preserve">0.050</w:t>
             </w:r>
           </w:p>
         </w:tc>
@@ -2049,282 +2049,282 @@
                 <w:szCs w:val="18"/>
                 <w:color w:val="000000"/>
               </w:rPr>
+              <w:t xml:space="preserve">Sex</w:t>
+            </w:r>
+          </w:p>
+        </w:tc>
+        <w:tc>
+          <w:tcPr>
+            <w:tcBorders>
+              <w:bottom w:val="none" w:sz="0" w:space="0" w:color="000000"/>
+              <w:top w:val="none" w:sz="0" w:space="0" w:color="000000"/>
+              <w:left w:val="none" w:sz="0" w:space="0" w:color="000000"/>
+              <w:right w:val="none" w:sz="0" w:space="0" w:color="000000"/>
+            </w:tcBorders>
+            <w:shd w:val="clear" w:color="auto" w:fill="FFFFFF"/>
+            <w:tcMar>
+              <w:top w:w="0" w:type="dxa"/>
+              <w:bottom w:w="0" w:type="dxa"/>
+              <w:left w:w="0" w:type="dxa"/>
+              <w:right w:w="0" w:type="dxa"/>
+            </w:tcMar>
+            <w:vAlign w:val="center"/>
+          </w:tcPr>
+          <w:p>
+            <w:pPr>
+              <w:pStyle w:val="Normal"/>
+              <w:jc w:val="left"/>
+              <w:pBdr>
+                <w:bottom w:val="none" w:sz="0" w:space="0" w:color="000000"/>
+                <w:top w:val="none" w:sz="0" w:space="0" w:color="000000"/>
+                <w:left w:val="none" w:sz="0" w:space="0" w:color="000000"/>
+                <w:right w:val="none" w:sz="0" w:space="0" w:color="000000"/>
+              </w:pBdr>
+              <w:spacing w:after="100" w:before="100" w:line="240"/>
+              <w:ind w:left="100" w:right="100" w:firstLine="0" w:firstLineChars="0"/>
+              <w:rPr>
+                <w:rFonts w:ascii="Times New Roman" w:hAnsi="Times New Roman" w:eastAsia="Times New Roman" w:cs="Times New Roman"/>
+                <w:i w:val="false"/>
+                <w:b w:val="false"/>
+                <w:u w:val="none"/>
+                <w:strike w:val="false"/>
+                <w:sz w:val="18"/>
+                <w:szCs w:val="18"/>
+                <w:color w:val="000000"/>
+              </w:rPr>
+            </w:pPr>
+            <w:r>
+              <w:rPr>
+                <w:rFonts w:ascii="Times New Roman" w:hAnsi="Times New Roman" w:eastAsia="Times New Roman" w:cs="Times New Roman"/>
+                <w:i w:val="false"/>
+                <w:b w:val="false"/>
+                <w:u w:val="none"/>
+                <w:strike w:val="false"/>
+                <w:sz w:val="18"/>
+                <w:szCs w:val="18"/>
+                <w:color w:val="000000"/>
+              </w:rPr>
+              <w:t xml:space="preserve">Male (ref)</w:t>
+            </w:r>
+          </w:p>
+        </w:tc>
+        <w:tc>
+          <w:tcPr>
+            <w:tcBorders>
+              <w:bottom w:val="none" w:sz="0" w:space="0" w:color="000000"/>
+              <w:top w:val="none" w:sz="0" w:space="0" w:color="000000"/>
+              <w:left w:val="none" w:sz="0" w:space="0" w:color="000000"/>
+              <w:right w:val="none" w:sz="0" w:space="0" w:color="000000"/>
+            </w:tcBorders>
+            <w:shd w:val="clear" w:color="auto" w:fill="FFFFFF"/>
+            <w:tcMar>
+              <w:top w:w="0" w:type="dxa"/>
+              <w:bottom w:w="0" w:type="dxa"/>
+              <w:left w:w="0" w:type="dxa"/>
+              <w:right w:w="0" w:type="dxa"/>
+            </w:tcMar>
+            <w:vAlign w:val="center"/>
+          </w:tcPr>
+          <w:p>
+            <w:pPr>
+              <w:pStyle w:val="Normal"/>
+              <w:jc w:val="right"/>
+              <w:pBdr>
+                <w:bottom w:val="none" w:sz="0" w:space="0" w:color="000000"/>
+                <w:top w:val="none" w:sz="0" w:space="0" w:color="000000"/>
+                <w:left w:val="none" w:sz="0" w:space="0" w:color="000000"/>
+                <w:right w:val="none" w:sz="0" w:space="0" w:color="000000"/>
+              </w:pBdr>
+              <w:spacing w:after="100" w:before="100" w:line="240"/>
+              <w:ind w:left="100" w:right="100" w:firstLine="0" w:firstLineChars="0"/>
+              <w:rPr>
+                <w:rFonts w:ascii="Times New Roman" w:hAnsi="Times New Roman" w:eastAsia="Times New Roman" w:cs="Times New Roman"/>
+                <w:i w:val="false"/>
+                <w:b w:val="false"/>
+                <w:u w:val="none"/>
+                <w:strike w:val="false"/>
+                <w:sz w:val="18"/>
+                <w:szCs w:val="18"/>
+                <w:color w:val="000000"/>
+              </w:rPr>
+            </w:pPr>
+            <w:r>
+              <w:rPr>
+                <w:rFonts w:ascii="Times New Roman" w:hAnsi="Times New Roman" w:eastAsia="Times New Roman" w:cs="Times New Roman"/>
+                <w:i w:val="false"/>
+                <w:b w:val="false"/>
+                <w:u w:val="none"/>
+                <w:strike w:val="false"/>
+                <w:sz w:val="18"/>
+                <w:szCs w:val="18"/>
+                <w:color w:val="000000"/>
+              </w:rPr>
+              <w:t xml:space="preserve">62</w:t>
+            </w:r>
+          </w:p>
+        </w:tc>
+        <w:tc>
+          <w:tcPr>
+            <w:tcBorders>
+              <w:bottom w:val="none" w:sz="0" w:space="0" w:color="000000"/>
+              <w:top w:val="none" w:sz="0" w:space="0" w:color="000000"/>
+              <w:left w:val="none" w:sz="0" w:space="0" w:color="000000"/>
+              <w:right w:val="none" w:sz="0" w:space="0" w:color="000000"/>
+            </w:tcBorders>
+            <w:shd w:val="clear" w:color="auto" w:fill="FFFFFF"/>
+            <w:tcMar>
+              <w:top w:w="0" w:type="dxa"/>
+              <w:bottom w:w="0" w:type="dxa"/>
+              <w:left w:w="0" w:type="dxa"/>
+              <w:right w:w="0" w:type="dxa"/>
+            </w:tcMar>
+            <w:vAlign w:val="center"/>
+          </w:tcPr>
+          <w:p>
+            <w:pPr>
+              <w:pStyle w:val="Normal"/>
+              <w:jc w:val="right"/>
+              <w:pBdr>
+                <w:bottom w:val="none" w:sz="0" w:space="0" w:color="000000"/>
+                <w:top w:val="none" w:sz="0" w:space="0" w:color="000000"/>
+                <w:left w:val="none" w:sz="0" w:space="0" w:color="000000"/>
+                <w:right w:val="none" w:sz="0" w:space="0" w:color="000000"/>
+              </w:pBdr>
+              <w:spacing w:after="100" w:before="100" w:line="240"/>
+              <w:ind w:left="100" w:right="100" w:firstLine="0" w:firstLineChars="0"/>
+              <w:rPr>
+                <w:rFonts w:ascii="Times New Roman" w:hAnsi="Times New Roman" w:eastAsia="Times New Roman" w:cs="Times New Roman"/>
+                <w:i w:val="false"/>
+                <w:b w:val="false"/>
+                <w:u w:val="none"/>
+                <w:strike w:val="false"/>
+                <w:sz w:val="18"/>
+                <w:szCs w:val="18"/>
+                <w:color w:val="000000"/>
+              </w:rPr>
+            </w:pPr>
+            <w:r>
+              <w:rPr>
+                <w:rFonts w:ascii="Times New Roman" w:hAnsi="Times New Roman" w:eastAsia="Times New Roman" w:cs="Times New Roman"/>
+                <w:i w:val="false"/>
+                <w:b w:val="false"/>
+                <w:u w:val="none"/>
+                <w:strike w:val="false"/>
+                <w:sz w:val="18"/>
+                <w:szCs w:val="18"/>
+                <w:color w:val="000000"/>
+              </w:rPr>
+              <w:t xml:space="preserve">9</w:t>
+            </w:r>
+          </w:p>
+        </w:tc>
+        <w:tc>
+          <w:tcPr>
+            <w:tcBorders>
+              <w:bottom w:val="none" w:sz="0" w:space="0" w:color="000000"/>
+              <w:top w:val="none" w:sz="0" w:space="0" w:color="000000"/>
+              <w:left w:val="none" w:sz="0" w:space="0" w:color="000000"/>
+              <w:right w:val="none" w:sz="0" w:space="0" w:color="000000"/>
+            </w:tcBorders>
+            <w:shd w:val="clear" w:color="auto" w:fill="FFFFFF"/>
+            <w:tcMar>
+              <w:top w:w="0" w:type="dxa"/>
+              <w:bottom w:w="0" w:type="dxa"/>
+              <w:left w:w="0" w:type="dxa"/>
+              <w:right w:w="0" w:type="dxa"/>
+            </w:tcMar>
+            <w:vAlign w:val="center"/>
+          </w:tcPr>
+          <w:p>
+            <w:pPr>
+              <w:pStyle w:val="Normal"/>
+              <w:jc w:val="left"/>
+              <w:pBdr>
+                <w:bottom w:val="none" w:sz="0" w:space="0" w:color="000000"/>
+                <w:top w:val="none" w:sz="0" w:space="0" w:color="000000"/>
+                <w:left w:val="none" w:sz="0" w:space="0" w:color="000000"/>
+                <w:right w:val="none" w:sz="0" w:space="0" w:color="000000"/>
+              </w:pBdr>
+              <w:spacing w:after="100" w:before="100" w:line="240"/>
+              <w:ind w:left="100" w:right="100" w:firstLine="0" w:firstLineChars="0"/>
+              <w:rPr>
+                <w:rFonts w:ascii="Times New Roman" w:hAnsi="Times New Roman" w:eastAsia="Times New Roman" w:cs="Times New Roman"/>
+                <w:i w:val="false"/>
+                <w:b w:val="false"/>
+                <w:u w:val="none"/>
+                <w:strike w:val="false"/>
+                <w:sz w:val="18"/>
+                <w:szCs w:val="18"/>
+                <w:color w:val="000000"/>
+              </w:rPr>
+            </w:pPr>
+            <w:r>
+              <w:rPr>
+                <w:rFonts w:ascii="Times New Roman" w:hAnsi="Times New Roman" w:eastAsia="Times New Roman" w:cs="Times New Roman"/>
+                <w:i w:val="false"/>
+                <w:b w:val="false"/>
+                <w:u w:val="none"/>
+                <w:strike w:val="false"/>
+                <w:sz w:val="18"/>
+                <w:szCs w:val="18"/>
+                <w:color w:val="000000"/>
+              </w:rPr>
+              <w:t xml:space="preserve">Reference</w:t>
+            </w:r>
+          </w:p>
+        </w:tc>
+        <w:tc>
+          <w:tcPr>
+            <w:tcBorders>
+              <w:bottom w:val="none" w:sz="0" w:space="0" w:color="000000"/>
+              <w:top w:val="none" w:sz="0" w:space="0" w:color="000000"/>
+              <w:left w:val="none" w:sz="0" w:space="0" w:color="000000"/>
+              <w:right w:val="none" w:sz="0" w:space="0" w:color="000000"/>
+            </w:tcBorders>
+            <w:shd w:val="clear" w:color="auto" w:fill="FFFFFF"/>
+            <w:tcMar>
+              <w:top w:w="0" w:type="dxa"/>
+              <w:bottom w:w="0" w:type="dxa"/>
+              <w:left w:w="0" w:type="dxa"/>
+              <w:right w:w="0" w:type="dxa"/>
+            </w:tcMar>
+            <w:vAlign w:val="center"/>
+          </w:tcPr>
+          <w:p>
+            <w:pPr>
+              <w:pStyle w:val="Normal"/>
+              <w:jc w:val="left"/>
+              <w:pBdr>
+                <w:bottom w:val="none" w:sz="0" w:space="0" w:color="000000"/>
+                <w:top w:val="none" w:sz="0" w:space="0" w:color="000000"/>
+                <w:left w:val="none" w:sz="0" w:space="0" w:color="000000"/>
+                <w:right w:val="none" w:sz="0" w:space="0" w:color="000000"/>
+              </w:pBdr>
+              <w:spacing w:after="100" w:before="100" w:line="240"/>
+              <w:ind w:left="100" w:right="100" w:firstLine="0" w:firstLineChars="0"/>
+              <w:rPr>
+                <w:rFonts w:ascii="Times New Roman" w:hAnsi="Times New Roman" w:eastAsia="Times New Roman" w:cs="Times New Roman"/>
+                <w:i w:val="false"/>
+                <w:b w:val="false"/>
+                <w:u w:val="none"/>
+                <w:strike w:val="false"/>
+                <w:sz w:val="18"/>
+                <w:szCs w:val="18"/>
+                <w:color w:val="000000"/>
+              </w:rPr>
+            </w:pPr>
+            <w:r>
+              <w:rPr>
+                <w:rFonts w:ascii="Times New Roman" w:hAnsi="Times New Roman" w:eastAsia="Times New Roman" w:cs="Times New Roman"/>
+                <w:i w:val="false"/>
+                <w:b w:val="false"/>
+                <w:u w:val="none"/>
+                <w:strike w:val="false"/>
+                <w:sz w:val="18"/>
+                <w:szCs w:val="18"/>
+                <w:color w:val="000000"/>
+              </w:rPr>
               <w:t xml:space="preserve"/>
-            </w:r>
-          </w:p>
-        </w:tc>
-        <w:tc>
-          <w:tcPr>
-            <w:tcBorders>
-              <w:bottom w:val="none" w:sz="0" w:space="0" w:color="000000"/>
-              <w:top w:val="none" w:sz="0" w:space="0" w:color="000000"/>
-              <w:left w:val="none" w:sz="0" w:space="0" w:color="000000"/>
-              <w:right w:val="none" w:sz="0" w:space="0" w:color="000000"/>
-            </w:tcBorders>
-            <w:shd w:val="clear" w:color="auto" w:fill="FFFFFF"/>
-            <w:tcMar>
-              <w:top w:w="0" w:type="dxa"/>
-              <w:bottom w:w="0" w:type="dxa"/>
-              <w:left w:w="0" w:type="dxa"/>
-              <w:right w:w="0" w:type="dxa"/>
-            </w:tcMar>
-            <w:vAlign w:val="center"/>
-          </w:tcPr>
-          <w:p>
-            <w:pPr>
-              <w:pStyle w:val="Normal"/>
-              <w:jc w:val="left"/>
-              <w:pBdr>
-                <w:bottom w:val="none" w:sz="0" w:space="0" w:color="000000"/>
-                <w:top w:val="none" w:sz="0" w:space="0" w:color="000000"/>
-                <w:left w:val="none" w:sz="0" w:space="0" w:color="000000"/>
-                <w:right w:val="none" w:sz="0" w:space="0" w:color="000000"/>
-              </w:pBdr>
-              <w:spacing w:after="100" w:before="100" w:line="240"/>
-              <w:ind w:left="100" w:right="100" w:firstLine="0" w:firstLineChars="0"/>
-              <w:rPr>
-                <w:rFonts w:ascii="Times New Roman" w:hAnsi="Times New Roman" w:eastAsia="Times New Roman" w:cs="Times New Roman"/>
-                <w:i w:val="false"/>
-                <w:b w:val="false"/>
-                <w:u w:val="none"/>
-                <w:strike w:val="false"/>
-                <w:sz w:val="18"/>
-                <w:szCs w:val="18"/>
-                <w:color w:val="000000"/>
-              </w:rPr>
-            </w:pPr>
-            <w:r>
-              <w:rPr>
-                <w:rFonts w:ascii="Times New Roman" w:hAnsi="Times New Roman" w:eastAsia="Times New Roman" w:cs="Times New Roman"/>
-                <w:i w:val="false"/>
-                <w:b w:val="false"/>
-                <w:u w:val="none"/>
-                <w:strike w:val="false"/>
-                <w:sz w:val="18"/>
-                <w:szCs w:val="18"/>
-                <w:color w:val="000000"/>
-              </w:rPr>
-              <w:t xml:space="preserve">Female</w:t>
-            </w:r>
-          </w:p>
-        </w:tc>
-        <w:tc>
-          <w:tcPr>
-            <w:tcBorders>
-              <w:bottom w:val="none" w:sz="0" w:space="0" w:color="000000"/>
-              <w:top w:val="none" w:sz="0" w:space="0" w:color="000000"/>
-              <w:left w:val="none" w:sz="0" w:space="0" w:color="000000"/>
-              <w:right w:val="none" w:sz="0" w:space="0" w:color="000000"/>
-            </w:tcBorders>
-            <w:shd w:val="clear" w:color="auto" w:fill="FFFFFF"/>
-            <w:tcMar>
-              <w:top w:w="0" w:type="dxa"/>
-              <w:bottom w:w="0" w:type="dxa"/>
-              <w:left w:w="0" w:type="dxa"/>
-              <w:right w:w="0" w:type="dxa"/>
-            </w:tcMar>
-            <w:vAlign w:val="center"/>
-          </w:tcPr>
-          <w:p>
-            <w:pPr>
-              <w:pStyle w:val="Normal"/>
-              <w:jc w:val="right"/>
-              <w:pBdr>
-                <w:bottom w:val="none" w:sz="0" w:space="0" w:color="000000"/>
-                <w:top w:val="none" w:sz="0" w:space="0" w:color="000000"/>
-                <w:left w:val="none" w:sz="0" w:space="0" w:color="000000"/>
-                <w:right w:val="none" w:sz="0" w:space="0" w:color="000000"/>
-              </w:pBdr>
-              <w:spacing w:after="100" w:before="100" w:line="240"/>
-              <w:ind w:left="100" w:right="100" w:firstLine="0" w:firstLineChars="0"/>
-              <w:rPr>
-                <w:rFonts w:ascii="Times New Roman" w:hAnsi="Times New Roman" w:eastAsia="Times New Roman" w:cs="Times New Roman"/>
-                <w:i w:val="false"/>
-                <w:b w:val="false"/>
-                <w:u w:val="none"/>
-                <w:strike w:val="false"/>
-                <w:sz w:val="18"/>
-                <w:szCs w:val="18"/>
-                <w:color w:val="000000"/>
-              </w:rPr>
-            </w:pPr>
-            <w:r>
-              <w:rPr>
-                <w:rFonts w:ascii="Times New Roman" w:hAnsi="Times New Roman" w:eastAsia="Times New Roman" w:cs="Times New Roman"/>
-                <w:i w:val="false"/>
-                <w:b w:val="false"/>
-                <w:u w:val="none"/>
-                <w:strike w:val="false"/>
-                <w:sz w:val="18"/>
-                <w:szCs w:val="18"/>
-                <w:color w:val="000000"/>
-              </w:rPr>
-              <w:t xml:space="preserve">67</w:t>
-            </w:r>
-          </w:p>
-        </w:tc>
-        <w:tc>
-          <w:tcPr>
-            <w:tcBorders>
-              <w:bottom w:val="none" w:sz="0" w:space="0" w:color="000000"/>
-              <w:top w:val="none" w:sz="0" w:space="0" w:color="000000"/>
-              <w:left w:val="none" w:sz="0" w:space="0" w:color="000000"/>
-              <w:right w:val="none" w:sz="0" w:space="0" w:color="000000"/>
-            </w:tcBorders>
-            <w:shd w:val="clear" w:color="auto" w:fill="FFFFFF"/>
-            <w:tcMar>
-              <w:top w:w="0" w:type="dxa"/>
-              <w:bottom w:w="0" w:type="dxa"/>
-              <w:left w:w="0" w:type="dxa"/>
-              <w:right w:w="0" w:type="dxa"/>
-            </w:tcMar>
-            <w:vAlign w:val="center"/>
-          </w:tcPr>
-          <w:p>
-            <w:pPr>
-              <w:pStyle w:val="Normal"/>
-              <w:jc w:val="right"/>
-              <w:pBdr>
-                <w:bottom w:val="none" w:sz="0" w:space="0" w:color="000000"/>
-                <w:top w:val="none" w:sz="0" w:space="0" w:color="000000"/>
-                <w:left w:val="none" w:sz="0" w:space="0" w:color="000000"/>
-                <w:right w:val="none" w:sz="0" w:space="0" w:color="000000"/>
-              </w:pBdr>
-              <w:spacing w:after="100" w:before="100" w:line="240"/>
-              <w:ind w:left="100" w:right="100" w:firstLine="0" w:firstLineChars="0"/>
-              <w:rPr>
-                <w:rFonts w:ascii="Times New Roman" w:hAnsi="Times New Roman" w:eastAsia="Times New Roman" w:cs="Times New Roman"/>
-                <w:i w:val="false"/>
-                <w:b w:val="false"/>
-                <w:u w:val="none"/>
-                <w:strike w:val="false"/>
-                <w:sz w:val="18"/>
-                <w:szCs w:val="18"/>
-                <w:color w:val="000000"/>
-              </w:rPr>
-            </w:pPr>
-            <w:r>
-              <w:rPr>
-                <w:rFonts w:ascii="Times New Roman" w:hAnsi="Times New Roman" w:eastAsia="Times New Roman" w:cs="Times New Roman"/>
-                <w:i w:val="false"/>
-                <w:b w:val="false"/>
-                <w:u w:val="none"/>
-                <w:strike w:val="false"/>
-                <w:sz w:val="18"/>
-                <w:szCs w:val="18"/>
-                <w:color w:val="000000"/>
-              </w:rPr>
-              <w:t xml:space="preserve">11</w:t>
-            </w:r>
-          </w:p>
-        </w:tc>
-        <w:tc>
-          <w:tcPr>
-            <w:tcBorders>
-              <w:bottom w:val="none" w:sz="0" w:space="0" w:color="000000"/>
-              <w:top w:val="none" w:sz="0" w:space="0" w:color="000000"/>
-              <w:left w:val="none" w:sz="0" w:space="0" w:color="000000"/>
-              <w:right w:val="none" w:sz="0" w:space="0" w:color="000000"/>
-            </w:tcBorders>
-            <w:shd w:val="clear" w:color="auto" w:fill="FFFFFF"/>
-            <w:tcMar>
-              <w:top w:w="0" w:type="dxa"/>
-              <w:bottom w:w="0" w:type="dxa"/>
-              <w:left w:w="0" w:type="dxa"/>
-              <w:right w:w="0" w:type="dxa"/>
-            </w:tcMar>
-            <w:vAlign w:val="center"/>
-          </w:tcPr>
-          <w:p>
-            <w:pPr>
-              <w:pStyle w:val="Normal"/>
-              <w:jc w:val="left"/>
-              <w:pBdr>
-                <w:bottom w:val="none" w:sz="0" w:space="0" w:color="000000"/>
-                <w:top w:val="none" w:sz="0" w:space="0" w:color="000000"/>
-                <w:left w:val="none" w:sz="0" w:space="0" w:color="000000"/>
-                <w:right w:val="none" w:sz="0" w:space="0" w:color="000000"/>
-              </w:pBdr>
-              <w:spacing w:after="100" w:before="100" w:line="240"/>
-              <w:ind w:left="100" w:right="100" w:firstLine="0" w:firstLineChars="0"/>
-              <w:rPr>
-                <w:rFonts w:ascii="Times New Roman" w:hAnsi="Times New Roman" w:eastAsia="Times New Roman" w:cs="Times New Roman"/>
-                <w:i w:val="false"/>
-                <w:b w:val="false"/>
-                <w:u w:val="none"/>
-                <w:strike w:val="false"/>
-                <w:sz w:val="18"/>
-                <w:szCs w:val="18"/>
-                <w:color w:val="000000"/>
-              </w:rPr>
-            </w:pPr>
-            <w:r>
-              <w:rPr>
-                <w:rFonts w:ascii="Times New Roman" w:hAnsi="Times New Roman" w:eastAsia="Times New Roman" w:cs="Times New Roman"/>
-                <w:i w:val="false"/>
-                <w:b w:val="false"/>
-                <w:u w:val="none"/>
-                <w:strike w:val="false"/>
-                <w:sz w:val="18"/>
-                <w:szCs w:val="18"/>
-                <w:color w:val="000000"/>
-              </w:rPr>
-              <w:t xml:space="preserve">1.04 (0.45–2.42)</w:t>
-            </w:r>
-          </w:p>
-        </w:tc>
-        <w:tc>
-          <w:tcPr>
-            <w:tcBorders>
-              <w:bottom w:val="none" w:sz="0" w:space="0" w:color="000000"/>
-              <w:top w:val="none" w:sz="0" w:space="0" w:color="000000"/>
-              <w:left w:val="none" w:sz="0" w:space="0" w:color="000000"/>
-              <w:right w:val="none" w:sz="0" w:space="0" w:color="000000"/>
-            </w:tcBorders>
-            <w:shd w:val="clear" w:color="auto" w:fill="FFFFFF"/>
-            <w:tcMar>
-              <w:top w:w="0" w:type="dxa"/>
-              <w:bottom w:w="0" w:type="dxa"/>
-              <w:left w:w="0" w:type="dxa"/>
-              <w:right w:w="0" w:type="dxa"/>
-            </w:tcMar>
-            <w:vAlign w:val="center"/>
-          </w:tcPr>
-          <w:p>
-            <w:pPr>
-              <w:pStyle w:val="Normal"/>
-              <w:jc w:val="left"/>
-              <w:pBdr>
-                <w:bottom w:val="none" w:sz="0" w:space="0" w:color="000000"/>
-                <w:top w:val="none" w:sz="0" w:space="0" w:color="000000"/>
-                <w:left w:val="none" w:sz="0" w:space="0" w:color="000000"/>
-                <w:right w:val="none" w:sz="0" w:space="0" w:color="000000"/>
-              </w:pBdr>
-              <w:spacing w:after="100" w:before="100" w:line="240"/>
-              <w:ind w:left="100" w:right="100" w:firstLine="0" w:firstLineChars="0"/>
-              <w:rPr>
-                <w:rFonts w:ascii="Times New Roman" w:hAnsi="Times New Roman" w:eastAsia="Times New Roman" w:cs="Times New Roman"/>
-                <w:i w:val="false"/>
-                <w:b w:val="false"/>
-                <w:u w:val="none"/>
-                <w:strike w:val="false"/>
-                <w:sz w:val="18"/>
-                <w:szCs w:val="18"/>
-                <w:color w:val="000000"/>
-              </w:rPr>
-            </w:pPr>
-            <w:r>
-              <w:rPr>
-                <w:rFonts w:ascii="Times New Roman" w:hAnsi="Times New Roman" w:eastAsia="Times New Roman" w:cs="Times New Roman"/>
-                <w:i w:val="false"/>
-                <w:b w:val="false"/>
-                <w:u w:val="none"/>
-                <w:strike w:val="false"/>
-                <w:sz w:val="18"/>
-                <w:szCs w:val="18"/>
-                <w:color w:val="000000"/>
-              </w:rPr>
-              <w:t xml:space="preserve">0.923</w:t>
             </w:r>
           </w:p>
         </w:tc>
@@ -2439,6 +2439,396 @@
                 <w:szCs w:val="18"/>
                 <w:color w:val="000000"/>
               </w:rPr>
+              <w:t xml:space="preserve"/>
+            </w:r>
+          </w:p>
+        </w:tc>
+        <w:tc>
+          <w:tcPr>
+            <w:tcBorders>
+              <w:bottom w:val="none" w:sz="0" w:space="0" w:color="000000"/>
+              <w:top w:val="none" w:sz="0" w:space="0" w:color="000000"/>
+              <w:left w:val="none" w:sz="0" w:space="0" w:color="000000"/>
+              <w:right w:val="none" w:sz="0" w:space="0" w:color="000000"/>
+            </w:tcBorders>
+            <w:shd w:val="clear" w:color="auto" w:fill="FFFFFF"/>
+            <w:tcMar>
+              <w:top w:w="0" w:type="dxa"/>
+              <w:bottom w:w="0" w:type="dxa"/>
+              <w:left w:w="0" w:type="dxa"/>
+              <w:right w:w="0" w:type="dxa"/>
+            </w:tcMar>
+            <w:vAlign w:val="center"/>
+          </w:tcPr>
+          <w:p>
+            <w:pPr>
+              <w:pStyle w:val="Normal"/>
+              <w:jc w:val="left"/>
+              <w:pBdr>
+                <w:bottom w:val="none" w:sz="0" w:space="0" w:color="000000"/>
+                <w:top w:val="none" w:sz="0" w:space="0" w:color="000000"/>
+                <w:left w:val="none" w:sz="0" w:space="0" w:color="000000"/>
+                <w:right w:val="none" w:sz="0" w:space="0" w:color="000000"/>
+              </w:pBdr>
+              <w:spacing w:after="100" w:before="100" w:line="240"/>
+              <w:ind w:left="100" w:right="100" w:firstLine="0" w:firstLineChars="0"/>
+              <w:rPr>
+                <w:rFonts w:ascii="Times New Roman" w:hAnsi="Times New Roman" w:eastAsia="Times New Roman" w:cs="Times New Roman"/>
+                <w:i w:val="false"/>
+                <w:b w:val="false"/>
+                <w:u w:val="none"/>
+                <w:strike w:val="false"/>
+                <w:sz w:val="18"/>
+                <w:szCs w:val="18"/>
+                <w:color w:val="000000"/>
+              </w:rPr>
+            </w:pPr>
+            <w:r>
+              <w:rPr>
+                <w:rFonts w:ascii="Times New Roman" w:hAnsi="Times New Roman" w:eastAsia="Times New Roman" w:cs="Times New Roman"/>
+                <w:i w:val="false"/>
+                <w:b w:val="false"/>
+                <w:u w:val="none"/>
+                <w:strike w:val="false"/>
+                <w:sz w:val="18"/>
+                <w:szCs w:val="18"/>
+                <w:color w:val="000000"/>
+              </w:rPr>
+              <w:t xml:space="preserve">Female</w:t>
+            </w:r>
+          </w:p>
+        </w:tc>
+        <w:tc>
+          <w:tcPr>
+            <w:tcBorders>
+              <w:bottom w:val="none" w:sz="0" w:space="0" w:color="000000"/>
+              <w:top w:val="none" w:sz="0" w:space="0" w:color="000000"/>
+              <w:left w:val="none" w:sz="0" w:space="0" w:color="000000"/>
+              <w:right w:val="none" w:sz="0" w:space="0" w:color="000000"/>
+            </w:tcBorders>
+            <w:shd w:val="clear" w:color="auto" w:fill="FFFFFF"/>
+            <w:tcMar>
+              <w:top w:w="0" w:type="dxa"/>
+              <w:bottom w:w="0" w:type="dxa"/>
+              <w:left w:w="0" w:type="dxa"/>
+              <w:right w:w="0" w:type="dxa"/>
+            </w:tcMar>
+            <w:vAlign w:val="center"/>
+          </w:tcPr>
+          <w:p>
+            <w:pPr>
+              <w:pStyle w:val="Normal"/>
+              <w:jc w:val="right"/>
+              <w:pBdr>
+                <w:bottom w:val="none" w:sz="0" w:space="0" w:color="000000"/>
+                <w:top w:val="none" w:sz="0" w:space="0" w:color="000000"/>
+                <w:left w:val="none" w:sz="0" w:space="0" w:color="000000"/>
+                <w:right w:val="none" w:sz="0" w:space="0" w:color="000000"/>
+              </w:pBdr>
+              <w:spacing w:after="100" w:before="100" w:line="240"/>
+              <w:ind w:left="100" w:right="100" w:firstLine="0" w:firstLineChars="0"/>
+              <w:rPr>
+                <w:rFonts w:ascii="Times New Roman" w:hAnsi="Times New Roman" w:eastAsia="Times New Roman" w:cs="Times New Roman"/>
+                <w:i w:val="false"/>
+                <w:b w:val="false"/>
+                <w:u w:val="none"/>
+                <w:strike w:val="false"/>
+                <w:sz w:val="18"/>
+                <w:szCs w:val="18"/>
+                <w:color w:val="000000"/>
+              </w:rPr>
+            </w:pPr>
+            <w:r>
+              <w:rPr>
+                <w:rFonts w:ascii="Times New Roman" w:hAnsi="Times New Roman" w:eastAsia="Times New Roman" w:cs="Times New Roman"/>
+                <w:i w:val="false"/>
+                <w:b w:val="false"/>
+                <w:u w:val="none"/>
+                <w:strike w:val="false"/>
+                <w:sz w:val="18"/>
+                <w:szCs w:val="18"/>
+                <w:color w:val="000000"/>
+              </w:rPr>
+              <w:t xml:space="preserve">41</w:t>
+            </w:r>
+          </w:p>
+        </w:tc>
+        <w:tc>
+          <w:tcPr>
+            <w:tcBorders>
+              <w:bottom w:val="none" w:sz="0" w:space="0" w:color="000000"/>
+              <w:top w:val="none" w:sz="0" w:space="0" w:color="000000"/>
+              <w:left w:val="none" w:sz="0" w:space="0" w:color="000000"/>
+              <w:right w:val="none" w:sz="0" w:space="0" w:color="000000"/>
+            </w:tcBorders>
+            <w:shd w:val="clear" w:color="auto" w:fill="FFFFFF"/>
+            <w:tcMar>
+              <w:top w:w="0" w:type="dxa"/>
+              <w:bottom w:w="0" w:type="dxa"/>
+              <w:left w:w="0" w:type="dxa"/>
+              <w:right w:w="0" w:type="dxa"/>
+            </w:tcMar>
+            <w:vAlign w:val="center"/>
+          </w:tcPr>
+          <w:p>
+            <w:pPr>
+              <w:pStyle w:val="Normal"/>
+              <w:jc w:val="right"/>
+              <w:pBdr>
+                <w:bottom w:val="none" w:sz="0" w:space="0" w:color="000000"/>
+                <w:top w:val="none" w:sz="0" w:space="0" w:color="000000"/>
+                <w:left w:val="none" w:sz="0" w:space="0" w:color="000000"/>
+                <w:right w:val="none" w:sz="0" w:space="0" w:color="000000"/>
+              </w:pBdr>
+              <w:spacing w:after="100" w:before="100" w:line="240"/>
+              <w:ind w:left="100" w:right="100" w:firstLine="0" w:firstLineChars="0"/>
+              <w:rPr>
+                <w:rFonts w:ascii="Times New Roman" w:hAnsi="Times New Roman" w:eastAsia="Times New Roman" w:cs="Times New Roman"/>
+                <w:i w:val="false"/>
+                <w:b w:val="false"/>
+                <w:u w:val="none"/>
+                <w:strike w:val="false"/>
+                <w:sz w:val="18"/>
+                <w:szCs w:val="18"/>
+                <w:color w:val="000000"/>
+              </w:rPr>
+            </w:pPr>
+            <w:r>
+              <w:rPr>
+                <w:rFonts w:ascii="Times New Roman" w:hAnsi="Times New Roman" w:eastAsia="Times New Roman" w:cs="Times New Roman"/>
+                <w:i w:val="false"/>
+                <w:b w:val="false"/>
+                <w:u w:val="none"/>
+                <w:strike w:val="false"/>
+                <w:sz w:val="18"/>
+                <w:szCs w:val="18"/>
+                <w:color w:val="000000"/>
+              </w:rPr>
+              <w:t xml:space="preserve">4</w:t>
+            </w:r>
+          </w:p>
+        </w:tc>
+        <w:tc>
+          <w:tcPr>
+            <w:tcBorders>
+              <w:bottom w:val="none" w:sz="0" w:space="0" w:color="000000"/>
+              <w:top w:val="none" w:sz="0" w:space="0" w:color="000000"/>
+              <w:left w:val="none" w:sz="0" w:space="0" w:color="000000"/>
+              <w:right w:val="none" w:sz="0" w:space="0" w:color="000000"/>
+            </w:tcBorders>
+            <w:shd w:val="clear" w:color="auto" w:fill="FFFFFF"/>
+            <w:tcMar>
+              <w:top w:w="0" w:type="dxa"/>
+              <w:bottom w:w="0" w:type="dxa"/>
+              <w:left w:w="0" w:type="dxa"/>
+              <w:right w:w="0" w:type="dxa"/>
+            </w:tcMar>
+            <w:vAlign w:val="center"/>
+          </w:tcPr>
+          <w:p>
+            <w:pPr>
+              <w:pStyle w:val="Normal"/>
+              <w:jc w:val="left"/>
+              <w:pBdr>
+                <w:bottom w:val="none" w:sz="0" w:space="0" w:color="000000"/>
+                <w:top w:val="none" w:sz="0" w:space="0" w:color="000000"/>
+                <w:left w:val="none" w:sz="0" w:space="0" w:color="000000"/>
+                <w:right w:val="none" w:sz="0" w:space="0" w:color="000000"/>
+              </w:pBdr>
+              <w:spacing w:after="100" w:before="100" w:line="240"/>
+              <w:ind w:left="100" w:right="100" w:firstLine="0" w:firstLineChars="0"/>
+              <w:rPr>
+                <w:rFonts w:ascii="Times New Roman" w:hAnsi="Times New Roman" w:eastAsia="Times New Roman" w:cs="Times New Roman"/>
+                <w:i w:val="false"/>
+                <w:b w:val="false"/>
+                <w:u w:val="none"/>
+                <w:strike w:val="false"/>
+                <w:sz w:val="18"/>
+                <w:szCs w:val="18"/>
+                <w:color w:val="000000"/>
+              </w:rPr>
+            </w:pPr>
+            <w:r>
+              <w:rPr>
+                <w:rFonts w:ascii="Times New Roman" w:hAnsi="Times New Roman" w:eastAsia="Times New Roman" w:cs="Times New Roman"/>
+                <w:i w:val="false"/>
+                <w:b w:val="false"/>
+                <w:u w:val="none"/>
+                <w:strike w:val="false"/>
+                <w:sz w:val="18"/>
+                <w:szCs w:val="18"/>
+                <w:color w:val="000000"/>
+              </w:rPr>
+              <w:t xml:space="preserve">0.87 (0.26–2.92)</w:t>
+            </w:r>
+          </w:p>
+        </w:tc>
+        <w:tc>
+          <w:tcPr>
+            <w:tcBorders>
+              <w:bottom w:val="none" w:sz="0" w:space="0" w:color="000000"/>
+              <w:top w:val="none" w:sz="0" w:space="0" w:color="000000"/>
+              <w:left w:val="none" w:sz="0" w:space="0" w:color="000000"/>
+              <w:right w:val="none" w:sz="0" w:space="0" w:color="000000"/>
+            </w:tcBorders>
+            <w:shd w:val="clear" w:color="auto" w:fill="FFFFFF"/>
+            <w:tcMar>
+              <w:top w:w="0" w:type="dxa"/>
+              <w:bottom w:w="0" w:type="dxa"/>
+              <w:left w:w="0" w:type="dxa"/>
+              <w:right w:w="0" w:type="dxa"/>
+            </w:tcMar>
+            <w:vAlign w:val="center"/>
+          </w:tcPr>
+          <w:p>
+            <w:pPr>
+              <w:pStyle w:val="Normal"/>
+              <w:jc w:val="left"/>
+              <w:pBdr>
+                <w:bottom w:val="none" w:sz="0" w:space="0" w:color="000000"/>
+                <w:top w:val="none" w:sz="0" w:space="0" w:color="000000"/>
+                <w:left w:val="none" w:sz="0" w:space="0" w:color="000000"/>
+                <w:right w:val="none" w:sz="0" w:space="0" w:color="000000"/>
+              </w:pBdr>
+              <w:spacing w:after="100" w:before="100" w:line="240"/>
+              <w:ind w:left="100" w:right="100" w:firstLine="0" w:firstLineChars="0"/>
+              <w:rPr>
+                <w:rFonts w:ascii="Times New Roman" w:hAnsi="Times New Roman" w:eastAsia="Times New Roman" w:cs="Times New Roman"/>
+                <w:i w:val="false"/>
+                <w:b w:val="false"/>
+                <w:u w:val="none"/>
+                <w:strike w:val="false"/>
+                <w:sz w:val="18"/>
+                <w:szCs w:val="18"/>
+                <w:color w:val="000000"/>
+              </w:rPr>
+            </w:pPr>
+            <w:r>
+              <w:rPr>
+                <w:rFonts w:ascii="Times New Roman" w:hAnsi="Times New Roman" w:eastAsia="Times New Roman" w:cs="Times New Roman"/>
+                <w:i w:val="false"/>
+                <w:b w:val="false"/>
+                <w:u w:val="none"/>
+                <w:strike w:val="false"/>
+                <w:sz w:val="18"/>
+                <w:szCs w:val="18"/>
+                <w:color w:val="000000"/>
+              </w:rPr>
+              <w:t xml:space="preserve">0.828</w:t>
+            </w:r>
+          </w:p>
+        </w:tc>
+        <w:tc>
+          <w:tcPr>
+            <w:tcBorders>
+              <w:bottom w:val="none" w:sz="0" w:space="0" w:color="000000"/>
+              <w:top w:val="none" w:sz="0" w:space="0" w:color="000000"/>
+              <w:left w:val="none" w:sz="0" w:space="0" w:color="000000"/>
+              <w:right w:val="none" w:sz="0" w:space="0" w:color="000000"/>
+            </w:tcBorders>
+            <w:shd w:val="clear" w:color="auto" w:fill="FFFFFF"/>
+            <w:tcMar>
+              <w:top w:w="0" w:type="dxa"/>
+              <w:bottom w:w="0" w:type="dxa"/>
+              <w:left w:w="0" w:type="dxa"/>
+              <w:right w:w="0" w:type="dxa"/>
+            </w:tcMar>
+            <w:vAlign w:val="center"/>
+          </w:tcPr>
+          <w:p>
+            <w:pPr>
+              <w:pStyle w:val="Normal"/>
+              <w:jc w:val="left"/>
+              <w:pBdr>
+                <w:bottom w:val="none" w:sz="0" w:space="0" w:color="000000"/>
+                <w:top w:val="none" w:sz="0" w:space="0" w:color="000000"/>
+                <w:left w:val="none" w:sz="0" w:space="0" w:color="000000"/>
+                <w:right w:val="none" w:sz="0" w:space="0" w:color="000000"/>
+              </w:pBdr>
+              <w:spacing w:after="100" w:before="100" w:line="240"/>
+              <w:ind w:left="100" w:right="100" w:firstLine="0" w:firstLineChars="0"/>
+              <w:rPr>
+                <w:rFonts w:ascii="Times New Roman" w:hAnsi="Times New Roman" w:eastAsia="Times New Roman" w:cs="Times New Roman"/>
+                <w:i w:val="false"/>
+                <w:b w:val="false"/>
+                <w:u w:val="none"/>
+                <w:strike w:val="false"/>
+                <w:sz w:val="18"/>
+                <w:szCs w:val="18"/>
+                <w:color w:val="000000"/>
+              </w:rPr>
+            </w:pPr>
+            <w:r>
+              <w:rPr>
+                <w:rFonts w:ascii="Times New Roman" w:hAnsi="Times New Roman" w:eastAsia="Times New Roman" w:cs="Times New Roman"/>
+                <w:i w:val="false"/>
+                <w:b w:val="false"/>
+                <w:u w:val="none"/>
+                <w:strike w:val="false"/>
+                <w:sz w:val="18"/>
+                <w:szCs w:val="18"/>
+                <w:color w:val="000000"/>
+              </w:rPr>
+              <w:t xml:space="preserve"/>
+            </w:r>
+          </w:p>
+        </w:tc>
+      </w:tr>
+      <w:tr>
+        <w:trPr>
+          <w:trHeight w:val="560" w:hRule="auto"/>
+        </w:trPr>
+        <w:tc>
+          <w:tcPr>
+            <w:tcBorders>
+              <w:bottom w:val="none" w:sz="0" w:space="0" w:color="000000"/>
+              <w:top w:val="none" w:sz="0" w:space="0" w:color="000000"/>
+              <w:left w:val="none" w:sz="0" w:space="0" w:color="000000"/>
+              <w:right w:val="none" w:sz="0" w:space="0" w:color="000000"/>
+            </w:tcBorders>
+            <w:shd w:val="clear" w:color="auto" w:fill="FFFFFF"/>
+            <w:tcMar>
+              <w:top w:w="0" w:type="dxa"/>
+              <w:bottom w:w="0" w:type="dxa"/>
+              <w:left w:w="0" w:type="dxa"/>
+              <w:right w:w="0" w:type="dxa"/>
+            </w:tcMar>
+            <w:vAlign w:val="center"/>
+          </w:tcPr>
+          <w:p>
+            <w:pPr>
+              <w:pStyle w:val="Normal"/>
+              <w:jc w:val="left"/>
+              <w:pBdr>
+                <w:bottom w:val="none" w:sz="0" w:space="0" w:color="000000"/>
+                <w:top w:val="none" w:sz="0" w:space="0" w:color="000000"/>
+                <w:left w:val="none" w:sz="0" w:space="0" w:color="000000"/>
+                <w:right w:val="none" w:sz="0" w:space="0" w:color="000000"/>
+              </w:pBdr>
+              <w:spacing w:after="100" w:before="100" w:line="240"/>
+              <w:ind w:left="100" w:right="100" w:firstLine="0" w:firstLineChars="0"/>
+              <w:rPr>
+                <w:rFonts w:ascii="Times New Roman" w:hAnsi="Times New Roman" w:eastAsia="Times New Roman" w:cs="Times New Roman"/>
+                <w:i w:val="false"/>
+                <w:b w:val="false"/>
+                <w:u w:val="none"/>
+                <w:strike w:val="false"/>
+                <w:sz w:val="18"/>
+                <w:szCs w:val="18"/>
+                <w:color w:val="000000"/>
+              </w:rPr>
+            </w:pPr>
+            <w:r>
+              <w:rPr>
+                <w:rFonts w:ascii="Times New Roman" w:hAnsi="Times New Roman" w:eastAsia="Times New Roman" w:cs="Times New Roman"/>
+                <w:i w:val="false"/>
+                <w:b w:val="false"/>
+                <w:u w:val="none"/>
+                <w:strike w:val="false"/>
+                <w:sz w:val="18"/>
+                <w:szCs w:val="18"/>
+                <w:color w:val="000000"/>
+              </w:rPr>
               <w:t xml:space="preserve">Pathologic stage group</w:t>
             </w:r>
           </w:p>
@@ -2549,7 +2939,787 @@
                 <w:szCs w:val="18"/>
                 <w:color w:val="000000"/>
               </w:rPr>
-              <w:t xml:space="preserve">79</w:t>
+              <w:t xml:space="preserve">50</w:t>
+            </w:r>
+          </w:p>
+        </w:tc>
+        <w:tc>
+          <w:tcPr>
+            <w:tcBorders>
+              <w:bottom w:val="none" w:sz="0" w:space="0" w:color="000000"/>
+              <w:top w:val="none" w:sz="0" w:space="0" w:color="000000"/>
+              <w:left w:val="none" w:sz="0" w:space="0" w:color="000000"/>
+              <w:right w:val="none" w:sz="0" w:space="0" w:color="000000"/>
+            </w:tcBorders>
+            <w:shd w:val="clear" w:color="auto" w:fill="FFFFFF"/>
+            <w:tcMar>
+              <w:top w:w="0" w:type="dxa"/>
+              <w:bottom w:w="0" w:type="dxa"/>
+              <w:left w:w="0" w:type="dxa"/>
+              <w:right w:w="0" w:type="dxa"/>
+            </w:tcMar>
+            <w:vAlign w:val="center"/>
+          </w:tcPr>
+          <w:p>
+            <w:pPr>
+              <w:pStyle w:val="Normal"/>
+              <w:jc w:val="right"/>
+              <w:pBdr>
+                <w:bottom w:val="none" w:sz="0" w:space="0" w:color="000000"/>
+                <w:top w:val="none" w:sz="0" w:space="0" w:color="000000"/>
+                <w:left w:val="none" w:sz="0" w:space="0" w:color="000000"/>
+                <w:right w:val="none" w:sz="0" w:space="0" w:color="000000"/>
+              </w:pBdr>
+              <w:spacing w:after="100" w:before="100" w:line="240"/>
+              <w:ind w:left="100" w:right="100" w:firstLine="0" w:firstLineChars="0"/>
+              <w:rPr>
+                <w:rFonts w:ascii="Times New Roman" w:hAnsi="Times New Roman" w:eastAsia="Times New Roman" w:cs="Times New Roman"/>
+                <w:i w:val="false"/>
+                <w:b w:val="false"/>
+                <w:u w:val="none"/>
+                <w:strike w:val="false"/>
+                <w:sz w:val="18"/>
+                <w:szCs w:val="18"/>
+                <w:color w:val="000000"/>
+              </w:rPr>
+            </w:pPr>
+            <w:r>
+              <w:rPr>
+                <w:rFonts w:ascii="Times New Roman" w:hAnsi="Times New Roman" w:eastAsia="Times New Roman" w:cs="Times New Roman"/>
+                <w:i w:val="false"/>
+                <w:b w:val="false"/>
+                <w:u w:val="none"/>
+                <w:strike w:val="false"/>
+                <w:sz w:val="18"/>
+                <w:szCs w:val="18"/>
+                <w:color w:val="000000"/>
+              </w:rPr>
+              <w:t xml:space="preserve">5</w:t>
+            </w:r>
+          </w:p>
+        </w:tc>
+        <w:tc>
+          <w:tcPr>
+            <w:tcBorders>
+              <w:bottom w:val="none" w:sz="0" w:space="0" w:color="000000"/>
+              <w:top w:val="none" w:sz="0" w:space="0" w:color="000000"/>
+              <w:left w:val="none" w:sz="0" w:space="0" w:color="000000"/>
+              <w:right w:val="none" w:sz="0" w:space="0" w:color="000000"/>
+            </w:tcBorders>
+            <w:shd w:val="clear" w:color="auto" w:fill="FFFFFF"/>
+            <w:tcMar>
+              <w:top w:w="0" w:type="dxa"/>
+              <w:bottom w:w="0" w:type="dxa"/>
+              <w:left w:w="0" w:type="dxa"/>
+              <w:right w:w="0" w:type="dxa"/>
+            </w:tcMar>
+            <w:vAlign w:val="center"/>
+          </w:tcPr>
+          <w:p>
+            <w:pPr>
+              <w:pStyle w:val="Normal"/>
+              <w:jc w:val="left"/>
+              <w:pBdr>
+                <w:bottom w:val="none" w:sz="0" w:space="0" w:color="000000"/>
+                <w:top w:val="none" w:sz="0" w:space="0" w:color="000000"/>
+                <w:left w:val="none" w:sz="0" w:space="0" w:color="000000"/>
+                <w:right w:val="none" w:sz="0" w:space="0" w:color="000000"/>
+              </w:pBdr>
+              <w:spacing w:after="100" w:before="100" w:line="240"/>
+              <w:ind w:left="100" w:right="100" w:firstLine="0" w:firstLineChars="0"/>
+              <w:rPr>
+                <w:rFonts w:ascii="Times New Roman" w:hAnsi="Times New Roman" w:eastAsia="Times New Roman" w:cs="Times New Roman"/>
+                <w:i w:val="false"/>
+                <w:b w:val="false"/>
+                <w:u w:val="none"/>
+                <w:strike w:val="false"/>
+                <w:sz w:val="18"/>
+                <w:szCs w:val="18"/>
+                <w:color w:val="000000"/>
+              </w:rPr>
+            </w:pPr>
+            <w:r>
+              <w:rPr>
+                <w:rFonts w:ascii="Times New Roman" w:hAnsi="Times New Roman" w:eastAsia="Times New Roman" w:cs="Times New Roman"/>
+                <w:i w:val="false"/>
+                <w:b w:val="false"/>
+                <w:u w:val="none"/>
+                <w:strike w:val="false"/>
+                <w:sz w:val="18"/>
+                <w:szCs w:val="18"/>
+                <w:color w:val="000000"/>
+              </w:rPr>
+              <w:t xml:space="preserve">Reference</w:t>
+            </w:r>
+          </w:p>
+        </w:tc>
+        <w:tc>
+          <w:tcPr>
+            <w:tcBorders>
+              <w:bottom w:val="none" w:sz="0" w:space="0" w:color="000000"/>
+              <w:top w:val="none" w:sz="0" w:space="0" w:color="000000"/>
+              <w:left w:val="none" w:sz="0" w:space="0" w:color="000000"/>
+              <w:right w:val="none" w:sz="0" w:space="0" w:color="000000"/>
+            </w:tcBorders>
+            <w:shd w:val="clear" w:color="auto" w:fill="FFFFFF"/>
+            <w:tcMar>
+              <w:top w:w="0" w:type="dxa"/>
+              <w:bottom w:w="0" w:type="dxa"/>
+              <w:left w:w="0" w:type="dxa"/>
+              <w:right w:w="0" w:type="dxa"/>
+            </w:tcMar>
+            <w:vAlign w:val="center"/>
+          </w:tcPr>
+          <w:p>
+            <w:pPr>
+              <w:pStyle w:val="Normal"/>
+              <w:jc w:val="left"/>
+              <w:pBdr>
+                <w:bottom w:val="none" w:sz="0" w:space="0" w:color="000000"/>
+                <w:top w:val="none" w:sz="0" w:space="0" w:color="000000"/>
+                <w:left w:val="none" w:sz="0" w:space="0" w:color="000000"/>
+                <w:right w:val="none" w:sz="0" w:space="0" w:color="000000"/>
+              </w:pBdr>
+              <w:spacing w:after="100" w:before="100" w:line="240"/>
+              <w:ind w:left="100" w:right="100" w:firstLine="0" w:firstLineChars="0"/>
+              <w:rPr>
+                <w:rFonts w:ascii="Times New Roman" w:hAnsi="Times New Roman" w:eastAsia="Times New Roman" w:cs="Times New Roman"/>
+                <w:i w:val="false"/>
+                <w:b w:val="false"/>
+                <w:u w:val="none"/>
+                <w:strike w:val="false"/>
+                <w:sz w:val="18"/>
+                <w:szCs w:val="18"/>
+                <w:color w:val="000000"/>
+              </w:rPr>
+            </w:pPr>
+            <w:r>
+              <w:rPr>
+                <w:rFonts w:ascii="Times New Roman" w:hAnsi="Times New Roman" w:eastAsia="Times New Roman" w:cs="Times New Roman"/>
+                <w:i w:val="false"/>
+                <w:b w:val="false"/>
+                <w:u w:val="none"/>
+                <w:strike w:val="false"/>
+                <w:sz w:val="18"/>
+                <w:szCs w:val="18"/>
+                <w:color w:val="000000"/>
+              </w:rPr>
+              <w:t xml:space="preserve"/>
+            </w:r>
+          </w:p>
+        </w:tc>
+        <w:tc>
+          <w:tcPr>
+            <w:tcBorders>
+              <w:bottom w:val="none" w:sz="0" w:space="0" w:color="000000"/>
+              <w:top w:val="none" w:sz="0" w:space="0" w:color="000000"/>
+              <w:left w:val="none" w:sz="0" w:space="0" w:color="000000"/>
+              <w:right w:val="none" w:sz="0" w:space="0" w:color="000000"/>
+            </w:tcBorders>
+            <w:shd w:val="clear" w:color="auto" w:fill="FFFFFF"/>
+            <w:tcMar>
+              <w:top w:w="0" w:type="dxa"/>
+              <w:bottom w:w="0" w:type="dxa"/>
+              <w:left w:w="0" w:type="dxa"/>
+              <w:right w:w="0" w:type="dxa"/>
+            </w:tcMar>
+            <w:vAlign w:val="center"/>
+          </w:tcPr>
+          <w:p>
+            <w:pPr>
+              <w:pStyle w:val="Normal"/>
+              <w:jc w:val="left"/>
+              <w:pBdr>
+                <w:bottom w:val="none" w:sz="0" w:space="0" w:color="000000"/>
+                <w:top w:val="none" w:sz="0" w:space="0" w:color="000000"/>
+                <w:left w:val="none" w:sz="0" w:space="0" w:color="000000"/>
+                <w:right w:val="none" w:sz="0" w:space="0" w:color="000000"/>
+              </w:pBdr>
+              <w:spacing w:after="100" w:before="100" w:line="240"/>
+              <w:ind w:left="100" w:right="100" w:firstLine="0" w:firstLineChars="0"/>
+              <w:rPr>
+                <w:rFonts w:ascii="Times New Roman" w:hAnsi="Times New Roman" w:eastAsia="Times New Roman" w:cs="Times New Roman"/>
+                <w:i w:val="false"/>
+                <w:b w:val="false"/>
+                <w:u w:val="none"/>
+                <w:strike w:val="false"/>
+                <w:sz w:val="18"/>
+                <w:szCs w:val="18"/>
+                <w:color w:val="000000"/>
+              </w:rPr>
+            </w:pPr>
+            <w:r>
+              <w:rPr>
+                <w:rFonts w:ascii="Times New Roman" w:hAnsi="Times New Roman" w:eastAsia="Times New Roman" w:cs="Times New Roman"/>
+                <w:i w:val="false"/>
+                <w:b w:val="false"/>
+                <w:u w:val="none"/>
+                <w:strike w:val="false"/>
+                <w:sz w:val="18"/>
+                <w:szCs w:val="18"/>
+                <w:color w:val="000000"/>
+              </w:rPr>
+              <w:t xml:space="preserve"/>
+            </w:r>
+          </w:p>
+        </w:tc>
+      </w:tr>
+      <w:tr>
+        <w:trPr>
+          <w:trHeight w:val="560" w:hRule="auto"/>
+        </w:trPr>
+        <w:tc>
+          <w:tcPr>
+            <w:tcBorders>
+              <w:bottom w:val="none" w:sz="0" w:space="0" w:color="000000"/>
+              <w:top w:val="none" w:sz="0" w:space="0" w:color="000000"/>
+              <w:left w:val="none" w:sz="0" w:space="0" w:color="000000"/>
+              <w:right w:val="none" w:sz="0" w:space="0" w:color="000000"/>
+            </w:tcBorders>
+            <w:shd w:val="clear" w:color="auto" w:fill="FFFFFF"/>
+            <w:tcMar>
+              <w:top w:w="0" w:type="dxa"/>
+              <w:bottom w:w="0" w:type="dxa"/>
+              <w:left w:w="0" w:type="dxa"/>
+              <w:right w:w="0" w:type="dxa"/>
+            </w:tcMar>
+            <w:vAlign w:val="center"/>
+          </w:tcPr>
+          <w:p>
+            <w:pPr>
+              <w:pStyle w:val="Normal"/>
+              <w:jc w:val="left"/>
+              <w:pBdr>
+                <w:bottom w:val="none" w:sz="0" w:space="0" w:color="000000"/>
+                <w:top w:val="none" w:sz="0" w:space="0" w:color="000000"/>
+                <w:left w:val="none" w:sz="0" w:space="0" w:color="000000"/>
+                <w:right w:val="none" w:sz="0" w:space="0" w:color="000000"/>
+              </w:pBdr>
+              <w:spacing w:after="100" w:before="100" w:line="240"/>
+              <w:ind w:left="100" w:right="100" w:firstLine="0" w:firstLineChars="0"/>
+              <w:rPr>
+                <w:rFonts w:ascii="Times New Roman" w:hAnsi="Times New Roman" w:eastAsia="Times New Roman" w:cs="Times New Roman"/>
+                <w:i w:val="false"/>
+                <w:b w:val="false"/>
+                <w:u w:val="none"/>
+                <w:strike w:val="false"/>
+                <w:sz w:val="18"/>
+                <w:szCs w:val="18"/>
+                <w:color w:val="000000"/>
+              </w:rPr>
+            </w:pPr>
+            <w:r>
+              <w:rPr>
+                <w:rFonts w:ascii="Times New Roman" w:hAnsi="Times New Roman" w:eastAsia="Times New Roman" w:cs="Times New Roman"/>
+                <w:i w:val="false"/>
+                <w:b w:val="false"/>
+                <w:u w:val="none"/>
+                <w:strike w:val="false"/>
+                <w:sz w:val="18"/>
+                <w:szCs w:val="18"/>
+                <w:color w:val="000000"/>
+              </w:rPr>
+              <w:t xml:space="preserve"/>
+            </w:r>
+          </w:p>
+        </w:tc>
+        <w:tc>
+          <w:tcPr>
+            <w:tcBorders>
+              <w:bottom w:val="none" w:sz="0" w:space="0" w:color="000000"/>
+              <w:top w:val="none" w:sz="0" w:space="0" w:color="000000"/>
+              <w:left w:val="none" w:sz="0" w:space="0" w:color="000000"/>
+              <w:right w:val="none" w:sz="0" w:space="0" w:color="000000"/>
+            </w:tcBorders>
+            <w:shd w:val="clear" w:color="auto" w:fill="FFFFFF"/>
+            <w:tcMar>
+              <w:top w:w="0" w:type="dxa"/>
+              <w:bottom w:w="0" w:type="dxa"/>
+              <w:left w:w="0" w:type="dxa"/>
+              <w:right w:w="0" w:type="dxa"/>
+            </w:tcMar>
+            <w:vAlign w:val="center"/>
+          </w:tcPr>
+          <w:p>
+            <w:pPr>
+              <w:pStyle w:val="Normal"/>
+              <w:jc w:val="left"/>
+              <w:pBdr>
+                <w:bottom w:val="none" w:sz="0" w:space="0" w:color="000000"/>
+                <w:top w:val="none" w:sz="0" w:space="0" w:color="000000"/>
+                <w:left w:val="none" w:sz="0" w:space="0" w:color="000000"/>
+                <w:right w:val="none" w:sz="0" w:space="0" w:color="000000"/>
+              </w:pBdr>
+              <w:spacing w:after="100" w:before="100" w:line="240"/>
+              <w:ind w:left="100" w:right="100" w:firstLine="0" w:firstLineChars="0"/>
+              <w:rPr>
+                <w:rFonts w:ascii="Times New Roman" w:hAnsi="Times New Roman" w:eastAsia="Times New Roman" w:cs="Times New Roman"/>
+                <w:i w:val="false"/>
+                <w:b w:val="false"/>
+                <w:u w:val="none"/>
+                <w:strike w:val="false"/>
+                <w:sz w:val="18"/>
+                <w:szCs w:val="18"/>
+                <w:color w:val="000000"/>
+              </w:rPr>
+            </w:pPr>
+            <w:r>
+              <w:rPr>
+                <w:rFonts w:ascii="Times New Roman" w:hAnsi="Times New Roman" w:eastAsia="Times New Roman" w:cs="Times New Roman"/>
+                <w:i w:val="false"/>
+                <w:b w:val="false"/>
+                <w:u w:val="none"/>
+                <w:strike w:val="false"/>
+                <w:sz w:val="18"/>
+                <w:szCs w:val="18"/>
+                <w:color w:val="000000"/>
+              </w:rPr>
+              <w:t xml:space="preserve">III–IV</w:t>
+            </w:r>
+          </w:p>
+        </w:tc>
+        <w:tc>
+          <w:tcPr>
+            <w:tcBorders>
+              <w:bottom w:val="none" w:sz="0" w:space="0" w:color="000000"/>
+              <w:top w:val="none" w:sz="0" w:space="0" w:color="000000"/>
+              <w:left w:val="none" w:sz="0" w:space="0" w:color="000000"/>
+              <w:right w:val="none" w:sz="0" w:space="0" w:color="000000"/>
+            </w:tcBorders>
+            <w:shd w:val="clear" w:color="auto" w:fill="FFFFFF"/>
+            <w:tcMar>
+              <w:top w:w="0" w:type="dxa"/>
+              <w:bottom w:w="0" w:type="dxa"/>
+              <w:left w:w="0" w:type="dxa"/>
+              <w:right w:w="0" w:type="dxa"/>
+            </w:tcMar>
+            <w:vAlign w:val="center"/>
+          </w:tcPr>
+          <w:p>
+            <w:pPr>
+              <w:pStyle w:val="Normal"/>
+              <w:jc w:val="right"/>
+              <w:pBdr>
+                <w:bottom w:val="none" w:sz="0" w:space="0" w:color="000000"/>
+                <w:top w:val="none" w:sz="0" w:space="0" w:color="000000"/>
+                <w:left w:val="none" w:sz="0" w:space="0" w:color="000000"/>
+                <w:right w:val="none" w:sz="0" w:space="0" w:color="000000"/>
+              </w:pBdr>
+              <w:spacing w:after="100" w:before="100" w:line="240"/>
+              <w:ind w:left="100" w:right="100" w:firstLine="0" w:firstLineChars="0"/>
+              <w:rPr>
+                <w:rFonts w:ascii="Times New Roman" w:hAnsi="Times New Roman" w:eastAsia="Times New Roman" w:cs="Times New Roman"/>
+                <w:i w:val="false"/>
+                <w:b w:val="false"/>
+                <w:u w:val="none"/>
+                <w:strike w:val="false"/>
+                <w:sz w:val="18"/>
+                <w:szCs w:val="18"/>
+                <w:color w:val="000000"/>
+              </w:rPr>
+            </w:pPr>
+            <w:r>
+              <w:rPr>
+                <w:rFonts w:ascii="Times New Roman" w:hAnsi="Times New Roman" w:eastAsia="Times New Roman" w:cs="Times New Roman"/>
+                <w:i w:val="false"/>
+                <w:b w:val="false"/>
+                <w:u w:val="none"/>
+                <w:strike w:val="false"/>
+                <w:sz w:val="18"/>
+                <w:szCs w:val="18"/>
+                <w:color w:val="000000"/>
+              </w:rPr>
+              <w:t xml:space="preserve">53</w:t>
+            </w:r>
+          </w:p>
+        </w:tc>
+        <w:tc>
+          <w:tcPr>
+            <w:tcBorders>
+              <w:bottom w:val="none" w:sz="0" w:space="0" w:color="000000"/>
+              <w:top w:val="none" w:sz="0" w:space="0" w:color="000000"/>
+              <w:left w:val="none" w:sz="0" w:space="0" w:color="000000"/>
+              <w:right w:val="none" w:sz="0" w:space="0" w:color="000000"/>
+            </w:tcBorders>
+            <w:shd w:val="clear" w:color="auto" w:fill="FFFFFF"/>
+            <w:tcMar>
+              <w:top w:w="0" w:type="dxa"/>
+              <w:bottom w:w="0" w:type="dxa"/>
+              <w:left w:w="0" w:type="dxa"/>
+              <w:right w:w="0" w:type="dxa"/>
+            </w:tcMar>
+            <w:vAlign w:val="center"/>
+          </w:tcPr>
+          <w:p>
+            <w:pPr>
+              <w:pStyle w:val="Normal"/>
+              <w:jc w:val="right"/>
+              <w:pBdr>
+                <w:bottom w:val="none" w:sz="0" w:space="0" w:color="000000"/>
+                <w:top w:val="none" w:sz="0" w:space="0" w:color="000000"/>
+                <w:left w:val="none" w:sz="0" w:space="0" w:color="000000"/>
+                <w:right w:val="none" w:sz="0" w:space="0" w:color="000000"/>
+              </w:pBdr>
+              <w:spacing w:after="100" w:before="100" w:line="240"/>
+              <w:ind w:left="100" w:right="100" w:firstLine="0" w:firstLineChars="0"/>
+              <w:rPr>
+                <w:rFonts w:ascii="Times New Roman" w:hAnsi="Times New Roman" w:eastAsia="Times New Roman" w:cs="Times New Roman"/>
+                <w:i w:val="false"/>
+                <w:b w:val="false"/>
+                <w:u w:val="none"/>
+                <w:strike w:val="false"/>
+                <w:sz w:val="18"/>
+                <w:szCs w:val="18"/>
+                <w:color w:val="000000"/>
+              </w:rPr>
+            </w:pPr>
+            <w:r>
+              <w:rPr>
+                <w:rFonts w:ascii="Times New Roman" w:hAnsi="Times New Roman" w:eastAsia="Times New Roman" w:cs="Times New Roman"/>
+                <w:i w:val="false"/>
+                <w:b w:val="false"/>
+                <w:u w:val="none"/>
+                <w:strike w:val="false"/>
+                <w:sz w:val="18"/>
+                <w:szCs w:val="18"/>
+                <w:color w:val="000000"/>
+              </w:rPr>
+              <w:t xml:space="preserve">8</w:t>
+            </w:r>
+          </w:p>
+        </w:tc>
+        <w:tc>
+          <w:tcPr>
+            <w:tcBorders>
+              <w:bottom w:val="none" w:sz="0" w:space="0" w:color="000000"/>
+              <w:top w:val="none" w:sz="0" w:space="0" w:color="000000"/>
+              <w:left w:val="none" w:sz="0" w:space="0" w:color="000000"/>
+              <w:right w:val="none" w:sz="0" w:space="0" w:color="000000"/>
+            </w:tcBorders>
+            <w:shd w:val="clear" w:color="auto" w:fill="FFFFFF"/>
+            <w:tcMar>
+              <w:top w:w="0" w:type="dxa"/>
+              <w:bottom w:w="0" w:type="dxa"/>
+              <w:left w:w="0" w:type="dxa"/>
+              <w:right w:w="0" w:type="dxa"/>
+            </w:tcMar>
+            <w:vAlign w:val="center"/>
+          </w:tcPr>
+          <w:p>
+            <w:pPr>
+              <w:pStyle w:val="Normal"/>
+              <w:jc w:val="left"/>
+              <w:pBdr>
+                <w:bottom w:val="none" w:sz="0" w:space="0" w:color="000000"/>
+                <w:top w:val="none" w:sz="0" w:space="0" w:color="000000"/>
+                <w:left w:val="none" w:sz="0" w:space="0" w:color="000000"/>
+                <w:right w:val="none" w:sz="0" w:space="0" w:color="000000"/>
+              </w:pBdr>
+              <w:spacing w:after="100" w:before="100" w:line="240"/>
+              <w:ind w:left="100" w:right="100" w:firstLine="0" w:firstLineChars="0"/>
+              <w:rPr>
+                <w:rFonts w:ascii="Times New Roman" w:hAnsi="Times New Roman" w:eastAsia="Times New Roman" w:cs="Times New Roman"/>
+                <w:i w:val="false"/>
+                <w:b w:val="false"/>
+                <w:u w:val="none"/>
+                <w:strike w:val="false"/>
+                <w:sz w:val="18"/>
+                <w:szCs w:val="18"/>
+                <w:color w:val="000000"/>
+              </w:rPr>
+            </w:pPr>
+            <w:r>
+              <w:rPr>
+                <w:rFonts w:ascii="Times New Roman" w:hAnsi="Times New Roman" w:eastAsia="Times New Roman" w:cs="Times New Roman"/>
+                <w:i w:val="false"/>
+                <w:b w:val="false"/>
+                <w:u w:val="none"/>
+                <w:strike w:val="false"/>
+                <w:sz w:val="18"/>
+                <w:szCs w:val="18"/>
+                <w:color w:val="000000"/>
+              </w:rPr>
+              <w:t xml:space="preserve">1.49 (0.46–4.79)</w:t>
+            </w:r>
+          </w:p>
+        </w:tc>
+        <w:tc>
+          <w:tcPr>
+            <w:tcBorders>
+              <w:bottom w:val="none" w:sz="0" w:space="0" w:color="000000"/>
+              <w:top w:val="none" w:sz="0" w:space="0" w:color="000000"/>
+              <w:left w:val="none" w:sz="0" w:space="0" w:color="000000"/>
+              <w:right w:val="none" w:sz="0" w:space="0" w:color="000000"/>
+            </w:tcBorders>
+            <w:shd w:val="clear" w:color="auto" w:fill="FFFFFF"/>
+            <w:tcMar>
+              <w:top w:w="0" w:type="dxa"/>
+              <w:bottom w:w="0" w:type="dxa"/>
+              <w:left w:w="0" w:type="dxa"/>
+              <w:right w:w="0" w:type="dxa"/>
+            </w:tcMar>
+            <w:vAlign w:val="center"/>
+          </w:tcPr>
+          <w:p>
+            <w:pPr>
+              <w:pStyle w:val="Normal"/>
+              <w:jc w:val="left"/>
+              <w:pBdr>
+                <w:bottom w:val="none" w:sz="0" w:space="0" w:color="000000"/>
+                <w:top w:val="none" w:sz="0" w:space="0" w:color="000000"/>
+                <w:left w:val="none" w:sz="0" w:space="0" w:color="000000"/>
+                <w:right w:val="none" w:sz="0" w:space="0" w:color="000000"/>
+              </w:pBdr>
+              <w:spacing w:after="100" w:before="100" w:line="240"/>
+              <w:ind w:left="100" w:right="100" w:firstLine="0" w:firstLineChars="0"/>
+              <w:rPr>
+                <w:rFonts w:ascii="Times New Roman" w:hAnsi="Times New Roman" w:eastAsia="Times New Roman" w:cs="Times New Roman"/>
+                <w:i w:val="false"/>
+                <w:b w:val="false"/>
+                <w:u w:val="none"/>
+                <w:strike w:val="false"/>
+                <w:sz w:val="18"/>
+                <w:szCs w:val="18"/>
+                <w:color w:val="000000"/>
+              </w:rPr>
+            </w:pPr>
+            <w:r>
+              <w:rPr>
+                <w:rFonts w:ascii="Times New Roman" w:hAnsi="Times New Roman" w:eastAsia="Times New Roman" w:cs="Times New Roman"/>
+                <w:i w:val="false"/>
+                <w:b w:val="false"/>
+                <w:u w:val="none"/>
+                <w:strike w:val="false"/>
+                <w:sz w:val="18"/>
+                <w:szCs w:val="18"/>
+                <w:color w:val="000000"/>
+              </w:rPr>
+              <w:t xml:space="preserve">0.501</w:t>
+            </w:r>
+          </w:p>
+        </w:tc>
+        <w:tc>
+          <w:tcPr>
+            <w:tcBorders>
+              <w:bottom w:val="none" w:sz="0" w:space="0" w:color="000000"/>
+              <w:top w:val="none" w:sz="0" w:space="0" w:color="000000"/>
+              <w:left w:val="none" w:sz="0" w:space="0" w:color="000000"/>
+              <w:right w:val="none" w:sz="0" w:space="0" w:color="000000"/>
+            </w:tcBorders>
+            <w:shd w:val="clear" w:color="auto" w:fill="FFFFFF"/>
+            <w:tcMar>
+              <w:top w:w="0" w:type="dxa"/>
+              <w:bottom w:w="0" w:type="dxa"/>
+              <w:left w:w="0" w:type="dxa"/>
+              <w:right w:w="0" w:type="dxa"/>
+            </w:tcMar>
+            <w:vAlign w:val="center"/>
+          </w:tcPr>
+          <w:p>
+            <w:pPr>
+              <w:pStyle w:val="Normal"/>
+              <w:jc w:val="left"/>
+              <w:pBdr>
+                <w:bottom w:val="none" w:sz="0" w:space="0" w:color="000000"/>
+                <w:top w:val="none" w:sz="0" w:space="0" w:color="000000"/>
+                <w:left w:val="none" w:sz="0" w:space="0" w:color="000000"/>
+                <w:right w:val="none" w:sz="0" w:space="0" w:color="000000"/>
+              </w:pBdr>
+              <w:spacing w:after="100" w:before="100" w:line="240"/>
+              <w:ind w:left="100" w:right="100" w:firstLine="0" w:firstLineChars="0"/>
+              <w:rPr>
+                <w:rFonts w:ascii="Times New Roman" w:hAnsi="Times New Roman" w:eastAsia="Times New Roman" w:cs="Times New Roman"/>
+                <w:i w:val="false"/>
+                <w:b w:val="false"/>
+                <w:u w:val="none"/>
+                <w:strike w:val="false"/>
+                <w:sz w:val="18"/>
+                <w:szCs w:val="18"/>
+                <w:color w:val="000000"/>
+              </w:rPr>
+            </w:pPr>
+            <w:r>
+              <w:rPr>
+                <w:rFonts w:ascii="Times New Roman" w:hAnsi="Times New Roman" w:eastAsia="Times New Roman" w:cs="Times New Roman"/>
+                <w:i w:val="false"/>
+                <w:b w:val="false"/>
+                <w:u w:val="none"/>
+                <w:strike w:val="false"/>
+                <w:sz w:val="18"/>
+                <w:szCs w:val="18"/>
+                <w:color w:val="000000"/>
+              </w:rPr>
+              <w:t xml:space="preserve"/>
+            </w:r>
+          </w:p>
+        </w:tc>
+      </w:tr>
+      <w:tr>
+        <w:trPr>
+          <w:trHeight w:val="560" w:hRule="auto"/>
+        </w:trPr>
+        <w:tc>
+          <w:tcPr>
+            <w:tcBorders>
+              <w:bottom w:val="none" w:sz="0" w:space="0" w:color="000000"/>
+              <w:top w:val="none" w:sz="0" w:space="0" w:color="000000"/>
+              <w:left w:val="none" w:sz="0" w:space="0" w:color="000000"/>
+              <w:right w:val="none" w:sz="0" w:space="0" w:color="000000"/>
+            </w:tcBorders>
+            <w:shd w:val="clear" w:color="auto" w:fill="FFFFFF"/>
+            <w:tcMar>
+              <w:top w:w="0" w:type="dxa"/>
+              <w:bottom w:w="0" w:type="dxa"/>
+              <w:left w:w="0" w:type="dxa"/>
+              <w:right w:w="0" w:type="dxa"/>
+            </w:tcMar>
+            <w:vAlign w:val="center"/>
+          </w:tcPr>
+          <w:p>
+            <w:pPr>
+              <w:pStyle w:val="Normal"/>
+              <w:jc w:val="left"/>
+              <w:pBdr>
+                <w:bottom w:val="none" w:sz="0" w:space="0" w:color="000000"/>
+                <w:top w:val="none" w:sz="0" w:space="0" w:color="000000"/>
+                <w:left w:val="none" w:sz="0" w:space="0" w:color="000000"/>
+                <w:right w:val="none" w:sz="0" w:space="0" w:color="000000"/>
+              </w:pBdr>
+              <w:spacing w:after="100" w:before="100" w:line="240"/>
+              <w:ind w:left="100" w:right="100" w:firstLine="0" w:firstLineChars="0"/>
+              <w:rPr>
+                <w:rFonts w:ascii="Times New Roman" w:hAnsi="Times New Roman" w:eastAsia="Times New Roman" w:cs="Times New Roman"/>
+                <w:i w:val="false"/>
+                <w:b w:val="false"/>
+                <w:u w:val="none"/>
+                <w:strike w:val="false"/>
+                <w:sz w:val="18"/>
+                <w:szCs w:val="18"/>
+                <w:color w:val="000000"/>
+              </w:rPr>
+            </w:pPr>
+            <w:r>
+              <w:rPr>
+                <w:rFonts w:ascii="Times New Roman" w:hAnsi="Times New Roman" w:eastAsia="Times New Roman" w:cs="Times New Roman"/>
+                <w:i w:val="false"/>
+                <w:b w:val="false"/>
+                <w:u w:val="none"/>
+                <w:strike w:val="false"/>
+                <w:sz w:val="18"/>
+                <w:szCs w:val="18"/>
+                <w:color w:val="000000"/>
+              </w:rPr>
+              <w:t xml:space="preserve">Pretreatment CEA</w:t>
+            </w:r>
+          </w:p>
+        </w:tc>
+        <w:tc>
+          <w:tcPr>
+            <w:tcBorders>
+              <w:bottom w:val="none" w:sz="0" w:space="0" w:color="000000"/>
+              <w:top w:val="none" w:sz="0" w:space="0" w:color="000000"/>
+              <w:left w:val="none" w:sz="0" w:space="0" w:color="000000"/>
+              <w:right w:val="none" w:sz="0" w:space="0" w:color="000000"/>
+            </w:tcBorders>
+            <w:shd w:val="clear" w:color="auto" w:fill="FFFFFF"/>
+            <w:tcMar>
+              <w:top w:w="0" w:type="dxa"/>
+              <w:bottom w:w="0" w:type="dxa"/>
+              <w:left w:w="0" w:type="dxa"/>
+              <w:right w:w="0" w:type="dxa"/>
+            </w:tcMar>
+            <w:vAlign w:val="center"/>
+          </w:tcPr>
+          <w:p>
+            <w:pPr>
+              <w:pStyle w:val="Normal"/>
+              <w:jc w:val="left"/>
+              <w:pBdr>
+                <w:bottom w:val="none" w:sz="0" w:space="0" w:color="000000"/>
+                <w:top w:val="none" w:sz="0" w:space="0" w:color="000000"/>
+                <w:left w:val="none" w:sz="0" w:space="0" w:color="000000"/>
+                <w:right w:val="none" w:sz="0" w:space="0" w:color="000000"/>
+              </w:pBdr>
+              <w:spacing w:after="100" w:before="100" w:line="240"/>
+              <w:ind w:left="100" w:right="100" w:firstLine="0" w:firstLineChars="0"/>
+              <w:rPr>
+                <w:rFonts w:ascii="Times New Roman" w:hAnsi="Times New Roman" w:eastAsia="Times New Roman" w:cs="Times New Roman"/>
+                <w:i w:val="false"/>
+                <w:b w:val="false"/>
+                <w:u w:val="none"/>
+                <w:strike w:val="false"/>
+                <w:sz w:val="18"/>
+                <w:szCs w:val="18"/>
+                <w:color w:val="000000"/>
+              </w:rPr>
+            </w:pPr>
+            <w:r>
+              <w:rPr>
+                <w:rFonts w:ascii="Times New Roman" w:hAnsi="Times New Roman" w:eastAsia="Times New Roman" w:cs="Times New Roman"/>
+                <w:i w:val="false"/>
+                <w:b w:val="false"/>
+                <w:u w:val="none"/>
+                <w:strike w:val="false"/>
+                <w:sz w:val="18"/>
+                <w:szCs w:val="18"/>
+                <w:color w:val="000000"/>
+              </w:rPr>
+              <w:t xml:space="preserve">≤5 ng/mL (ref)</w:t>
+            </w:r>
+          </w:p>
+        </w:tc>
+        <w:tc>
+          <w:tcPr>
+            <w:tcBorders>
+              <w:bottom w:val="none" w:sz="0" w:space="0" w:color="000000"/>
+              <w:top w:val="none" w:sz="0" w:space="0" w:color="000000"/>
+              <w:left w:val="none" w:sz="0" w:space="0" w:color="000000"/>
+              <w:right w:val="none" w:sz="0" w:space="0" w:color="000000"/>
+            </w:tcBorders>
+            <w:shd w:val="clear" w:color="auto" w:fill="FFFFFF"/>
+            <w:tcMar>
+              <w:top w:w="0" w:type="dxa"/>
+              <w:bottom w:w="0" w:type="dxa"/>
+              <w:left w:w="0" w:type="dxa"/>
+              <w:right w:w="0" w:type="dxa"/>
+            </w:tcMar>
+            <w:vAlign w:val="center"/>
+          </w:tcPr>
+          <w:p>
+            <w:pPr>
+              <w:pStyle w:val="Normal"/>
+              <w:jc w:val="right"/>
+              <w:pBdr>
+                <w:bottom w:val="none" w:sz="0" w:space="0" w:color="000000"/>
+                <w:top w:val="none" w:sz="0" w:space="0" w:color="000000"/>
+                <w:left w:val="none" w:sz="0" w:space="0" w:color="000000"/>
+                <w:right w:val="none" w:sz="0" w:space="0" w:color="000000"/>
+              </w:pBdr>
+              <w:spacing w:after="100" w:before="100" w:line="240"/>
+              <w:ind w:left="100" w:right="100" w:firstLine="0" w:firstLineChars="0"/>
+              <w:rPr>
+                <w:rFonts w:ascii="Times New Roman" w:hAnsi="Times New Roman" w:eastAsia="Times New Roman" w:cs="Times New Roman"/>
+                <w:i w:val="false"/>
+                <w:b w:val="false"/>
+                <w:u w:val="none"/>
+                <w:strike w:val="false"/>
+                <w:sz w:val="18"/>
+                <w:szCs w:val="18"/>
+                <w:color w:val="000000"/>
+              </w:rPr>
+            </w:pPr>
+            <w:r>
+              <w:rPr>
+                <w:rFonts w:ascii="Times New Roman" w:hAnsi="Times New Roman" w:eastAsia="Times New Roman" w:cs="Times New Roman"/>
+                <w:i w:val="false"/>
+                <w:b w:val="false"/>
+                <w:u w:val="none"/>
+                <w:strike w:val="false"/>
+                <w:sz w:val="18"/>
+                <w:szCs w:val="18"/>
+                <w:color w:val="000000"/>
+              </w:rPr>
+              <w:t xml:space="preserve">61</w:t>
             </w:r>
           </w:p>
         </w:tc>
@@ -2884,7 +4054,7 @@
                 <w:szCs w:val="18"/>
                 <w:color w:val="000000"/>
               </w:rPr>
-              <w:t xml:space="preserve">III–IV</w:t>
+              <w:t xml:space="preserve">&gt;5 ng/mL</w:t>
             </w:r>
           </w:p>
         </w:tc>
@@ -2939,7 +4109,7 @@
                 <w:szCs w:val="18"/>
                 <w:color w:val="000000"/>
               </w:rPr>
-              <w:t xml:space="preserve">72</w:t>
+              <w:t xml:space="preserve">42</w:t>
             </w:r>
           </w:p>
         </w:tc>
@@ -2994,7 +4164,7 @@
                 <w:szCs w:val="18"/>
                 <w:color w:val="000000"/>
               </w:rPr>
-              <w:t xml:space="preserve">16</w:t>
+              <w:t xml:space="preserve">6</w:t>
             </w:r>
           </w:p>
         </w:tc>
@@ -3049,7 +4219,7 @@
                 <w:szCs w:val="18"/>
                 <w:color w:val="000000"/>
               </w:rPr>
-              <w:t xml:space="preserve">2.84 (1.15–7.06)</w:t>
+              <w:t xml:space="preserve">1.78 (0.54–5.88)</w:t>
             </w:r>
           </w:p>
         </w:tc>
@@ -3104,7 +4274,7 @@
                 <w:szCs w:val="18"/>
                 <w:color w:val="000000"/>
               </w:rPr>
-              <w:t xml:space="preserve">0.024</w:t>
+              <w:t xml:space="preserve">0.347</w:t>
             </w:r>
           </w:p>
         </w:tc>

--- a/output/tables/READ/READ_cox_multi_BRAF.docx
+++ b/output/tables/READ/READ_cox_multi_BRAF.docx
@@ -37,9 +37,9 @@
       <w:tblGrid>
         <w:gridCol w:w="2060"/>
         <w:gridCol w:w="1489"/>
-        <w:gridCol w:w="591"/>
+        <w:gridCol w:w="681"/>
         <w:gridCol w:w="931"/>
-        <w:gridCol w:w="1701"/>
+        <w:gridCol w:w="1611"/>
         <w:gridCol w:w="816"/>
         <w:gridCol w:w="1136"/>
       </w:tblGrid>
@@ -1099,7 +1099,7 @@
                 <w:szCs w:val="18"/>
                 <w:color w:val="000000"/>
               </w:rPr>
-              <w:t xml:space="preserve">0.54 (0.17–1.67)</w:t>
+              <w:t xml:space="preserve">0.60 (0.19–1.93)</w:t>
             </w:r>
           </w:p>
         </w:tc>
@@ -1154,7 +1154,7 @@
                 <w:szCs w:val="18"/>
                 <w:color w:val="000000"/>
               </w:rPr>
-              <w:t xml:space="preserve">0.287</w:t>
+              <w:t xml:space="preserve">0.395</w:t>
             </w:r>
           </w:p>
         </w:tc>
@@ -1269,7 +1269,7 @@
                 <w:szCs w:val="18"/>
                 <w:color w:val="000000"/>
               </w:rPr>
-              <w:t xml:space="preserve">Age group, years</w:t>
+              <w:t xml:space="preserve">Age (per 10 years)</w:t>
             </w:r>
           </w:p>
         </w:tc>
@@ -1324,7 +1324,7 @@
                 <w:szCs w:val="18"/>
                 <w:color w:val="000000"/>
               </w:rPr>
-              <w:t xml:space="preserve">≤65 (ref)</w:t>
+              <w:t xml:space="preserve"/>
             </w:r>
           </w:p>
         </w:tc>
@@ -1379,7 +1379,7 @@
                 <w:szCs w:val="18"/>
                 <w:color w:val="000000"/>
               </w:rPr>
-              <w:t xml:space="preserve">55</w:t>
+              <w:t xml:space="preserve">103</w:t>
             </w:r>
           </w:p>
         </w:tc>
@@ -1434,7 +1434,7 @@
                 <w:szCs w:val="18"/>
                 <w:color w:val="000000"/>
               </w:rPr>
-              <w:t xml:space="preserve">3</w:t>
+              <w:t xml:space="preserve">13</w:t>
             </w:r>
           </w:p>
         </w:tc>
@@ -1489,7 +1489,7 @@
                 <w:szCs w:val="18"/>
                 <w:color w:val="000000"/>
               </w:rPr>
-              <w:t xml:space="preserve">Reference</w:t>
+              <w:t xml:space="preserve">1.10 (1.03–1.18)</w:t>
             </w:r>
           </w:p>
         </w:tc>
@@ -1544,7 +1544,7 @@
                 <w:szCs w:val="18"/>
                 <w:color w:val="000000"/>
               </w:rPr>
-              <w:t xml:space="preserve"/>
+              <w:t xml:space="preserve">0.008</w:t>
             </w:r>
           </w:p>
         </w:tc>
@@ -1659,282 +1659,282 @@
                 <w:szCs w:val="18"/>
                 <w:color w:val="000000"/>
               </w:rPr>
+              <w:t xml:space="preserve">Sex</w:t>
+            </w:r>
+          </w:p>
+        </w:tc>
+        <w:tc>
+          <w:tcPr>
+            <w:tcBorders>
+              <w:bottom w:val="none" w:sz="0" w:space="0" w:color="000000"/>
+              <w:top w:val="none" w:sz="0" w:space="0" w:color="000000"/>
+              <w:left w:val="none" w:sz="0" w:space="0" w:color="000000"/>
+              <w:right w:val="none" w:sz="0" w:space="0" w:color="000000"/>
+            </w:tcBorders>
+            <w:shd w:val="clear" w:color="auto" w:fill="FFFFFF"/>
+            <w:tcMar>
+              <w:top w:w="0" w:type="dxa"/>
+              <w:bottom w:w="0" w:type="dxa"/>
+              <w:left w:w="0" w:type="dxa"/>
+              <w:right w:w="0" w:type="dxa"/>
+            </w:tcMar>
+            <w:vAlign w:val="center"/>
+          </w:tcPr>
+          <w:p>
+            <w:pPr>
+              <w:pStyle w:val="Normal"/>
+              <w:jc w:val="left"/>
+              <w:pBdr>
+                <w:bottom w:val="none" w:sz="0" w:space="0" w:color="000000"/>
+                <w:top w:val="none" w:sz="0" w:space="0" w:color="000000"/>
+                <w:left w:val="none" w:sz="0" w:space="0" w:color="000000"/>
+                <w:right w:val="none" w:sz="0" w:space="0" w:color="000000"/>
+              </w:pBdr>
+              <w:spacing w:after="100" w:before="100" w:line="240"/>
+              <w:ind w:left="100" w:right="100" w:firstLine="0" w:firstLineChars="0"/>
+              <w:rPr>
+                <w:rFonts w:ascii="Times New Roman" w:hAnsi="Times New Roman" w:eastAsia="Times New Roman" w:cs="Times New Roman"/>
+                <w:i w:val="false"/>
+                <w:b w:val="false"/>
+                <w:u w:val="none"/>
+                <w:strike w:val="false"/>
+                <w:sz w:val="18"/>
+                <w:szCs w:val="18"/>
+                <w:color w:val="000000"/>
+              </w:rPr>
+            </w:pPr>
+            <w:r>
+              <w:rPr>
+                <w:rFonts w:ascii="Times New Roman" w:hAnsi="Times New Roman" w:eastAsia="Times New Roman" w:cs="Times New Roman"/>
+                <w:i w:val="false"/>
+                <w:b w:val="false"/>
+                <w:u w:val="none"/>
+                <w:strike w:val="false"/>
+                <w:sz w:val="18"/>
+                <w:szCs w:val="18"/>
+                <w:color w:val="000000"/>
+              </w:rPr>
+              <w:t xml:space="preserve">Male (ref)</w:t>
+            </w:r>
+          </w:p>
+        </w:tc>
+        <w:tc>
+          <w:tcPr>
+            <w:tcBorders>
+              <w:bottom w:val="none" w:sz="0" w:space="0" w:color="000000"/>
+              <w:top w:val="none" w:sz="0" w:space="0" w:color="000000"/>
+              <w:left w:val="none" w:sz="0" w:space="0" w:color="000000"/>
+              <w:right w:val="none" w:sz="0" w:space="0" w:color="000000"/>
+            </w:tcBorders>
+            <w:shd w:val="clear" w:color="auto" w:fill="FFFFFF"/>
+            <w:tcMar>
+              <w:top w:w="0" w:type="dxa"/>
+              <w:bottom w:w="0" w:type="dxa"/>
+              <w:left w:w="0" w:type="dxa"/>
+              <w:right w:w="0" w:type="dxa"/>
+            </w:tcMar>
+            <w:vAlign w:val="center"/>
+          </w:tcPr>
+          <w:p>
+            <w:pPr>
+              <w:pStyle w:val="Normal"/>
+              <w:jc w:val="right"/>
+              <w:pBdr>
+                <w:bottom w:val="none" w:sz="0" w:space="0" w:color="000000"/>
+                <w:top w:val="none" w:sz="0" w:space="0" w:color="000000"/>
+                <w:left w:val="none" w:sz="0" w:space="0" w:color="000000"/>
+                <w:right w:val="none" w:sz="0" w:space="0" w:color="000000"/>
+              </w:pBdr>
+              <w:spacing w:after="100" w:before="100" w:line="240"/>
+              <w:ind w:left="100" w:right="100" w:firstLine="0" w:firstLineChars="0"/>
+              <w:rPr>
+                <w:rFonts w:ascii="Times New Roman" w:hAnsi="Times New Roman" w:eastAsia="Times New Roman" w:cs="Times New Roman"/>
+                <w:i w:val="false"/>
+                <w:b w:val="false"/>
+                <w:u w:val="none"/>
+                <w:strike w:val="false"/>
+                <w:sz w:val="18"/>
+                <w:szCs w:val="18"/>
+                <w:color w:val="000000"/>
+              </w:rPr>
+            </w:pPr>
+            <w:r>
+              <w:rPr>
+                <w:rFonts w:ascii="Times New Roman" w:hAnsi="Times New Roman" w:eastAsia="Times New Roman" w:cs="Times New Roman"/>
+                <w:i w:val="false"/>
+                <w:b w:val="false"/>
+                <w:u w:val="none"/>
+                <w:strike w:val="false"/>
+                <w:sz w:val="18"/>
+                <w:szCs w:val="18"/>
+                <w:color w:val="000000"/>
+              </w:rPr>
+              <w:t xml:space="preserve">62</w:t>
+            </w:r>
+          </w:p>
+        </w:tc>
+        <w:tc>
+          <w:tcPr>
+            <w:tcBorders>
+              <w:bottom w:val="none" w:sz="0" w:space="0" w:color="000000"/>
+              <w:top w:val="none" w:sz="0" w:space="0" w:color="000000"/>
+              <w:left w:val="none" w:sz="0" w:space="0" w:color="000000"/>
+              <w:right w:val="none" w:sz="0" w:space="0" w:color="000000"/>
+            </w:tcBorders>
+            <w:shd w:val="clear" w:color="auto" w:fill="FFFFFF"/>
+            <w:tcMar>
+              <w:top w:w="0" w:type="dxa"/>
+              <w:bottom w:w="0" w:type="dxa"/>
+              <w:left w:w="0" w:type="dxa"/>
+              <w:right w:w="0" w:type="dxa"/>
+            </w:tcMar>
+            <w:vAlign w:val="center"/>
+          </w:tcPr>
+          <w:p>
+            <w:pPr>
+              <w:pStyle w:val="Normal"/>
+              <w:jc w:val="right"/>
+              <w:pBdr>
+                <w:bottom w:val="none" w:sz="0" w:space="0" w:color="000000"/>
+                <w:top w:val="none" w:sz="0" w:space="0" w:color="000000"/>
+                <w:left w:val="none" w:sz="0" w:space="0" w:color="000000"/>
+                <w:right w:val="none" w:sz="0" w:space="0" w:color="000000"/>
+              </w:pBdr>
+              <w:spacing w:after="100" w:before="100" w:line="240"/>
+              <w:ind w:left="100" w:right="100" w:firstLine="0" w:firstLineChars="0"/>
+              <w:rPr>
+                <w:rFonts w:ascii="Times New Roman" w:hAnsi="Times New Roman" w:eastAsia="Times New Roman" w:cs="Times New Roman"/>
+                <w:i w:val="false"/>
+                <w:b w:val="false"/>
+                <w:u w:val="none"/>
+                <w:strike w:val="false"/>
+                <w:sz w:val="18"/>
+                <w:szCs w:val="18"/>
+                <w:color w:val="000000"/>
+              </w:rPr>
+            </w:pPr>
+            <w:r>
+              <w:rPr>
+                <w:rFonts w:ascii="Times New Roman" w:hAnsi="Times New Roman" w:eastAsia="Times New Roman" w:cs="Times New Roman"/>
+                <w:i w:val="false"/>
+                <w:b w:val="false"/>
+                <w:u w:val="none"/>
+                <w:strike w:val="false"/>
+                <w:sz w:val="18"/>
+                <w:szCs w:val="18"/>
+                <w:color w:val="000000"/>
+              </w:rPr>
+              <w:t xml:space="preserve">9</w:t>
+            </w:r>
+          </w:p>
+        </w:tc>
+        <w:tc>
+          <w:tcPr>
+            <w:tcBorders>
+              <w:bottom w:val="none" w:sz="0" w:space="0" w:color="000000"/>
+              <w:top w:val="none" w:sz="0" w:space="0" w:color="000000"/>
+              <w:left w:val="none" w:sz="0" w:space="0" w:color="000000"/>
+              <w:right w:val="none" w:sz="0" w:space="0" w:color="000000"/>
+            </w:tcBorders>
+            <w:shd w:val="clear" w:color="auto" w:fill="FFFFFF"/>
+            <w:tcMar>
+              <w:top w:w="0" w:type="dxa"/>
+              <w:bottom w:w="0" w:type="dxa"/>
+              <w:left w:w="0" w:type="dxa"/>
+              <w:right w:w="0" w:type="dxa"/>
+            </w:tcMar>
+            <w:vAlign w:val="center"/>
+          </w:tcPr>
+          <w:p>
+            <w:pPr>
+              <w:pStyle w:val="Normal"/>
+              <w:jc w:val="left"/>
+              <w:pBdr>
+                <w:bottom w:val="none" w:sz="0" w:space="0" w:color="000000"/>
+                <w:top w:val="none" w:sz="0" w:space="0" w:color="000000"/>
+                <w:left w:val="none" w:sz="0" w:space="0" w:color="000000"/>
+                <w:right w:val="none" w:sz="0" w:space="0" w:color="000000"/>
+              </w:pBdr>
+              <w:spacing w:after="100" w:before="100" w:line="240"/>
+              <w:ind w:left="100" w:right="100" w:firstLine="0" w:firstLineChars="0"/>
+              <w:rPr>
+                <w:rFonts w:ascii="Times New Roman" w:hAnsi="Times New Roman" w:eastAsia="Times New Roman" w:cs="Times New Roman"/>
+                <w:i w:val="false"/>
+                <w:b w:val="false"/>
+                <w:u w:val="none"/>
+                <w:strike w:val="false"/>
+                <w:sz w:val="18"/>
+                <w:szCs w:val="18"/>
+                <w:color w:val="000000"/>
+              </w:rPr>
+            </w:pPr>
+            <w:r>
+              <w:rPr>
+                <w:rFonts w:ascii="Times New Roman" w:hAnsi="Times New Roman" w:eastAsia="Times New Roman" w:cs="Times New Roman"/>
+                <w:i w:val="false"/>
+                <w:b w:val="false"/>
+                <w:u w:val="none"/>
+                <w:strike w:val="false"/>
+                <w:sz w:val="18"/>
+                <w:szCs w:val="18"/>
+                <w:color w:val="000000"/>
+              </w:rPr>
+              <w:t xml:space="preserve">Reference</w:t>
+            </w:r>
+          </w:p>
+        </w:tc>
+        <w:tc>
+          <w:tcPr>
+            <w:tcBorders>
+              <w:bottom w:val="none" w:sz="0" w:space="0" w:color="000000"/>
+              <w:top w:val="none" w:sz="0" w:space="0" w:color="000000"/>
+              <w:left w:val="none" w:sz="0" w:space="0" w:color="000000"/>
+              <w:right w:val="none" w:sz="0" w:space="0" w:color="000000"/>
+            </w:tcBorders>
+            <w:shd w:val="clear" w:color="auto" w:fill="FFFFFF"/>
+            <w:tcMar>
+              <w:top w:w="0" w:type="dxa"/>
+              <w:bottom w:w="0" w:type="dxa"/>
+              <w:left w:w="0" w:type="dxa"/>
+              <w:right w:w="0" w:type="dxa"/>
+            </w:tcMar>
+            <w:vAlign w:val="center"/>
+          </w:tcPr>
+          <w:p>
+            <w:pPr>
+              <w:pStyle w:val="Normal"/>
+              <w:jc w:val="left"/>
+              <w:pBdr>
+                <w:bottom w:val="none" w:sz="0" w:space="0" w:color="000000"/>
+                <w:top w:val="none" w:sz="0" w:space="0" w:color="000000"/>
+                <w:left w:val="none" w:sz="0" w:space="0" w:color="000000"/>
+                <w:right w:val="none" w:sz="0" w:space="0" w:color="000000"/>
+              </w:pBdr>
+              <w:spacing w:after="100" w:before="100" w:line="240"/>
+              <w:ind w:left="100" w:right="100" w:firstLine="0" w:firstLineChars="0"/>
+              <w:rPr>
+                <w:rFonts w:ascii="Times New Roman" w:hAnsi="Times New Roman" w:eastAsia="Times New Roman" w:cs="Times New Roman"/>
+                <w:i w:val="false"/>
+                <w:b w:val="false"/>
+                <w:u w:val="none"/>
+                <w:strike w:val="false"/>
+                <w:sz w:val="18"/>
+                <w:szCs w:val="18"/>
+                <w:color w:val="000000"/>
+              </w:rPr>
+            </w:pPr>
+            <w:r>
+              <w:rPr>
+                <w:rFonts w:ascii="Times New Roman" w:hAnsi="Times New Roman" w:eastAsia="Times New Roman" w:cs="Times New Roman"/>
+                <w:i w:val="false"/>
+                <w:b w:val="false"/>
+                <w:u w:val="none"/>
+                <w:strike w:val="false"/>
+                <w:sz w:val="18"/>
+                <w:szCs w:val="18"/>
+                <w:color w:val="000000"/>
+              </w:rPr>
               <w:t xml:space="preserve"/>
-            </w:r>
-          </w:p>
-        </w:tc>
-        <w:tc>
-          <w:tcPr>
-            <w:tcBorders>
-              <w:bottom w:val="none" w:sz="0" w:space="0" w:color="000000"/>
-              <w:top w:val="none" w:sz="0" w:space="0" w:color="000000"/>
-              <w:left w:val="none" w:sz="0" w:space="0" w:color="000000"/>
-              <w:right w:val="none" w:sz="0" w:space="0" w:color="000000"/>
-            </w:tcBorders>
-            <w:shd w:val="clear" w:color="auto" w:fill="FFFFFF"/>
-            <w:tcMar>
-              <w:top w:w="0" w:type="dxa"/>
-              <w:bottom w:w="0" w:type="dxa"/>
-              <w:left w:w="0" w:type="dxa"/>
-              <w:right w:w="0" w:type="dxa"/>
-            </w:tcMar>
-            <w:vAlign w:val="center"/>
-          </w:tcPr>
-          <w:p>
-            <w:pPr>
-              <w:pStyle w:val="Normal"/>
-              <w:jc w:val="left"/>
-              <w:pBdr>
-                <w:bottom w:val="none" w:sz="0" w:space="0" w:color="000000"/>
-                <w:top w:val="none" w:sz="0" w:space="0" w:color="000000"/>
-                <w:left w:val="none" w:sz="0" w:space="0" w:color="000000"/>
-                <w:right w:val="none" w:sz="0" w:space="0" w:color="000000"/>
-              </w:pBdr>
-              <w:spacing w:after="100" w:before="100" w:line="240"/>
-              <w:ind w:left="100" w:right="100" w:firstLine="0" w:firstLineChars="0"/>
-              <w:rPr>
-                <w:rFonts w:ascii="Times New Roman" w:hAnsi="Times New Roman" w:eastAsia="Times New Roman" w:cs="Times New Roman"/>
-                <w:i w:val="false"/>
-                <w:b w:val="false"/>
-                <w:u w:val="none"/>
-                <w:strike w:val="false"/>
-                <w:sz w:val="18"/>
-                <w:szCs w:val="18"/>
-                <w:color w:val="000000"/>
-              </w:rPr>
-            </w:pPr>
-            <w:r>
-              <w:rPr>
-                <w:rFonts w:ascii="Times New Roman" w:hAnsi="Times New Roman" w:eastAsia="Times New Roman" w:cs="Times New Roman"/>
-                <w:i w:val="false"/>
-                <w:b w:val="false"/>
-                <w:u w:val="none"/>
-                <w:strike w:val="false"/>
-                <w:sz w:val="18"/>
-                <w:szCs w:val="18"/>
-                <w:color w:val="000000"/>
-              </w:rPr>
-              <w:t xml:space="preserve">≥66</w:t>
-            </w:r>
-          </w:p>
-        </w:tc>
-        <w:tc>
-          <w:tcPr>
-            <w:tcBorders>
-              <w:bottom w:val="none" w:sz="0" w:space="0" w:color="000000"/>
-              <w:top w:val="none" w:sz="0" w:space="0" w:color="000000"/>
-              <w:left w:val="none" w:sz="0" w:space="0" w:color="000000"/>
-              <w:right w:val="none" w:sz="0" w:space="0" w:color="000000"/>
-            </w:tcBorders>
-            <w:shd w:val="clear" w:color="auto" w:fill="FFFFFF"/>
-            <w:tcMar>
-              <w:top w:w="0" w:type="dxa"/>
-              <w:bottom w:w="0" w:type="dxa"/>
-              <w:left w:w="0" w:type="dxa"/>
-              <w:right w:w="0" w:type="dxa"/>
-            </w:tcMar>
-            <w:vAlign w:val="center"/>
-          </w:tcPr>
-          <w:p>
-            <w:pPr>
-              <w:pStyle w:val="Normal"/>
-              <w:jc w:val="right"/>
-              <w:pBdr>
-                <w:bottom w:val="none" w:sz="0" w:space="0" w:color="000000"/>
-                <w:top w:val="none" w:sz="0" w:space="0" w:color="000000"/>
-                <w:left w:val="none" w:sz="0" w:space="0" w:color="000000"/>
-                <w:right w:val="none" w:sz="0" w:space="0" w:color="000000"/>
-              </w:pBdr>
-              <w:spacing w:after="100" w:before="100" w:line="240"/>
-              <w:ind w:left="100" w:right="100" w:firstLine="0" w:firstLineChars="0"/>
-              <w:rPr>
-                <w:rFonts w:ascii="Times New Roman" w:hAnsi="Times New Roman" w:eastAsia="Times New Roman" w:cs="Times New Roman"/>
-                <w:i w:val="false"/>
-                <w:b w:val="false"/>
-                <w:u w:val="none"/>
-                <w:strike w:val="false"/>
-                <w:sz w:val="18"/>
-                <w:szCs w:val="18"/>
-                <w:color w:val="000000"/>
-              </w:rPr>
-            </w:pPr>
-            <w:r>
-              <w:rPr>
-                <w:rFonts w:ascii="Times New Roman" w:hAnsi="Times New Roman" w:eastAsia="Times New Roman" w:cs="Times New Roman"/>
-                <w:i w:val="false"/>
-                <w:b w:val="false"/>
-                <w:u w:val="none"/>
-                <w:strike w:val="false"/>
-                <w:sz w:val="18"/>
-                <w:szCs w:val="18"/>
-                <w:color w:val="000000"/>
-              </w:rPr>
-              <w:t xml:space="preserve">48</w:t>
-            </w:r>
-          </w:p>
-        </w:tc>
-        <w:tc>
-          <w:tcPr>
-            <w:tcBorders>
-              <w:bottom w:val="none" w:sz="0" w:space="0" w:color="000000"/>
-              <w:top w:val="none" w:sz="0" w:space="0" w:color="000000"/>
-              <w:left w:val="none" w:sz="0" w:space="0" w:color="000000"/>
-              <w:right w:val="none" w:sz="0" w:space="0" w:color="000000"/>
-            </w:tcBorders>
-            <w:shd w:val="clear" w:color="auto" w:fill="FFFFFF"/>
-            <w:tcMar>
-              <w:top w:w="0" w:type="dxa"/>
-              <w:bottom w:w="0" w:type="dxa"/>
-              <w:left w:w="0" w:type="dxa"/>
-              <w:right w:w="0" w:type="dxa"/>
-            </w:tcMar>
-            <w:vAlign w:val="center"/>
-          </w:tcPr>
-          <w:p>
-            <w:pPr>
-              <w:pStyle w:val="Normal"/>
-              <w:jc w:val="right"/>
-              <w:pBdr>
-                <w:bottom w:val="none" w:sz="0" w:space="0" w:color="000000"/>
-                <w:top w:val="none" w:sz="0" w:space="0" w:color="000000"/>
-                <w:left w:val="none" w:sz="0" w:space="0" w:color="000000"/>
-                <w:right w:val="none" w:sz="0" w:space="0" w:color="000000"/>
-              </w:pBdr>
-              <w:spacing w:after="100" w:before="100" w:line="240"/>
-              <w:ind w:left="100" w:right="100" w:firstLine="0" w:firstLineChars="0"/>
-              <w:rPr>
-                <w:rFonts w:ascii="Times New Roman" w:hAnsi="Times New Roman" w:eastAsia="Times New Roman" w:cs="Times New Roman"/>
-                <w:i w:val="false"/>
-                <w:b w:val="false"/>
-                <w:u w:val="none"/>
-                <w:strike w:val="false"/>
-                <w:sz w:val="18"/>
-                <w:szCs w:val="18"/>
-                <w:color w:val="000000"/>
-              </w:rPr>
-            </w:pPr>
-            <w:r>
-              <w:rPr>
-                <w:rFonts w:ascii="Times New Roman" w:hAnsi="Times New Roman" w:eastAsia="Times New Roman" w:cs="Times New Roman"/>
-                <w:i w:val="false"/>
-                <w:b w:val="false"/>
-                <w:u w:val="none"/>
-                <w:strike w:val="false"/>
-                <w:sz w:val="18"/>
-                <w:szCs w:val="18"/>
-                <w:color w:val="000000"/>
-              </w:rPr>
-              <w:t xml:space="preserve">10</w:t>
-            </w:r>
-          </w:p>
-        </w:tc>
-        <w:tc>
-          <w:tcPr>
-            <w:tcBorders>
-              <w:bottom w:val="none" w:sz="0" w:space="0" w:color="000000"/>
-              <w:top w:val="none" w:sz="0" w:space="0" w:color="000000"/>
-              <w:left w:val="none" w:sz="0" w:space="0" w:color="000000"/>
-              <w:right w:val="none" w:sz="0" w:space="0" w:color="000000"/>
-            </w:tcBorders>
-            <w:shd w:val="clear" w:color="auto" w:fill="FFFFFF"/>
-            <w:tcMar>
-              <w:top w:w="0" w:type="dxa"/>
-              <w:bottom w:w="0" w:type="dxa"/>
-              <w:left w:w="0" w:type="dxa"/>
-              <w:right w:w="0" w:type="dxa"/>
-            </w:tcMar>
-            <w:vAlign w:val="center"/>
-          </w:tcPr>
-          <w:p>
-            <w:pPr>
-              <w:pStyle w:val="Normal"/>
-              <w:jc w:val="left"/>
-              <w:pBdr>
-                <w:bottom w:val="none" w:sz="0" w:space="0" w:color="000000"/>
-                <w:top w:val="none" w:sz="0" w:space="0" w:color="000000"/>
-                <w:left w:val="none" w:sz="0" w:space="0" w:color="000000"/>
-                <w:right w:val="none" w:sz="0" w:space="0" w:color="000000"/>
-              </w:pBdr>
-              <w:spacing w:after="100" w:before="100" w:line="240"/>
-              <w:ind w:left="100" w:right="100" w:firstLine="0" w:firstLineChars="0"/>
-              <w:rPr>
-                <w:rFonts w:ascii="Times New Roman" w:hAnsi="Times New Roman" w:eastAsia="Times New Roman" w:cs="Times New Roman"/>
-                <w:i w:val="false"/>
-                <w:b w:val="false"/>
-                <w:u w:val="none"/>
-                <w:strike w:val="false"/>
-                <w:sz w:val="18"/>
-                <w:szCs w:val="18"/>
-                <w:color w:val="000000"/>
-              </w:rPr>
-            </w:pPr>
-            <w:r>
-              <w:rPr>
-                <w:rFonts w:ascii="Times New Roman" w:hAnsi="Times New Roman" w:eastAsia="Times New Roman" w:cs="Times New Roman"/>
-                <w:i w:val="false"/>
-                <w:b w:val="false"/>
-                <w:u w:val="none"/>
-                <w:strike w:val="false"/>
-                <w:sz w:val="18"/>
-                <w:szCs w:val="18"/>
-                <w:color w:val="000000"/>
-              </w:rPr>
-              <w:t xml:space="preserve">3.70 (1.00–13.69)</w:t>
-            </w:r>
-          </w:p>
-        </w:tc>
-        <w:tc>
-          <w:tcPr>
-            <w:tcBorders>
-              <w:bottom w:val="none" w:sz="0" w:space="0" w:color="000000"/>
-              <w:top w:val="none" w:sz="0" w:space="0" w:color="000000"/>
-              <w:left w:val="none" w:sz="0" w:space="0" w:color="000000"/>
-              <w:right w:val="none" w:sz="0" w:space="0" w:color="000000"/>
-            </w:tcBorders>
-            <w:shd w:val="clear" w:color="auto" w:fill="FFFFFF"/>
-            <w:tcMar>
-              <w:top w:w="0" w:type="dxa"/>
-              <w:bottom w:w="0" w:type="dxa"/>
-              <w:left w:w="0" w:type="dxa"/>
-              <w:right w:w="0" w:type="dxa"/>
-            </w:tcMar>
-            <w:vAlign w:val="center"/>
-          </w:tcPr>
-          <w:p>
-            <w:pPr>
-              <w:pStyle w:val="Normal"/>
-              <w:jc w:val="left"/>
-              <w:pBdr>
-                <w:bottom w:val="none" w:sz="0" w:space="0" w:color="000000"/>
-                <w:top w:val="none" w:sz="0" w:space="0" w:color="000000"/>
-                <w:left w:val="none" w:sz="0" w:space="0" w:color="000000"/>
-                <w:right w:val="none" w:sz="0" w:space="0" w:color="000000"/>
-              </w:pBdr>
-              <w:spacing w:after="100" w:before="100" w:line="240"/>
-              <w:ind w:left="100" w:right="100" w:firstLine="0" w:firstLineChars="0"/>
-              <w:rPr>
-                <w:rFonts w:ascii="Times New Roman" w:hAnsi="Times New Roman" w:eastAsia="Times New Roman" w:cs="Times New Roman"/>
-                <w:i w:val="false"/>
-                <w:b w:val="false"/>
-                <w:u w:val="none"/>
-                <w:strike w:val="false"/>
-                <w:sz w:val="18"/>
-                <w:szCs w:val="18"/>
-                <w:color w:val="000000"/>
-              </w:rPr>
-            </w:pPr>
-            <w:r>
-              <w:rPr>
-                <w:rFonts w:ascii="Times New Roman" w:hAnsi="Times New Roman" w:eastAsia="Times New Roman" w:cs="Times New Roman"/>
-                <w:i w:val="false"/>
-                <w:b w:val="false"/>
-                <w:u w:val="none"/>
-                <w:strike w:val="false"/>
-                <w:sz w:val="18"/>
-                <w:szCs w:val="18"/>
-                <w:color w:val="000000"/>
-              </w:rPr>
-              <w:t xml:space="preserve">0.050</w:t>
             </w:r>
           </w:p>
         </w:tc>
@@ -2049,7 +2049,7 @@
                 <w:szCs w:val="18"/>
                 <w:color w:val="000000"/>
               </w:rPr>
-              <w:t xml:space="preserve">Sex</w:t>
+              <w:t xml:space="preserve"/>
             </w:r>
           </w:p>
         </w:tc>
@@ -2104,7 +2104,7 @@
                 <w:szCs w:val="18"/>
                 <w:color w:val="000000"/>
               </w:rPr>
-              <w:t xml:space="preserve">Male (ref)</w:t>
+              <w:t xml:space="preserve">Female</w:t>
             </w:r>
           </w:p>
         </w:tc>
@@ -2159,7 +2159,7 @@
                 <w:szCs w:val="18"/>
                 <w:color w:val="000000"/>
               </w:rPr>
-              <w:t xml:space="preserve">62</w:t>
+              <w:t xml:space="preserve">41</w:t>
             </w:r>
           </w:p>
         </w:tc>
@@ -2214,7 +2214,7 @@
                 <w:szCs w:val="18"/>
                 <w:color w:val="000000"/>
               </w:rPr>
-              <w:t xml:space="preserve">9</w:t>
+              <w:t xml:space="preserve">4</w:t>
             </w:r>
           </w:p>
         </w:tc>
@@ -2269,7 +2269,7 @@
                 <w:szCs w:val="18"/>
                 <w:color w:val="000000"/>
               </w:rPr>
-              <w:t xml:space="preserve">Reference</w:t>
+              <w:t xml:space="preserve">0.62 (0.18–2.18)</w:t>
             </w:r>
           </w:p>
         </w:tc>
@@ -2324,7 +2324,7 @@
                 <w:szCs w:val="18"/>
                 <w:color w:val="000000"/>
               </w:rPr>
-              <w:t xml:space="preserve"/>
+              <w:t xml:space="preserve">0.457</w:t>
             </w:r>
           </w:p>
         </w:tc>
@@ -2439,282 +2439,282 @@
                 <w:szCs w:val="18"/>
                 <w:color w:val="000000"/>
               </w:rPr>
+              <w:t xml:space="preserve">Pathologic stage group</w:t>
+            </w:r>
+          </w:p>
+        </w:tc>
+        <w:tc>
+          <w:tcPr>
+            <w:tcBorders>
+              <w:bottom w:val="none" w:sz="0" w:space="0" w:color="000000"/>
+              <w:top w:val="none" w:sz="0" w:space="0" w:color="000000"/>
+              <w:left w:val="none" w:sz="0" w:space="0" w:color="000000"/>
+              <w:right w:val="none" w:sz="0" w:space="0" w:color="000000"/>
+            </w:tcBorders>
+            <w:shd w:val="clear" w:color="auto" w:fill="FFFFFF"/>
+            <w:tcMar>
+              <w:top w:w="0" w:type="dxa"/>
+              <w:bottom w:w="0" w:type="dxa"/>
+              <w:left w:w="0" w:type="dxa"/>
+              <w:right w:w="0" w:type="dxa"/>
+            </w:tcMar>
+            <w:vAlign w:val="center"/>
+          </w:tcPr>
+          <w:p>
+            <w:pPr>
+              <w:pStyle w:val="Normal"/>
+              <w:jc w:val="left"/>
+              <w:pBdr>
+                <w:bottom w:val="none" w:sz="0" w:space="0" w:color="000000"/>
+                <w:top w:val="none" w:sz="0" w:space="0" w:color="000000"/>
+                <w:left w:val="none" w:sz="0" w:space="0" w:color="000000"/>
+                <w:right w:val="none" w:sz="0" w:space="0" w:color="000000"/>
+              </w:pBdr>
+              <w:spacing w:after="100" w:before="100" w:line="240"/>
+              <w:ind w:left="100" w:right="100" w:firstLine="0" w:firstLineChars="0"/>
+              <w:rPr>
+                <w:rFonts w:ascii="Times New Roman" w:hAnsi="Times New Roman" w:eastAsia="Times New Roman" w:cs="Times New Roman"/>
+                <w:i w:val="false"/>
+                <w:b w:val="false"/>
+                <w:u w:val="none"/>
+                <w:strike w:val="false"/>
+                <w:sz w:val="18"/>
+                <w:szCs w:val="18"/>
+                <w:color w:val="000000"/>
+              </w:rPr>
+            </w:pPr>
+            <w:r>
+              <w:rPr>
+                <w:rFonts w:ascii="Times New Roman" w:hAnsi="Times New Roman" w:eastAsia="Times New Roman" w:cs="Times New Roman"/>
+                <w:i w:val="false"/>
+                <w:b w:val="false"/>
+                <w:u w:val="none"/>
+                <w:strike w:val="false"/>
+                <w:sz w:val="18"/>
+                <w:szCs w:val="18"/>
+                <w:color w:val="000000"/>
+              </w:rPr>
+              <w:t xml:space="preserve">I–II (ref)</w:t>
+            </w:r>
+          </w:p>
+        </w:tc>
+        <w:tc>
+          <w:tcPr>
+            <w:tcBorders>
+              <w:bottom w:val="none" w:sz="0" w:space="0" w:color="000000"/>
+              <w:top w:val="none" w:sz="0" w:space="0" w:color="000000"/>
+              <w:left w:val="none" w:sz="0" w:space="0" w:color="000000"/>
+              <w:right w:val="none" w:sz="0" w:space="0" w:color="000000"/>
+            </w:tcBorders>
+            <w:shd w:val="clear" w:color="auto" w:fill="FFFFFF"/>
+            <w:tcMar>
+              <w:top w:w="0" w:type="dxa"/>
+              <w:bottom w:w="0" w:type="dxa"/>
+              <w:left w:w="0" w:type="dxa"/>
+              <w:right w:w="0" w:type="dxa"/>
+            </w:tcMar>
+            <w:vAlign w:val="center"/>
+          </w:tcPr>
+          <w:p>
+            <w:pPr>
+              <w:pStyle w:val="Normal"/>
+              <w:jc w:val="right"/>
+              <w:pBdr>
+                <w:bottom w:val="none" w:sz="0" w:space="0" w:color="000000"/>
+                <w:top w:val="none" w:sz="0" w:space="0" w:color="000000"/>
+                <w:left w:val="none" w:sz="0" w:space="0" w:color="000000"/>
+                <w:right w:val="none" w:sz="0" w:space="0" w:color="000000"/>
+              </w:pBdr>
+              <w:spacing w:after="100" w:before="100" w:line="240"/>
+              <w:ind w:left="100" w:right="100" w:firstLine="0" w:firstLineChars="0"/>
+              <w:rPr>
+                <w:rFonts w:ascii="Times New Roman" w:hAnsi="Times New Roman" w:eastAsia="Times New Roman" w:cs="Times New Roman"/>
+                <w:i w:val="false"/>
+                <w:b w:val="false"/>
+                <w:u w:val="none"/>
+                <w:strike w:val="false"/>
+                <w:sz w:val="18"/>
+                <w:szCs w:val="18"/>
+                <w:color w:val="000000"/>
+              </w:rPr>
+            </w:pPr>
+            <w:r>
+              <w:rPr>
+                <w:rFonts w:ascii="Times New Roman" w:hAnsi="Times New Roman" w:eastAsia="Times New Roman" w:cs="Times New Roman"/>
+                <w:i w:val="false"/>
+                <w:b w:val="false"/>
+                <w:u w:val="none"/>
+                <w:strike w:val="false"/>
+                <w:sz w:val="18"/>
+                <w:szCs w:val="18"/>
+                <w:color w:val="000000"/>
+              </w:rPr>
+              <w:t xml:space="preserve">50</w:t>
+            </w:r>
+          </w:p>
+        </w:tc>
+        <w:tc>
+          <w:tcPr>
+            <w:tcBorders>
+              <w:bottom w:val="none" w:sz="0" w:space="0" w:color="000000"/>
+              <w:top w:val="none" w:sz="0" w:space="0" w:color="000000"/>
+              <w:left w:val="none" w:sz="0" w:space="0" w:color="000000"/>
+              <w:right w:val="none" w:sz="0" w:space="0" w:color="000000"/>
+            </w:tcBorders>
+            <w:shd w:val="clear" w:color="auto" w:fill="FFFFFF"/>
+            <w:tcMar>
+              <w:top w:w="0" w:type="dxa"/>
+              <w:bottom w:w="0" w:type="dxa"/>
+              <w:left w:w="0" w:type="dxa"/>
+              <w:right w:w="0" w:type="dxa"/>
+            </w:tcMar>
+            <w:vAlign w:val="center"/>
+          </w:tcPr>
+          <w:p>
+            <w:pPr>
+              <w:pStyle w:val="Normal"/>
+              <w:jc w:val="right"/>
+              <w:pBdr>
+                <w:bottom w:val="none" w:sz="0" w:space="0" w:color="000000"/>
+                <w:top w:val="none" w:sz="0" w:space="0" w:color="000000"/>
+                <w:left w:val="none" w:sz="0" w:space="0" w:color="000000"/>
+                <w:right w:val="none" w:sz="0" w:space="0" w:color="000000"/>
+              </w:pBdr>
+              <w:spacing w:after="100" w:before="100" w:line="240"/>
+              <w:ind w:left="100" w:right="100" w:firstLine="0" w:firstLineChars="0"/>
+              <w:rPr>
+                <w:rFonts w:ascii="Times New Roman" w:hAnsi="Times New Roman" w:eastAsia="Times New Roman" w:cs="Times New Roman"/>
+                <w:i w:val="false"/>
+                <w:b w:val="false"/>
+                <w:u w:val="none"/>
+                <w:strike w:val="false"/>
+                <w:sz w:val="18"/>
+                <w:szCs w:val="18"/>
+                <w:color w:val="000000"/>
+              </w:rPr>
+            </w:pPr>
+            <w:r>
+              <w:rPr>
+                <w:rFonts w:ascii="Times New Roman" w:hAnsi="Times New Roman" w:eastAsia="Times New Roman" w:cs="Times New Roman"/>
+                <w:i w:val="false"/>
+                <w:b w:val="false"/>
+                <w:u w:val="none"/>
+                <w:strike w:val="false"/>
+                <w:sz w:val="18"/>
+                <w:szCs w:val="18"/>
+                <w:color w:val="000000"/>
+              </w:rPr>
+              <w:t xml:space="preserve">5</w:t>
+            </w:r>
+          </w:p>
+        </w:tc>
+        <w:tc>
+          <w:tcPr>
+            <w:tcBorders>
+              <w:bottom w:val="none" w:sz="0" w:space="0" w:color="000000"/>
+              <w:top w:val="none" w:sz="0" w:space="0" w:color="000000"/>
+              <w:left w:val="none" w:sz="0" w:space="0" w:color="000000"/>
+              <w:right w:val="none" w:sz="0" w:space="0" w:color="000000"/>
+            </w:tcBorders>
+            <w:shd w:val="clear" w:color="auto" w:fill="FFFFFF"/>
+            <w:tcMar>
+              <w:top w:w="0" w:type="dxa"/>
+              <w:bottom w:w="0" w:type="dxa"/>
+              <w:left w:w="0" w:type="dxa"/>
+              <w:right w:w="0" w:type="dxa"/>
+            </w:tcMar>
+            <w:vAlign w:val="center"/>
+          </w:tcPr>
+          <w:p>
+            <w:pPr>
+              <w:pStyle w:val="Normal"/>
+              <w:jc w:val="left"/>
+              <w:pBdr>
+                <w:bottom w:val="none" w:sz="0" w:space="0" w:color="000000"/>
+                <w:top w:val="none" w:sz="0" w:space="0" w:color="000000"/>
+                <w:left w:val="none" w:sz="0" w:space="0" w:color="000000"/>
+                <w:right w:val="none" w:sz="0" w:space="0" w:color="000000"/>
+              </w:pBdr>
+              <w:spacing w:after="100" w:before="100" w:line="240"/>
+              <w:ind w:left="100" w:right="100" w:firstLine="0" w:firstLineChars="0"/>
+              <w:rPr>
+                <w:rFonts w:ascii="Times New Roman" w:hAnsi="Times New Roman" w:eastAsia="Times New Roman" w:cs="Times New Roman"/>
+                <w:i w:val="false"/>
+                <w:b w:val="false"/>
+                <w:u w:val="none"/>
+                <w:strike w:val="false"/>
+                <w:sz w:val="18"/>
+                <w:szCs w:val="18"/>
+                <w:color w:val="000000"/>
+              </w:rPr>
+            </w:pPr>
+            <w:r>
+              <w:rPr>
+                <w:rFonts w:ascii="Times New Roman" w:hAnsi="Times New Roman" w:eastAsia="Times New Roman" w:cs="Times New Roman"/>
+                <w:i w:val="false"/>
+                <w:b w:val="false"/>
+                <w:u w:val="none"/>
+                <w:strike w:val="false"/>
+                <w:sz w:val="18"/>
+                <w:szCs w:val="18"/>
+                <w:color w:val="000000"/>
+              </w:rPr>
+              <w:t xml:space="preserve">Reference</w:t>
+            </w:r>
+          </w:p>
+        </w:tc>
+        <w:tc>
+          <w:tcPr>
+            <w:tcBorders>
+              <w:bottom w:val="none" w:sz="0" w:space="0" w:color="000000"/>
+              <w:top w:val="none" w:sz="0" w:space="0" w:color="000000"/>
+              <w:left w:val="none" w:sz="0" w:space="0" w:color="000000"/>
+              <w:right w:val="none" w:sz="0" w:space="0" w:color="000000"/>
+            </w:tcBorders>
+            <w:shd w:val="clear" w:color="auto" w:fill="FFFFFF"/>
+            <w:tcMar>
+              <w:top w:w="0" w:type="dxa"/>
+              <w:bottom w:w="0" w:type="dxa"/>
+              <w:left w:w="0" w:type="dxa"/>
+              <w:right w:w="0" w:type="dxa"/>
+            </w:tcMar>
+            <w:vAlign w:val="center"/>
+          </w:tcPr>
+          <w:p>
+            <w:pPr>
+              <w:pStyle w:val="Normal"/>
+              <w:jc w:val="left"/>
+              <w:pBdr>
+                <w:bottom w:val="none" w:sz="0" w:space="0" w:color="000000"/>
+                <w:top w:val="none" w:sz="0" w:space="0" w:color="000000"/>
+                <w:left w:val="none" w:sz="0" w:space="0" w:color="000000"/>
+                <w:right w:val="none" w:sz="0" w:space="0" w:color="000000"/>
+              </w:pBdr>
+              <w:spacing w:after="100" w:before="100" w:line="240"/>
+              <w:ind w:left="100" w:right="100" w:firstLine="0" w:firstLineChars="0"/>
+              <w:rPr>
+                <w:rFonts w:ascii="Times New Roman" w:hAnsi="Times New Roman" w:eastAsia="Times New Roman" w:cs="Times New Roman"/>
+                <w:i w:val="false"/>
+                <w:b w:val="false"/>
+                <w:u w:val="none"/>
+                <w:strike w:val="false"/>
+                <w:sz w:val="18"/>
+                <w:szCs w:val="18"/>
+                <w:color w:val="000000"/>
+              </w:rPr>
+            </w:pPr>
+            <w:r>
+              <w:rPr>
+                <w:rFonts w:ascii="Times New Roman" w:hAnsi="Times New Roman" w:eastAsia="Times New Roman" w:cs="Times New Roman"/>
+                <w:i w:val="false"/>
+                <w:b w:val="false"/>
+                <w:u w:val="none"/>
+                <w:strike w:val="false"/>
+                <w:sz w:val="18"/>
+                <w:szCs w:val="18"/>
+                <w:color w:val="000000"/>
+              </w:rPr>
               <w:t xml:space="preserve"/>
-            </w:r>
-          </w:p>
-        </w:tc>
-        <w:tc>
-          <w:tcPr>
-            <w:tcBorders>
-              <w:bottom w:val="none" w:sz="0" w:space="0" w:color="000000"/>
-              <w:top w:val="none" w:sz="0" w:space="0" w:color="000000"/>
-              <w:left w:val="none" w:sz="0" w:space="0" w:color="000000"/>
-              <w:right w:val="none" w:sz="0" w:space="0" w:color="000000"/>
-            </w:tcBorders>
-            <w:shd w:val="clear" w:color="auto" w:fill="FFFFFF"/>
-            <w:tcMar>
-              <w:top w:w="0" w:type="dxa"/>
-              <w:bottom w:w="0" w:type="dxa"/>
-              <w:left w:w="0" w:type="dxa"/>
-              <w:right w:w="0" w:type="dxa"/>
-            </w:tcMar>
-            <w:vAlign w:val="center"/>
-          </w:tcPr>
-          <w:p>
-            <w:pPr>
-              <w:pStyle w:val="Normal"/>
-              <w:jc w:val="left"/>
-              <w:pBdr>
-                <w:bottom w:val="none" w:sz="0" w:space="0" w:color="000000"/>
-                <w:top w:val="none" w:sz="0" w:space="0" w:color="000000"/>
-                <w:left w:val="none" w:sz="0" w:space="0" w:color="000000"/>
-                <w:right w:val="none" w:sz="0" w:space="0" w:color="000000"/>
-              </w:pBdr>
-              <w:spacing w:after="100" w:before="100" w:line="240"/>
-              <w:ind w:left="100" w:right="100" w:firstLine="0" w:firstLineChars="0"/>
-              <w:rPr>
-                <w:rFonts w:ascii="Times New Roman" w:hAnsi="Times New Roman" w:eastAsia="Times New Roman" w:cs="Times New Roman"/>
-                <w:i w:val="false"/>
-                <w:b w:val="false"/>
-                <w:u w:val="none"/>
-                <w:strike w:val="false"/>
-                <w:sz w:val="18"/>
-                <w:szCs w:val="18"/>
-                <w:color w:val="000000"/>
-              </w:rPr>
-            </w:pPr>
-            <w:r>
-              <w:rPr>
-                <w:rFonts w:ascii="Times New Roman" w:hAnsi="Times New Roman" w:eastAsia="Times New Roman" w:cs="Times New Roman"/>
-                <w:i w:val="false"/>
-                <w:b w:val="false"/>
-                <w:u w:val="none"/>
-                <w:strike w:val="false"/>
-                <w:sz w:val="18"/>
-                <w:szCs w:val="18"/>
-                <w:color w:val="000000"/>
-              </w:rPr>
-              <w:t xml:space="preserve">Female</w:t>
-            </w:r>
-          </w:p>
-        </w:tc>
-        <w:tc>
-          <w:tcPr>
-            <w:tcBorders>
-              <w:bottom w:val="none" w:sz="0" w:space="0" w:color="000000"/>
-              <w:top w:val="none" w:sz="0" w:space="0" w:color="000000"/>
-              <w:left w:val="none" w:sz="0" w:space="0" w:color="000000"/>
-              <w:right w:val="none" w:sz="0" w:space="0" w:color="000000"/>
-            </w:tcBorders>
-            <w:shd w:val="clear" w:color="auto" w:fill="FFFFFF"/>
-            <w:tcMar>
-              <w:top w:w="0" w:type="dxa"/>
-              <w:bottom w:w="0" w:type="dxa"/>
-              <w:left w:w="0" w:type="dxa"/>
-              <w:right w:w="0" w:type="dxa"/>
-            </w:tcMar>
-            <w:vAlign w:val="center"/>
-          </w:tcPr>
-          <w:p>
-            <w:pPr>
-              <w:pStyle w:val="Normal"/>
-              <w:jc w:val="right"/>
-              <w:pBdr>
-                <w:bottom w:val="none" w:sz="0" w:space="0" w:color="000000"/>
-                <w:top w:val="none" w:sz="0" w:space="0" w:color="000000"/>
-                <w:left w:val="none" w:sz="0" w:space="0" w:color="000000"/>
-                <w:right w:val="none" w:sz="0" w:space="0" w:color="000000"/>
-              </w:pBdr>
-              <w:spacing w:after="100" w:before="100" w:line="240"/>
-              <w:ind w:left="100" w:right="100" w:firstLine="0" w:firstLineChars="0"/>
-              <w:rPr>
-                <w:rFonts w:ascii="Times New Roman" w:hAnsi="Times New Roman" w:eastAsia="Times New Roman" w:cs="Times New Roman"/>
-                <w:i w:val="false"/>
-                <w:b w:val="false"/>
-                <w:u w:val="none"/>
-                <w:strike w:val="false"/>
-                <w:sz w:val="18"/>
-                <w:szCs w:val="18"/>
-                <w:color w:val="000000"/>
-              </w:rPr>
-            </w:pPr>
-            <w:r>
-              <w:rPr>
-                <w:rFonts w:ascii="Times New Roman" w:hAnsi="Times New Roman" w:eastAsia="Times New Roman" w:cs="Times New Roman"/>
-                <w:i w:val="false"/>
-                <w:b w:val="false"/>
-                <w:u w:val="none"/>
-                <w:strike w:val="false"/>
-                <w:sz w:val="18"/>
-                <w:szCs w:val="18"/>
-                <w:color w:val="000000"/>
-              </w:rPr>
-              <w:t xml:space="preserve">41</w:t>
-            </w:r>
-          </w:p>
-        </w:tc>
-        <w:tc>
-          <w:tcPr>
-            <w:tcBorders>
-              <w:bottom w:val="none" w:sz="0" w:space="0" w:color="000000"/>
-              <w:top w:val="none" w:sz="0" w:space="0" w:color="000000"/>
-              <w:left w:val="none" w:sz="0" w:space="0" w:color="000000"/>
-              <w:right w:val="none" w:sz="0" w:space="0" w:color="000000"/>
-            </w:tcBorders>
-            <w:shd w:val="clear" w:color="auto" w:fill="FFFFFF"/>
-            <w:tcMar>
-              <w:top w:w="0" w:type="dxa"/>
-              <w:bottom w:w="0" w:type="dxa"/>
-              <w:left w:w="0" w:type="dxa"/>
-              <w:right w:w="0" w:type="dxa"/>
-            </w:tcMar>
-            <w:vAlign w:val="center"/>
-          </w:tcPr>
-          <w:p>
-            <w:pPr>
-              <w:pStyle w:val="Normal"/>
-              <w:jc w:val="right"/>
-              <w:pBdr>
-                <w:bottom w:val="none" w:sz="0" w:space="0" w:color="000000"/>
-                <w:top w:val="none" w:sz="0" w:space="0" w:color="000000"/>
-                <w:left w:val="none" w:sz="0" w:space="0" w:color="000000"/>
-                <w:right w:val="none" w:sz="0" w:space="0" w:color="000000"/>
-              </w:pBdr>
-              <w:spacing w:after="100" w:before="100" w:line="240"/>
-              <w:ind w:left="100" w:right="100" w:firstLine="0" w:firstLineChars="0"/>
-              <w:rPr>
-                <w:rFonts w:ascii="Times New Roman" w:hAnsi="Times New Roman" w:eastAsia="Times New Roman" w:cs="Times New Roman"/>
-                <w:i w:val="false"/>
-                <w:b w:val="false"/>
-                <w:u w:val="none"/>
-                <w:strike w:val="false"/>
-                <w:sz w:val="18"/>
-                <w:szCs w:val="18"/>
-                <w:color w:val="000000"/>
-              </w:rPr>
-            </w:pPr>
-            <w:r>
-              <w:rPr>
-                <w:rFonts w:ascii="Times New Roman" w:hAnsi="Times New Roman" w:eastAsia="Times New Roman" w:cs="Times New Roman"/>
-                <w:i w:val="false"/>
-                <w:b w:val="false"/>
-                <w:u w:val="none"/>
-                <w:strike w:val="false"/>
-                <w:sz w:val="18"/>
-                <w:szCs w:val="18"/>
-                <w:color w:val="000000"/>
-              </w:rPr>
-              <w:t xml:space="preserve">4</w:t>
-            </w:r>
-          </w:p>
-        </w:tc>
-        <w:tc>
-          <w:tcPr>
-            <w:tcBorders>
-              <w:bottom w:val="none" w:sz="0" w:space="0" w:color="000000"/>
-              <w:top w:val="none" w:sz="0" w:space="0" w:color="000000"/>
-              <w:left w:val="none" w:sz="0" w:space="0" w:color="000000"/>
-              <w:right w:val="none" w:sz="0" w:space="0" w:color="000000"/>
-            </w:tcBorders>
-            <w:shd w:val="clear" w:color="auto" w:fill="FFFFFF"/>
-            <w:tcMar>
-              <w:top w:w="0" w:type="dxa"/>
-              <w:bottom w:w="0" w:type="dxa"/>
-              <w:left w:w="0" w:type="dxa"/>
-              <w:right w:w="0" w:type="dxa"/>
-            </w:tcMar>
-            <w:vAlign w:val="center"/>
-          </w:tcPr>
-          <w:p>
-            <w:pPr>
-              <w:pStyle w:val="Normal"/>
-              <w:jc w:val="left"/>
-              <w:pBdr>
-                <w:bottom w:val="none" w:sz="0" w:space="0" w:color="000000"/>
-                <w:top w:val="none" w:sz="0" w:space="0" w:color="000000"/>
-                <w:left w:val="none" w:sz="0" w:space="0" w:color="000000"/>
-                <w:right w:val="none" w:sz="0" w:space="0" w:color="000000"/>
-              </w:pBdr>
-              <w:spacing w:after="100" w:before="100" w:line="240"/>
-              <w:ind w:left="100" w:right="100" w:firstLine="0" w:firstLineChars="0"/>
-              <w:rPr>
-                <w:rFonts w:ascii="Times New Roman" w:hAnsi="Times New Roman" w:eastAsia="Times New Roman" w:cs="Times New Roman"/>
-                <w:i w:val="false"/>
-                <w:b w:val="false"/>
-                <w:u w:val="none"/>
-                <w:strike w:val="false"/>
-                <w:sz w:val="18"/>
-                <w:szCs w:val="18"/>
-                <w:color w:val="000000"/>
-              </w:rPr>
-            </w:pPr>
-            <w:r>
-              <w:rPr>
-                <w:rFonts w:ascii="Times New Roman" w:hAnsi="Times New Roman" w:eastAsia="Times New Roman" w:cs="Times New Roman"/>
-                <w:i w:val="false"/>
-                <w:b w:val="false"/>
-                <w:u w:val="none"/>
-                <w:strike w:val="false"/>
-                <w:sz w:val="18"/>
-                <w:szCs w:val="18"/>
-                <w:color w:val="000000"/>
-              </w:rPr>
-              <w:t xml:space="preserve">0.87 (0.26–2.92)</w:t>
-            </w:r>
-          </w:p>
-        </w:tc>
-        <w:tc>
-          <w:tcPr>
-            <w:tcBorders>
-              <w:bottom w:val="none" w:sz="0" w:space="0" w:color="000000"/>
-              <w:top w:val="none" w:sz="0" w:space="0" w:color="000000"/>
-              <w:left w:val="none" w:sz="0" w:space="0" w:color="000000"/>
-              <w:right w:val="none" w:sz="0" w:space="0" w:color="000000"/>
-            </w:tcBorders>
-            <w:shd w:val="clear" w:color="auto" w:fill="FFFFFF"/>
-            <w:tcMar>
-              <w:top w:w="0" w:type="dxa"/>
-              <w:bottom w:w="0" w:type="dxa"/>
-              <w:left w:w="0" w:type="dxa"/>
-              <w:right w:w="0" w:type="dxa"/>
-            </w:tcMar>
-            <w:vAlign w:val="center"/>
-          </w:tcPr>
-          <w:p>
-            <w:pPr>
-              <w:pStyle w:val="Normal"/>
-              <w:jc w:val="left"/>
-              <w:pBdr>
-                <w:bottom w:val="none" w:sz="0" w:space="0" w:color="000000"/>
-                <w:top w:val="none" w:sz="0" w:space="0" w:color="000000"/>
-                <w:left w:val="none" w:sz="0" w:space="0" w:color="000000"/>
-                <w:right w:val="none" w:sz="0" w:space="0" w:color="000000"/>
-              </w:pBdr>
-              <w:spacing w:after="100" w:before="100" w:line="240"/>
-              <w:ind w:left="100" w:right="100" w:firstLine="0" w:firstLineChars="0"/>
-              <w:rPr>
-                <w:rFonts w:ascii="Times New Roman" w:hAnsi="Times New Roman" w:eastAsia="Times New Roman" w:cs="Times New Roman"/>
-                <w:i w:val="false"/>
-                <w:b w:val="false"/>
-                <w:u w:val="none"/>
-                <w:strike w:val="false"/>
-                <w:sz w:val="18"/>
-                <w:szCs w:val="18"/>
-                <w:color w:val="000000"/>
-              </w:rPr>
-            </w:pPr>
-            <w:r>
-              <w:rPr>
-                <w:rFonts w:ascii="Times New Roman" w:hAnsi="Times New Roman" w:eastAsia="Times New Roman" w:cs="Times New Roman"/>
-                <w:i w:val="false"/>
-                <w:b w:val="false"/>
-                <w:u w:val="none"/>
-                <w:strike w:val="false"/>
-                <w:sz w:val="18"/>
-                <w:szCs w:val="18"/>
-                <w:color w:val="000000"/>
-              </w:rPr>
-              <w:t xml:space="preserve">0.828</w:t>
             </w:r>
           </w:p>
         </w:tc>
@@ -2829,7 +2829,7 @@
                 <w:szCs w:val="18"/>
                 <w:color w:val="000000"/>
               </w:rPr>
-              <w:t xml:space="preserve">Pathologic stage group</w:t>
+              <w:t xml:space="preserve"/>
             </w:r>
           </w:p>
         </w:tc>
@@ -2884,7 +2884,7 @@
                 <w:szCs w:val="18"/>
                 <w:color w:val="000000"/>
               </w:rPr>
-              <w:t xml:space="preserve">I–II (ref)</w:t>
+              <w:t xml:space="preserve">III–IV</w:t>
             </w:r>
           </w:p>
         </w:tc>
@@ -2939,7 +2939,7 @@
                 <w:szCs w:val="18"/>
                 <w:color w:val="000000"/>
               </w:rPr>
-              <w:t xml:space="preserve">50</w:t>
+              <w:t xml:space="preserve">53</w:t>
             </w:r>
           </w:p>
         </w:tc>
@@ -2994,7 +2994,7 @@
                 <w:szCs w:val="18"/>
                 <w:color w:val="000000"/>
               </w:rPr>
-              <w:t xml:space="preserve">5</w:t>
+              <w:t xml:space="preserve">8</w:t>
             </w:r>
           </w:p>
         </w:tc>
@@ -3049,7 +3049,7 @@
                 <w:szCs w:val="18"/>
                 <w:color w:val="000000"/>
               </w:rPr>
-              <w:t xml:space="preserve">Reference</w:t>
+              <w:t xml:space="preserve">1.91 (0.56–6.48)</w:t>
             </w:r>
           </w:p>
         </w:tc>
@@ -3104,7 +3104,7 @@
                 <w:szCs w:val="18"/>
                 <w:color w:val="000000"/>
               </w:rPr>
-              <w:t xml:space="preserve"/>
+              <w:t xml:space="preserve">0.300</w:t>
             </w:r>
           </w:p>
         </w:tc>
@@ -3219,396 +3219,6 @@
                 <w:szCs w:val="18"/>
                 <w:color w:val="000000"/>
               </w:rPr>
-              <w:t xml:space="preserve"/>
-            </w:r>
-          </w:p>
-        </w:tc>
-        <w:tc>
-          <w:tcPr>
-            <w:tcBorders>
-              <w:bottom w:val="none" w:sz="0" w:space="0" w:color="000000"/>
-              <w:top w:val="none" w:sz="0" w:space="0" w:color="000000"/>
-              <w:left w:val="none" w:sz="0" w:space="0" w:color="000000"/>
-              <w:right w:val="none" w:sz="0" w:space="0" w:color="000000"/>
-            </w:tcBorders>
-            <w:shd w:val="clear" w:color="auto" w:fill="FFFFFF"/>
-            <w:tcMar>
-              <w:top w:w="0" w:type="dxa"/>
-              <w:bottom w:w="0" w:type="dxa"/>
-              <w:left w:w="0" w:type="dxa"/>
-              <w:right w:w="0" w:type="dxa"/>
-            </w:tcMar>
-            <w:vAlign w:val="center"/>
-          </w:tcPr>
-          <w:p>
-            <w:pPr>
-              <w:pStyle w:val="Normal"/>
-              <w:jc w:val="left"/>
-              <w:pBdr>
-                <w:bottom w:val="none" w:sz="0" w:space="0" w:color="000000"/>
-                <w:top w:val="none" w:sz="0" w:space="0" w:color="000000"/>
-                <w:left w:val="none" w:sz="0" w:space="0" w:color="000000"/>
-                <w:right w:val="none" w:sz="0" w:space="0" w:color="000000"/>
-              </w:pBdr>
-              <w:spacing w:after="100" w:before="100" w:line="240"/>
-              <w:ind w:left="100" w:right="100" w:firstLine="0" w:firstLineChars="0"/>
-              <w:rPr>
-                <w:rFonts w:ascii="Times New Roman" w:hAnsi="Times New Roman" w:eastAsia="Times New Roman" w:cs="Times New Roman"/>
-                <w:i w:val="false"/>
-                <w:b w:val="false"/>
-                <w:u w:val="none"/>
-                <w:strike w:val="false"/>
-                <w:sz w:val="18"/>
-                <w:szCs w:val="18"/>
-                <w:color w:val="000000"/>
-              </w:rPr>
-            </w:pPr>
-            <w:r>
-              <w:rPr>
-                <w:rFonts w:ascii="Times New Roman" w:hAnsi="Times New Roman" w:eastAsia="Times New Roman" w:cs="Times New Roman"/>
-                <w:i w:val="false"/>
-                <w:b w:val="false"/>
-                <w:u w:val="none"/>
-                <w:strike w:val="false"/>
-                <w:sz w:val="18"/>
-                <w:szCs w:val="18"/>
-                <w:color w:val="000000"/>
-              </w:rPr>
-              <w:t xml:space="preserve">III–IV</w:t>
-            </w:r>
-          </w:p>
-        </w:tc>
-        <w:tc>
-          <w:tcPr>
-            <w:tcBorders>
-              <w:bottom w:val="none" w:sz="0" w:space="0" w:color="000000"/>
-              <w:top w:val="none" w:sz="0" w:space="0" w:color="000000"/>
-              <w:left w:val="none" w:sz="0" w:space="0" w:color="000000"/>
-              <w:right w:val="none" w:sz="0" w:space="0" w:color="000000"/>
-            </w:tcBorders>
-            <w:shd w:val="clear" w:color="auto" w:fill="FFFFFF"/>
-            <w:tcMar>
-              <w:top w:w="0" w:type="dxa"/>
-              <w:bottom w:w="0" w:type="dxa"/>
-              <w:left w:w="0" w:type="dxa"/>
-              <w:right w:w="0" w:type="dxa"/>
-            </w:tcMar>
-            <w:vAlign w:val="center"/>
-          </w:tcPr>
-          <w:p>
-            <w:pPr>
-              <w:pStyle w:val="Normal"/>
-              <w:jc w:val="right"/>
-              <w:pBdr>
-                <w:bottom w:val="none" w:sz="0" w:space="0" w:color="000000"/>
-                <w:top w:val="none" w:sz="0" w:space="0" w:color="000000"/>
-                <w:left w:val="none" w:sz="0" w:space="0" w:color="000000"/>
-                <w:right w:val="none" w:sz="0" w:space="0" w:color="000000"/>
-              </w:pBdr>
-              <w:spacing w:after="100" w:before="100" w:line="240"/>
-              <w:ind w:left="100" w:right="100" w:firstLine="0" w:firstLineChars="0"/>
-              <w:rPr>
-                <w:rFonts w:ascii="Times New Roman" w:hAnsi="Times New Roman" w:eastAsia="Times New Roman" w:cs="Times New Roman"/>
-                <w:i w:val="false"/>
-                <w:b w:val="false"/>
-                <w:u w:val="none"/>
-                <w:strike w:val="false"/>
-                <w:sz w:val="18"/>
-                <w:szCs w:val="18"/>
-                <w:color w:val="000000"/>
-              </w:rPr>
-            </w:pPr>
-            <w:r>
-              <w:rPr>
-                <w:rFonts w:ascii="Times New Roman" w:hAnsi="Times New Roman" w:eastAsia="Times New Roman" w:cs="Times New Roman"/>
-                <w:i w:val="false"/>
-                <w:b w:val="false"/>
-                <w:u w:val="none"/>
-                <w:strike w:val="false"/>
-                <w:sz w:val="18"/>
-                <w:szCs w:val="18"/>
-                <w:color w:val="000000"/>
-              </w:rPr>
-              <w:t xml:space="preserve">53</w:t>
-            </w:r>
-          </w:p>
-        </w:tc>
-        <w:tc>
-          <w:tcPr>
-            <w:tcBorders>
-              <w:bottom w:val="none" w:sz="0" w:space="0" w:color="000000"/>
-              <w:top w:val="none" w:sz="0" w:space="0" w:color="000000"/>
-              <w:left w:val="none" w:sz="0" w:space="0" w:color="000000"/>
-              <w:right w:val="none" w:sz="0" w:space="0" w:color="000000"/>
-            </w:tcBorders>
-            <w:shd w:val="clear" w:color="auto" w:fill="FFFFFF"/>
-            <w:tcMar>
-              <w:top w:w="0" w:type="dxa"/>
-              <w:bottom w:w="0" w:type="dxa"/>
-              <w:left w:w="0" w:type="dxa"/>
-              <w:right w:w="0" w:type="dxa"/>
-            </w:tcMar>
-            <w:vAlign w:val="center"/>
-          </w:tcPr>
-          <w:p>
-            <w:pPr>
-              <w:pStyle w:val="Normal"/>
-              <w:jc w:val="right"/>
-              <w:pBdr>
-                <w:bottom w:val="none" w:sz="0" w:space="0" w:color="000000"/>
-                <w:top w:val="none" w:sz="0" w:space="0" w:color="000000"/>
-                <w:left w:val="none" w:sz="0" w:space="0" w:color="000000"/>
-                <w:right w:val="none" w:sz="0" w:space="0" w:color="000000"/>
-              </w:pBdr>
-              <w:spacing w:after="100" w:before="100" w:line="240"/>
-              <w:ind w:left="100" w:right="100" w:firstLine="0" w:firstLineChars="0"/>
-              <w:rPr>
-                <w:rFonts w:ascii="Times New Roman" w:hAnsi="Times New Roman" w:eastAsia="Times New Roman" w:cs="Times New Roman"/>
-                <w:i w:val="false"/>
-                <w:b w:val="false"/>
-                <w:u w:val="none"/>
-                <w:strike w:val="false"/>
-                <w:sz w:val="18"/>
-                <w:szCs w:val="18"/>
-                <w:color w:val="000000"/>
-              </w:rPr>
-            </w:pPr>
-            <w:r>
-              <w:rPr>
-                <w:rFonts w:ascii="Times New Roman" w:hAnsi="Times New Roman" w:eastAsia="Times New Roman" w:cs="Times New Roman"/>
-                <w:i w:val="false"/>
-                <w:b w:val="false"/>
-                <w:u w:val="none"/>
-                <w:strike w:val="false"/>
-                <w:sz w:val="18"/>
-                <w:szCs w:val="18"/>
-                <w:color w:val="000000"/>
-              </w:rPr>
-              <w:t xml:space="preserve">8</w:t>
-            </w:r>
-          </w:p>
-        </w:tc>
-        <w:tc>
-          <w:tcPr>
-            <w:tcBorders>
-              <w:bottom w:val="none" w:sz="0" w:space="0" w:color="000000"/>
-              <w:top w:val="none" w:sz="0" w:space="0" w:color="000000"/>
-              <w:left w:val="none" w:sz="0" w:space="0" w:color="000000"/>
-              <w:right w:val="none" w:sz="0" w:space="0" w:color="000000"/>
-            </w:tcBorders>
-            <w:shd w:val="clear" w:color="auto" w:fill="FFFFFF"/>
-            <w:tcMar>
-              <w:top w:w="0" w:type="dxa"/>
-              <w:bottom w:w="0" w:type="dxa"/>
-              <w:left w:w="0" w:type="dxa"/>
-              <w:right w:w="0" w:type="dxa"/>
-            </w:tcMar>
-            <w:vAlign w:val="center"/>
-          </w:tcPr>
-          <w:p>
-            <w:pPr>
-              <w:pStyle w:val="Normal"/>
-              <w:jc w:val="left"/>
-              <w:pBdr>
-                <w:bottom w:val="none" w:sz="0" w:space="0" w:color="000000"/>
-                <w:top w:val="none" w:sz="0" w:space="0" w:color="000000"/>
-                <w:left w:val="none" w:sz="0" w:space="0" w:color="000000"/>
-                <w:right w:val="none" w:sz="0" w:space="0" w:color="000000"/>
-              </w:pBdr>
-              <w:spacing w:after="100" w:before="100" w:line="240"/>
-              <w:ind w:left="100" w:right="100" w:firstLine="0" w:firstLineChars="0"/>
-              <w:rPr>
-                <w:rFonts w:ascii="Times New Roman" w:hAnsi="Times New Roman" w:eastAsia="Times New Roman" w:cs="Times New Roman"/>
-                <w:i w:val="false"/>
-                <w:b w:val="false"/>
-                <w:u w:val="none"/>
-                <w:strike w:val="false"/>
-                <w:sz w:val="18"/>
-                <w:szCs w:val="18"/>
-                <w:color w:val="000000"/>
-              </w:rPr>
-            </w:pPr>
-            <w:r>
-              <w:rPr>
-                <w:rFonts w:ascii="Times New Roman" w:hAnsi="Times New Roman" w:eastAsia="Times New Roman" w:cs="Times New Roman"/>
-                <w:i w:val="false"/>
-                <w:b w:val="false"/>
-                <w:u w:val="none"/>
-                <w:strike w:val="false"/>
-                <w:sz w:val="18"/>
-                <w:szCs w:val="18"/>
-                <w:color w:val="000000"/>
-              </w:rPr>
-              <w:t xml:space="preserve">1.49 (0.46–4.79)</w:t>
-            </w:r>
-          </w:p>
-        </w:tc>
-        <w:tc>
-          <w:tcPr>
-            <w:tcBorders>
-              <w:bottom w:val="none" w:sz="0" w:space="0" w:color="000000"/>
-              <w:top w:val="none" w:sz="0" w:space="0" w:color="000000"/>
-              <w:left w:val="none" w:sz="0" w:space="0" w:color="000000"/>
-              <w:right w:val="none" w:sz="0" w:space="0" w:color="000000"/>
-            </w:tcBorders>
-            <w:shd w:val="clear" w:color="auto" w:fill="FFFFFF"/>
-            <w:tcMar>
-              <w:top w:w="0" w:type="dxa"/>
-              <w:bottom w:w="0" w:type="dxa"/>
-              <w:left w:w="0" w:type="dxa"/>
-              <w:right w:w="0" w:type="dxa"/>
-            </w:tcMar>
-            <w:vAlign w:val="center"/>
-          </w:tcPr>
-          <w:p>
-            <w:pPr>
-              <w:pStyle w:val="Normal"/>
-              <w:jc w:val="left"/>
-              <w:pBdr>
-                <w:bottom w:val="none" w:sz="0" w:space="0" w:color="000000"/>
-                <w:top w:val="none" w:sz="0" w:space="0" w:color="000000"/>
-                <w:left w:val="none" w:sz="0" w:space="0" w:color="000000"/>
-                <w:right w:val="none" w:sz="0" w:space="0" w:color="000000"/>
-              </w:pBdr>
-              <w:spacing w:after="100" w:before="100" w:line="240"/>
-              <w:ind w:left="100" w:right="100" w:firstLine="0" w:firstLineChars="0"/>
-              <w:rPr>
-                <w:rFonts w:ascii="Times New Roman" w:hAnsi="Times New Roman" w:eastAsia="Times New Roman" w:cs="Times New Roman"/>
-                <w:i w:val="false"/>
-                <w:b w:val="false"/>
-                <w:u w:val="none"/>
-                <w:strike w:val="false"/>
-                <w:sz w:val="18"/>
-                <w:szCs w:val="18"/>
-                <w:color w:val="000000"/>
-              </w:rPr>
-            </w:pPr>
-            <w:r>
-              <w:rPr>
-                <w:rFonts w:ascii="Times New Roman" w:hAnsi="Times New Roman" w:eastAsia="Times New Roman" w:cs="Times New Roman"/>
-                <w:i w:val="false"/>
-                <w:b w:val="false"/>
-                <w:u w:val="none"/>
-                <w:strike w:val="false"/>
-                <w:sz w:val="18"/>
-                <w:szCs w:val="18"/>
-                <w:color w:val="000000"/>
-              </w:rPr>
-              <w:t xml:space="preserve">0.501</w:t>
-            </w:r>
-          </w:p>
-        </w:tc>
-        <w:tc>
-          <w:tcPr>
-            <w:tcBorders>
-              <w:bottom w:val="none" w:sz="0" w:space="0" w:color="000000"/>
-              <w:top w:val="none" w:sz="0" w:space="0" w:color="000000"/>
-              <w:left w:val="none" w:sz="0" w:space="0" w:color="000000"/>
-              <w:right w:val="none" w:sz="0" w:space="0" w:color="000000"/>
-            </w:tcBorders>
-            <w:shd w:val="clear" w:color="auto" w:fill="FFFFFF"/>
-            <w:tcMar>
-              <w:top w:w="0" w:type="dxa"/>
-              <w:bottom w:w="0" w:type="dxa"/>
-              <w:left w:w="0" w:type="dxa"/>
-              <w:right w:w="0" w:type="dxa"/>
-            </w:tcMar>
-            <w:vAlign w:val="center"/>
-          </w:tcPr>
-          <w:p>
-            <w:pPr>
-              <w:pStyle w:val="Normal"/>
-              <w:jc w:val="left"/>
-              <w:pBdr>
-                <w:bottom w:val="none" w:sz="0" w:space="0" w:color="000000"/>
-                <w:top w:val="none" w:sz="0" w:space="0" w:color="000000"/>
-                <w:left w:val="none" w:sz="0" w:space="0" w:color="000000"/>
-                <w:right w:val="none" w:sz="0" w:space="0" w:color="000000"/>
-              </w:pBdr>
-              <w:spacing w:after="100" w:before="100" w:line="240"/>
-              <w:ind w:left="100" w:right="100" w:firstLine="0" w:firstLineChars="0"/>
-              <w:rPr>
-                <w:rFonts w:ascii="Times New Roman" w:hAnsi="Times New Roman" w:eastAsia="Times New Roman" w:cs="Times New Roman"/>
-                <w:i w:val="false"/>
-                <w:b w:val="false"/>
-                <w:u w:val="none"/>
-                <w:strike w:val="false"/>
-                <w:sz w:val="18"/>
-                <w:szCs w:val="18"/>
-                <w:color w:val="000000"/>
-              </w:rPr>
-            </w:pPr>
-            <w:r>
-              <w:rPr>
-                <w:rFonts w:ascii="Times New Roman" w:hAnsi="Times New Roman" w:eastAsia="Times New Roman" w:cs="Times New Roman"/>
-                <w:i w:val="false"/>
-                <w:b w:val="false"/>
-                <w:u w:val="none"/>
-                <w:strike w:val="false"/>
-                <w:sz w:val="18"/>
-                <w:szCs w:val="18"/>
-                <w:color w:val="000000"/>
-              </w:rPr>
-              <w:t xml:space="preserve"/>
-            </w:r>
-          </w:p>
-        </w:tc>
-      </w:tr>
-      <w:tr>
-        <w:trPr>
-          <w:trHeight w:val="560" w:hRule="auto"/>
-        </w:trPr>
-        <w:tc>
-          <w:tcPr>
-            <w:tcBorders>
-              <w:bottom w:val="none" w:sz="0" w:space="0" w:color="000000"/>
-              <w:top w:val="none" w:sz="0" w:space="0" w:color="000000"/>
-              <w:left w:val="none" w:sz="0" w:space="0" w:color="000000"/>
-              <w:right w:val="none" w:sz="0" w:space="0" w:color="000000"/>
-            </w:tcBorders>
-            <w:shd w:val="clear" w:color="auto" w:fill="FFFFFF"/>
-            <w:tcMar>
-              <w:top w:w="0" w:type="dxa"/>
-              <w:bottom w:w="0" w:type="dxa"/>
-              <w:left w:w="0" w:type="dxa"/>
-              <w:right w:w="0" w:type="dxa"/>
-            </w:tcMar>
-            <w:vAlign w:val="center"/>
-          </w:tcPr>
-          <w:p>
-            <w:pPr>
-              <w:pStyle w:val="Normal"/>
-              <w:jc w:val="left"/>
-              <w:pBdr>
-                <w:bottom w:val="none" w:sz="0" w:space="0" w:color="000000"/>
-                <w:top w:val="none" w:sz="0" w:space="0" w:color="000000"/>
-                <w:left w:val="none" w:sz="0" w:space="0" w:color="000000"/>
-                <w:right w:val="none" w:sz="0" w:space="0" w:color="000000"/>
-              </w:pBdr>
-              <w:spacing w:after="100" w:before="100" w:line="240"/>
-              <w:ind w:left="100" w:right="100" w:firstLine="0" w:firstLineChars="0"/>
-              <w:rPr>
-                <w:rFonts w:ascii="Times New Roman" w:hAnsi="Times New Roman" w:eastAsia="Times New Roman" w:cs="Times New Roman"/>
-                <w:i w:val="false"/>
-                <w:b w:val="false"/>
-                <w:u w:val="none"/>
-                <w:strike w:val="false"/>
-                <w:sz w:val="18"/>
-                <w:szCs w:val="18"/>
-                <w:color w:val="000000"/>
-              </w:rPr>
-            </w:pPr>
-            <w:r>
-              <w:rPr>
-                <w:rFonts w:ascii="Times New Roman" w:hAnsi="Times New Roman" w:eastAsia="Times New Roman" w:cs="Times New Roman"/>
-                <w:i w:val="false"/>
-                <w:b w:val="false"/>
-                <w:u w:val="none"/>
-                <w:strike w:val="false"/>
-                <w:sz w:val="18"/>
-                <w:szCs w:val="18"/>
-                <w:color w:val="000000"/>
-              </w:rPr>
               <w:t xml:space="preserve">Pretreatment CEA</w:t>
             </w:r>
           </w:p>
@@ -4219,7 +3829,7 @@
                 <w:szCs w:val="18"/>
                 <w:color w:val="000000"/>
               </w:rPr>
-              <w:t xml:space="preserve">1.78 (0.54–5.88)</w:t>
+              <w:t xml:space="preserve">1.63 (0.46–5.74)</w:t>
             </w:r>
           </w:p>
         </w:tc>
@@ -4274,7 +3884,7 @@
                 <w:szCs w:val="18"/>
                 <w:color w:val="000000"/>
               </w:rPr>
-              <w:t xml:space="preserve">0.347</w:t>
+              <w:t xml:space="preserve">0.444</w:t>
             </w:r>
           </w:p>
         </w:tc>

--- a/output/tables/READ/READ_cox_multi_BRAF.docx
+++ b/output/tables/READ/READ_cox_multi_BRAF.docx
@@ -25,7 +25,7 @@
         <w:ind w:left="60" w:right="60" w:firstLine="0" w:firstLineChars="0"/>
       </w:pPr>
       <w:r>
-        <w:t xml:space="preserve">Multivariable Cox regression for overall survival: BRAF expression, TCGA-READ (n = 103, events = 13, EPV = 2.6; exploratory)</w:t>
+        <w:t xml:space="preserve">Multivariable Cox regression for overall survival: BRAF expression, TCGA-READ (n = 103, events = 13, EPV = 3.2; exploratory)</w:t>
       </w:r>
     </w:p>
     <w:tbl xmlns:a="http://schemas.openxmlformats.org/drawingml/2006/main" xmlns:pic="http://schemas.openxmlformats.org/drawingml/2006/picture">
@@ -37,7 +37,7 @@
       <w:tblGrid>
         <w:gridCol w:w="2060"/>
         <w:gridCol w:w="1489"/>
-        <w:gridCol w:w="681"/>
+        <w:gridCol w:w="591"/>
         <w:gridCol w:w="931"/>
         <w:gridCol w:w="1611"/>
         <w:gridCol w:w="816"/>
@@ -1099,7 +1099,7 @@
                 <w:szCs w:val="18"/>
                 <w:color w:val="000000"/>
               </w:rPr>
-              <w:t xml:space="preserve">0.60 (0.19–1.93)</w:t>
+              <w:t xml:space="preserve">0.46 (0.14–1.49)</w:t>
             </w:r>
           </w:p>
         </w:tc>
@@ -1154,7 +1154,7 @@
                 <w:szCs w:val="18"/>
                 <w:color w:val="000000"/>
               </w:rPr>
-              <w:t xml:space="preserve">0.395</w:t>
+              <w:t xml:space="preserve">0.198</w:t>
             </w:r>
           </w:p>
         </w:tc>
@@ -1269,7 +1269,7 @@
                 <w:szCs w:val="18"/>
                 <w:color w:val="000000"/>
               </w:rPr>
-              <w:t xml:space="preserve">Age (per 10 years)</w:t>
+              <w:t xml:space="preserve">Sex</w:t>
             </w:r>
           </w:p>
         </w:tc>
@@ -1324,7 +1324,7 @@
                 <w:szCs w:val="18"/>
                 <w:color w:val="000000"/>
               </w:rPr>
-              <w:t xml:space="preserve"/>
+              <w:t xml:space="preserve">Male (ref)</w:t>
             </w:r>
           </w:p>
         </w:tc>
@@ -1379,7 +1379,7 @@
                 <w:szCs w:val="18"/>
                 <w:color w:val="000000"/>
               </w:rPr>
-              <w:t xml:space="preserve">103</w:t>
+              <w:t xml:space="preserve">62</w:t>
             </w:r>
           </w:p>
         </w:tc>
@@ -1434,7 +1434,7 @@
                 <w:szCs w:val="18"/>
                 <w:color w:val="000000"/>
               </w:rPr>
-              <w:t xml:space="preserve">13</w:t>
+              <w:t xml:space="preserve">9</w:t>
             </w:r>
           </w:p>
         </w:tc>
@@ -1489,7 +1489,7 @@
                 <w:szCs w:val="18"/>
                 <w:color w:val="000000"/>
               </w:rPr>
-              <w:t xml:space="preserve">1.10 (1.03–1.18)</w:t>
+              <w:t xml:space="preserve">Reference</w:t>
             </w:r>
           </w:p>
         </w:tc>
@@ -1544,7 +1544,7 @@
                 <w:szCs w:val="18"/>
                 <w:color w:val="000000"/>
               </w:rPr>
-              <w:t xml:space="preserve">0.008</w:t>
+              <w:t xml:space="preserve"/>
             </w:r>
           </w:p>
         </w:tc>
@@ -1659,7 +1659,7 @@
                 <w:szCs w:val="18"/>
                 <w:color w:val="000000"/>
               </w:rPr>
-              <w:t xml:space="preserve">Sex</w:t>
+              <w:t xml:space="preserve"/>
             </w:r>
           </w:p>
         </w:tc>
@@ -1714,7 +1714,7 @@
                 <w:szCs w:val="18"/>
                 <w:color w:val="000000"/>
               </w:rPr>
-              <w:t xml:space="preserve">Male (ref)</w:t>
+              <w:t xml:space="preserve">Female</w:t>
             </w:r>
           </w:p>
         </w:tc>
@@ -1769,7 +1769,7 @@
                 <w:szCs w:val="18"/>
                 <w:color w:val="000000"/>
               </w:rPr>
-              <w:t xml:space="preserve">62</w:t>
+              <w:t xml:space="preserve">41</w:t>
             </w:r>
           </w:p>
         </w:tc>
@@ -1824,7 +1824,7 @@
                 <w:szCs w:val="18"/>
                 <w:color w:val="000000"/>
               </w:rPr>
-              <w:t xml:space="preserve">9</w:t>
+              <w:t xml:space="preserve">4</w:t>
             </w:r>
           </w:p>
         </w:tc>
@@ -1879,7 +1879,7 @@
                 <w:szCs w:val="18"/>
                 <w:color w:val="000000"/>
               </w:rPr>
-              <w:t xml:space="preserve">Reference</w:t>
+              <w:t xml:space="preserve">0.70 (0.21–2.37)</w:t>
             </w:r>
           </w:p>
         </w:tc>
@@ -1934,7 +1934,7 @@
                 <w:szCs w:val="18"/>
                 <w:color w:val="000000"/>
               </w:rPr>
-              <w:t xml:space="preserve"/>
+              <w:t xml:space="preserve">0.571</w:t>
             </w:r>
           </w:p>
         </w:tc>
@@ -2049,7 +2049,7 @@
                 <w:szCs w:val="18"/>
                 <w:color w:val="000000"/>
               </w:rPr>
-              <w:t xml:space="preserve"/>
+              <w:t xml:space="preserve">Pathologic stage group</w:t>
             </w:r>
           </w:p>
         </w:tc>
@@ -2104,7 +2104,7 @@
                 <w:szCs w:val="18"/>
                 <w:color w:val="000000"/>
               </w:rPr>
-              <w:t xml:space="preserve">Female</w:t>
+              <w:t xml:space="preserve">I–II (ref)</w:t>
             </w:r>
           </w:p>
         </w:tc>
@@ -2159,7 +2159,7 @@
                 <w:szCs w:val="18"/>
                 <w:color w:val="000000"/>
               </w:rPr>
-              <w:t xml:space="preserve">41</w:t>
+              <w:t xml:space="preserve">50</w:t>
             </w:r>
           </w:p>
         </w:tc>
@@ -2214,7 +2214,7 @@
                 <w:szCs w:val="18"/>
                 <w:color w:val="000000"/>
               </w:rPr>
-              <w:t xml:space="preserve">4</w:t>
+              <w:t xml:space="preserve">5</w:t>
             </w:r>
           </w:p>
         </w:tc>
@@ -2269,7 +2269,7 @@
                 <w:szCs w:val="18"/>
                 <w:color w:val="000000"/>
               </w:rPr>
-              <w:t xml:space="preserve">0.62 (0.18–2.18)</w:t>
+              <w:t xml:space="preserve">Reference</w:t>
             </w:r>
           </w:p>
         </w:tc>
@@ -2324,7 +2324,7 @@
                 <w:szCs w:val="18"/>
                 <w:color w:val="000000"/>
               </w:rPr>
-              <w:t xml:space="preserve">0.457</w:t>
+              <w:t xml:space="preserve"/>
             </w:r>
           </w:p>
         </w:tc>
@@ -2439,7 +2439,7 @@
                 <w:szCs w:val="18"/>
                 <w:color w:val="000000"/>
               </w:rPr>
-              <w:t xml:space="preserve">Pathologic stage group</w:t>
+              <w:t xml:space="preserve"/>
             </w:r>
           </w:p>
         </w:tc>
@@ -2494,7 +2494,7 @@
                 <w:szCs w:val="18"/>
                 <w:color w:val="000000"/>
               </w:rPr>
-              <w:t xml:space="preserve">I–II (ref)</w:t>
+              <w:t xml:space="preserve">III–IV</w:t>
             </w:r>
           </w:p>
         </w:tc>
@@ -2549,7 +2549,7 @@
                 <w:szCs w:val="18"/>
                 <w:color w:val="000000"/>
               </w:rPr>
-              <w:t xml:space="preserve">50</w:t>
+              <w:t xml:space="preserve">53</w:t>
             </w:r>
           </w:p>
         </w:tc>
@@ -2604,7 +2604,7 @@
                 <w:szCs w:val="18"/>
                 <w:color w:val="000000"/>
               </w:rPr>
-              <w:t xml:space="preserve">5</w:t>
+              <w:t xml:space="preserve">8</w:t>
             </w:r>
           </w:p>
         </w:tc>
@@ -2659,7 +2659,7 @@
                 <w:szCs w:val="18"/>
                 <w:color w:val="000000"/>
               </w:rPr>
-              <w:t xml:space="preserve">Reference</w:t>
+              <w:t xml:space="preserve">1.43 (0.44–4.65)</w:t>
             </w:r>
           </w:p>
         </w:tc>
@@ -2714,7 +2714,7 @@
                 <w:szCs w:val="18"/>
                 <w:color w:val="000000"/>
               </w:rPr>
-              <w:t xml:space="preserve"/>
+              <w:t xml:space="preserve">0.549</w:t>
             </w:r>
           </w:p>
         </w:tc>
@@ -2829,396 +2829,6 @@
                 <w:szCs w:val="18"/>
                 <w:color w:val="000000"/>
               </w:rPr>
-              <w:t xml:space="preserve"/>
-            </w:r>
-          </w:p>
-        </w:tc>
-        <w:tc>
-          <w:tcPr>
-            <w:tcBorders>
-              <w:bottom w:val="none" w:sz="0" w:space="0" w:color="000000"/>
-              <w:top w:val="none" w:sz="0" w:space="0" w:color="000000"/>
-              <w:left w:val="none" w:sz="0" w:space="0" w:color="000000"/>
-              <w:right w:val="none" w:sz="0" w:space="0" w:color="000000"/>
-            </w:tcBorders>
-            <w:shd w:val="clear" w:color="auto" w:fill="FFFFFF"/>
-            <w:tcMar>
-              <w:top w:w="0" w:type="dxa"/>
-              <w:bottom w:w="0" w:type="dxa"/>
-              <w:left w:w="0" w:type="dxa"/>
-              <w:right w:w="0" w:type="dxa"/>
-            </w:tcMar>
-            <w:vAlign w:val="center"/>
-          </w:tcPr>
-          <w:p>
-            <w:pPr>
-              <w:pStyle w:val="Normal"/>
-              <w:jc w:val="left"/>
-              <w:pBdr>
-                <w:bottom w:val="none" w:sz="0" w:space="0" w:color="000000"/>
-                <w:top w:val="none" w:sz="0" w:space="0" w:color="000000"/>
-                <w:left w:val="none" w:sz="0" w:space="0" w:color="000000"/>
-                <w:right w:val="none" w:sz="0" w:space="0" w:color="000000"/>
-              </w:pBdr>
-              <w:spacing w:after="100" w:before="100" w:line="240"/>
-              <w:ind w:left="100" w:right="100" w:firstLine="0" w:firstLineChars="0"/>
-              <w:rPr>
-                <w:rFonts w:ascii="Times New Roman" w:hAnsi="Times New Roman" w:eastAsia="Times New Roman" w:cs="Times New Roman"/>
-                <w:i w:val="false"/>
-                <w:b w:val="false"/>
-                <w:u w:val="none"/>
-                <w:strike w:val="false"/>
-                <w:sz w:val="18"/>
-                <w:szCs w:val="18"/>
-                <w:color w:val="000000"/>
-              </w:rPr>
-            </w:pPr>
-            <w:r>
-              <w:rPr>
-                <w:rFonts w:ascii="Times New Roman" w:hAnsi="Times New Roman" w:eastAsia="Times New Roman" w:cs="Times New Roman"/>
-                <w:i w:val="false"/>
-                <w:b w:val="false"/>
-                <w:u w:val="none"/>
-                <w:strike w:val="false"/>
-                <w:sz w:val="18"/>
-                <w:szCs w:val="18"/>
-                <w:color w:val="000000"/>
-              </w:rPr>
-              <w:t xml:space="preserve">III–IV</w:t>
-            </w:r>
-          </w:p>
-        </w:tc>
-        <w:tc>
-          <w:tcPr>
-            <w:tcBorders>
-              <w:bottom w:val="none" w:sz="0" w:space="0" w:color="000000"/>
-              <w:top w:val="none" w:sz="0" w:space="0" w:color="000000"/>
-              <w:left w:val="none" w:sz="0" w:space="0" w:color="000000"/>
-              <w:right w:val="none" w:sz="0" w:space="0" w:color="000000"/>
-            </w:tcBorders>
-            <w:shd w:val="clear" w:color="auto" w:fill="FFFFFF"/>
-            <w:tcMar>
-              <w:top w:w="0" w:type="dxa"/>
-              <w:bottom w:w="0" w:type="dxa"/>
-              <w:left w:w="0" w:type="dxa"/>
-              <w:right w:w="0" w:type="dxa"/>
-            </w:tcMar>
-            <w:vAlign w:val="center"/>
-          </w:tcPr>
-          <w:p>
-            <w:pPr>
-              <w:pStyle w:val="Normal"/>
-              <w:jc w:val="right"/>
-              <w:pBdr>
-                <w:bottom w:val="none" w:sz="0" w:space="0" w:color="000000"/>
-                <w:top w:val="none" w:sz="0" w:space="0" w:color="000000"/>
-                <w:left w:val="none" w:sz="0" w:space="0" w:color="000000"/>
-                <w:right w:val="none" w:sz="0" w:space="0" w:color="000000"/>
-              </w:pBdr>
-              <w:spacing w:after="100" w:before="100" w:line="240"/>
-              <w:ind w:left="100" w:right="100" w:firstLine="0" w:firstLineChars="0"/>
-              <w:rPr>
-                <w:rFonts w:ascii="Times New Roman" w:hAnsi="Times New Roman" w:eastAsia="Times New Roman" w:cs="Times New Roman"/>
-                <w:i w:val="false"/>
-                <w:b w:val="false"/>
-                <w:u w:val="none"/>
-                <w:strike w:val="false"/>
-                <w:sz w:val="18"/>
-                <w:szCs w:val="18"/>
-                <w:color w:val="000000"/>
-              </w:rPr>
-            </w:pPr>
-            <w:r>
-              <w:rPr>
-                <w:rFonts w:ascii="Times New Roman" w:hAnsi="Times New Roman" w:eastAsia="Times New Roman" w:cs="Times New Roman"/>
-                <w:i w:val="false"/>
-                <w:b w:val="false"/>
-                <w:u w:val="none"/>
-                <w:strike w:val="false"/>
-                <w:sz w:val="18"/>
-                <w:szCs w:val="18"/>
-                <w:color w:val="000000"/>
-              </w:rPr>
-              <w:t xml:space="preserve">53</w:t>
-            </w:r>
-          </w:p>
-        </w:tc>
-        <w:tc>
-          <w:tcPr>
-            <w:tcBorders>
-              <w:bottom w:val="none" w:sz="0" w:space="0" w:color="000000"/>
-              <w:top w:val="none" w:sz="0" w:space="0" w:color="000000"/>
-              <w:left w:val="none" w:sz="0" w:space="0" w:color="000000"/>
-              <w:right w:val="none" w:sz="0" w:space="0" w:color="000000"/>
-            </w:tcBorders>
-            <w:shd w:val="clear" w:color="auto" w:fill="FFFFFF"/>
-            <w:tcMar>
-              <w:top w:w="0" w:type="dxa"/>
-              <w:bottom w:w="0" w:type="dxa"/>
-              <w:left w:w="0" w:type="dxa"/>
-              <w:right w:w="0" w:type="dxa"/>
-            </w:tcMar>
-            <w:vAlign w:val="center"/>
-          </w:tcPr>
-          <w:p>
-            <w:pPr>
-              <w:pStyle w:val="Normal"/>
-              <w:jc w:val="right"/>
-              <w:pBdr>
-                <w:bottom w:val="none" w:sz="0" w:space="0" w:color="000000"/>
-                <w:top w:val="none" w:sz="0" w:space="0" w:color="000000"/>
-                <w:left w:val="none" w:sz="0" w:space="0" w:color="000000"/>
-                <w:right w:val="none" w:sz="0" w:space="0" w:color="000000"/>
-              </w:pBdr>
-              <w:spacing w:after="100" w:before="100" w:line="240"/>
-              <w:ind w:left="100" w:right="100" w:firstLine="0" w:firstLineChars="0"/>
-              <w:rPr>
-                <w:rFonts w:ascii="Times New Roman" w:hAnsi="Times New Roman" w:eastAsia="Times New Roman" w:cs="Times New Roman"/>
-                <w:i w:val="false"/>
-                <w:b w:val="false"/>
-                <w:u w:val="none"/>
-                <w:strike w:val="false"/>
-                <w:sz w:val="18"/>
-                <w:szCs w:val="18"/>
-                <w:color w:val="000000"/>
-              </w:rPr>
-            </w:pPr>
-            <w:r>
-              <w:rPr>
-                <w:rFonts w:ascii="Times New Roman" w:hAnsi="Times New Roman" w:eastAsia="Times New Roman" w:cs="Times New Roman"/>
-                <w:i w:val="false"/>
-                <w:b w:val="false"/>
-                <w:u w:val="none"/>
-                <w:strike w:val="false"/>
-                <w:sz w:val="18"/>
-                <w:szCs w:val="18"/>
-                <w:color w:val="000000"/>
-              </w:rPr>
-              <w:t xml:space="preserve">8</w:t>
-            </w:r>
-          </w:p>
-        </w:tc>
-        <w:tc>
-          <w:tcPr>
-            <w:tcBorders>
-              <w:bottom w:val="none" w:sz="0" w:space="0" w:color="000000"/>
-              <w:top w:val="none" w:sz="0" w:space="0" w:color="000000"/>
-              <w:left w:val="none" w:sz="0" w:space="0" w:color="000000"/>
-              <w:right w:val="none" w:sz="0" w:space="0" w:color="000000"/>
-            </w:tcBorders>
-            <w:shd w:val="clear" w:color="auto" w:fill="FFFFFF"/>
-            <w:tcMar>
-              <w:top w:w="0" w:type="dxa"/>
-              <w:bottom w:w="0" w:type="dxa"/>
-              <w:left w:w="0" w:type="dxa"/>
-              <w:right w:w="0" w:type="dxa"/>
-            </w:tcMar>
-            <w:vAlign w:val="center"/>
-          </w:tcPr>
-          <w:p>
-            <w:pPr>
-              <w:pStyle w:val="Normal"/>
-              <w:jc w:val="left"/>
-              <w:pBdr>
-                <w:bottom w:val="none" w:sz="0" w:space="0" w:color="000000"/>
-                <w:top w:val="none" w:sz="0" w:space="0" w:color="000000"/>
-                <w:left w:val="none" w:sz="0" w:space="0" w:color="000000"/>
-                <w:right w:val="none" w:sz="0" w:space="0" w:color="000000"/>
-              </w:pBdr>
-              <w:spacing w:after="100" w:before="100" w:line="240"/>
-              <w:ind w:left="100" w:right="100" w:firstLine="0" w:firstLineChars="0"/>
-              <w:rPr>
-                <w:rFonts w:ascii="Times New Roman" w:hAnsi="Times New Roman" w:eastAsia="Times New Roman" w:cs="Times New Roman"/>
-                <w:i w:val="false"/>
-                <w:b w:val="false"/>
-                <w:u w:val="none"/>
-                <w:strike w:val="false"/>
-                <w:sz w:val="18"/>
-                <w:szCs w:val="18"/>
-                <w:color w:val="000000"/>
-              </w:rPr>
-            </w:pPr>
-            <w:r>
-              <w:rPr>
-                <w:rFonts w:ascii="Times New Roman" w:hAnsi="Times New Roman" w:eastAsia="Times New Roman" w:cs="Times New Roman"/>
-                <w:i w:val="false"/>
-                <w:b w:val="false"/>
-                <w:u w:val="none"/>
-                <w:strike w:val="false"/>
-                <w:sz w:val="18"/>
-                <w:szCs w:val="18"/>
-                <w:color w:val="000000"/>
-              </w:rPr>
-              <w:t xml:space="preserve">1.91 (0.56–6.48)</w:t>
-            </w:r>
-          </w:p>
-        </w:tc>
-        <w:tc>
-          <w:tcPr>
-            <w:tcBorders>
-              <w:bottom w:val="none" w:sz="0" w:space="0" w:color="000000"/>
-              <w:top w:val="none" w:sz="0" w:space="0" w:color="000000"/>
-              <w:left w:val="none" w:sz="0" w:space="0" w:color="000000"/>
-              <w:right w:val="none" w:sz="0" w:space="0" w:color="000000"/>
-            </w:tcBorders>
-            <w:shd w:val="clear" w:color="auto" w:fill="FFFFFF"/>
-            <w:tcMar>
-              <w:top w:w="0" w:type="dxa"/>
-              <w:bottom w:w="0" w:type="dxa"/>
-              <w:left w:w="0" w:type="dxa"/>
-              <w:right w:w="0" w:type="dxa"/>
-            </w:tcMar>
-            <w:vAlign w:val="center"/>
-          </w:tcPr>
-          <w:p>
-            <w:pPr>
-              <w:pStyle w:val="Normal"/>
-              <w:jc w:val="left"/>
-              <w:pBdr>
-                <w:bottom w:val="none" w:sz="0" w:space="0" w:color="000000"/>
-                <w:top w:val="none" w:sz="0" w:space="0" w:color="000000"/>
-                <w:left w:val="none" w:sz="0" w:space="0" w:color="000000"/>
-                <w:right w:val="none" w:sz="0" w:space="0" w:color="000000"/>
-              </w:pBdr>
-              <w:spacing w:after="100" w:before="100" w:line="240"/>
-              <w:ind w:left="100" w:right="100" w:firstLine="0" w:firstLineChars="0"/>
-              <w:rPr>
-                <w:rFonts w:ascii="Times New Roman" w:hAnsi="Times New Roman" w:eastAsia="Times New Roman" w:cs="Times New Roman"/>
-                <w:i w:val="false"/>
-                <w:b w:val="false"/>
-                <w:u w:val="none"/>
-                <w:strike w:val="false"/>
-                <w:sz w:val="18"/>
-                <w:szCs w:val="18"/>
-                <w:color w:val="000000"/>
-              </w:rPr>
-            </w:pPr>
-            <w:r>
-              <w:rPr>
-                <w:rFonts w:ascii="Times New Roman" w:hAnsi="Times New Roman" w:eastAsia="Times New Roman" w:cs="Times New Roman"/>
-                <w:i w:val="false"/>
-                <w:b w:val="false"/>
-                <w:u w:val="none"/>
-                <w:strike w:val="false"/>
-                <w:sz w:val="18"/>
-                <w:szCs w:val="18"/>
-                <w:color w:val="000000"/>
-              </w:rPr>
-              <w:t xml:space="preserve">0.300</w:t>
-            </w:r>
-          </w:p>
-        </w:tc>
-        <w:tc>
-          <w:tcPr>
-            <w:tcBorders>
-              <w:bottom w:val="none" w:sz="0" w:space="0" w:color="000000"/>
-              <w:top w:val="none" w:sz="0" w:space="0" w:color="000000"/>
-              <w:left w:val="none" w:sz="0" w:space="0" w:color="000000"/>
-              <w:right w:val="none" w:sz="0" w:space="0" w:color="000000"/>
-            </w:tcBorders>
-            <w:shd w:val="clear" w:color="auto" w:fill="FFFFFF"/>
-            <w:tcMar>
-              <w:top w:w="0" w:type="dxa"/>
-              <w:bottom w:w="0" w:type="dxa"/>
-              <w:left w:w="0" w:type="dxa"/>
-              <w:right w:w="0" w:type="dxa"/>
-            </w:tcMar>
-            <w:vAlign w:val="center"/>
-          </w:tcPr>
-          <w:p>
-            <w:pPr>
-              <w:pStyle w:val="Normal"/>
-              <w:jc w:val="left"/>
-              <w:pBdr>
-                <w:bottom w:val="none" w:sz="0" w:space="0" w:color="000000"/>
-                <w:top w:val="none" w:sz="0" w:space="0" w:color="000000"/>
-                <w:left w:val="none" w:sz="0" w:space="0" w:color="000000"/>
-                <w:right w:val="none" w:sz="0" w:space="0" w:color="000000"/>
-              </w:pBdr>
-              <w:spacing w:after="100" w:before="100" w:line="240"/>
-              <w:ind w:left="100" w:right="100" w:firstLine="0" w:firstLineChars="0"/>
-              <w:rPr>
-                <w:rFonts w:ascii="Times New Roman" w:hAnsi="Times New Roman" w:eastAsia="Times New Roman" w:cs="Times New Roman"/>
-                <w:i w:val="false"/>
-                <w:b w:val="false"/>
-                <w:u w:val="none"/>
-                <w:strike w:val="false"/>
-                <w:sz w:val="18"/>
-                <w:szCs w:val="18"/>
-                <w:color w:val="000000"/>
-              </w:rPr>
-            </w:pPr>
-            <w:r>
-              <w:rPr>
-                <w:rFonts w:ascii="Times New Roman" w:hAnsi="Times New Roman" w:eastAsia="Times New Roman" w:cs="Times New Roman"/>
-                <w:i w:val="false"/>
-                <w:b w:val="false"/>
-                <w:u w:val="none"/>
-                <w:strike w:val="false"/>
-                <w:sz w:val="18"/>
-                <w:szCs w:val="18"/>
-                <w:color w:val="000000"/>
-              </w:rPr>
-              <w:t xml:space="preserve"/>
-            </w:r>
-          </w:p>
-        </w:tc>
-      </w:tr>
-      <w:tr>
-        <w:trPr>
-          <w:trHeight w:val="560" w:hRule="auto"/>
-        </w:trPr>
-        <w:tc>
-          <w:tcPr>
-            <w:tcBorders>
-              <w:bottom w:val="none" w:sz="0" w:space="0" w:color="000000"/>
-              <w:top w:val="none" w:sz="0" w:space="0" w:color="000000"/>
-              <w:left w:val="none" w:sz="0" w:space="0" w:color="000000"/>
-              <w:right w:val="none" w:sz="0" w:space="0" w:color="000000"/>
-            </w:tcBorders>
-            <w:shd w:val="clear" w:color="auto" w:fill="FFFFFF"/>
-            <w:tcMar>
-              <w:top w:w="0" w:type="dxa"/>
-              <w:bottom w:w="0" w:type="dxa"/>
-              <w:left w:w="0" w:type="dxa"/>
-              <w:right w:w="0" w:type="dxa"/>
-            </w:tcMar>
-            <w:vAlign w:val="center"/>
-          </w:tcPr>
-          <w:p>
-            <w:pPr>
-              <w:pStyle w:val="Normal"/>
-              <w:jc w:val="left"/>
-              <w:pBdr>
-                <w:bottom w:val="none" w:sz="0" w:space="0" w:color="000000"/>
-                <w:top w:val="none" w:sz="0" w:space="0" w:color="000000"/>
-                <w:left w:val="none" w:sz="0" w:space="0" w:color="000000"/>
-                <w:right w:val="none" w:sz="0" w:space="0" w:color="000000"/>
-              </w:pBdr>
-              <w:spacing w:after="100" w:before="100" w:line="240"/>
-              <w:ind w:left="100" w:right="100" w:firstLine="0" w:firstLineChars="0"/>
-              <w:rPr>
-                <w:rFonts w:ascii="Times New Roman" w:hAnsi="Times New Roman" w:eastAsia="Times New Roman" w:cs="Times New Roman"/>
-                <w:i w:val="false"/>
-                <w:b w:val="false"/>
-                <w:u w:val="none"/>
-                <w:strike w:val="false"/>
-                <w:sz w:val="18"/>
-                <w:szCs w:val="18"/>
-                <w:color w:val="000000"/>
-              </w:rPr>
-            </w:pPr>
-            <w:r>
-              <w:rPr>
-                <w:rFonts w:ascii="Times New Roman" w:hAnsi="Times New Roman" w:eastAsia="Times New Roman" w:cs="Times New Roman"/>
-                <w:i w:val="false"/>
-                <w:b w:val="false"/>
-                <w:u w:val="none"/>
-                <w:strike w:val="false"/>
-                <w:sz w:val="18"/>
-                <w:szCs w:val="18"/>
-                <w:color w:val="000000"/>
-              </w:rPr>
               <w:t xml:space="preserve">Pretreatment CEA</w:t>
             </w:r>
           </w:p>
@@ -3829,7 +3439,7 @@
                 <w:szCs w:val="18"/>
                 <w:color w:val="000000"/>
               </w:rPr>
-              <w:t xml:space="preserve">1.63 (0.46–5.74)</w:t>
+              <w:t xml:space="preserve">1.76 (0.52–5.99)</w:t>
             </w:r>
           </w:p>
         </w:tc>
@@ -3884,7 +3494,7 @@
                 <w:szCs w:val="18"/>
                 <w:color w:val="000000"/>
               </w:rPr>
-              <w:t xml:space="preserve">0.444</w:t>
+              <w:t xml:space="preserve">0.363</w:t>
             </w:r>
           </w:p>
         </w:tc>

--- a/output/tables/READ/READ_cox_multi_BRAF.docx
+++ b/output/tables/READ/READ_cox_multi_BRAF.docx
@@ -35,9 +35,9 @@
         <w:tblLook w:firstRow="1" w:lastRow="0" w:firstColumn="0" w:lastColumn="0" w:noHBand="0" w:noVBand="1"/>
       </w:tblPr>
       <w:tblGrid>
-        <w:gridCol w:w="2060"/>
+        <w:gridCol w:w="2960"/>
         <w:gridCol w:w="1489"/>
-        <w:gridCol w:w="591"/>
+        <w:gridCol w:w="681"/>
         <w:gridCol w:w="931"/>
         <w:gridCol w:w="1611"/>
         <w:gridCol w:w="816"/>
@@ -489,7 +489,7 @@
                 <w:szCs w:val="18"/>
                 <w:color w:val="000000"/>
               </w:rPr>
-              <w:t xml:space="preserve">BRAF expression</w:t>
+              <w:t xml:space="preserve">BRAF expression, log2 (per 1 unit)</w:t>
             </w:r>
           </w:p>
         </w:tc>
@@ -544,7 +544,7 @@
                 <w:szCs w:val="18"/>
                 <w:color w:val="000000"/>
               </w:rPr>
-              <w:t xml:space="preserve">Low (ref)</w:t>
+              <w:t xml:space="preserve"/>
             </w:r>
           </w:p>
         </w:tc>
@@ -599,7 +599,7 @@
                 <w:szCs w:val="18"/>
                 <w:color w:val="000000"/>
               </w:rPr>
-              <w:t xml:space="preserve">49</w:t>
+              <w:t xml:space="preserve">103</w:t>
             </w:r>
           </w:p>
         </w:tc>
@@ -654,7 +654,7 @@
                 <w:szCs w:val="18"/>
                 <w:color w:val="000000"/>
               </w:rPr>
-              <w:t xml:space="preserve">7</w:t>
+              <w:t xml:space="preserve">13</w:t>
             </w:r>
           </w:p>
         </w:tc>
@@ -709,7 +709,7 @@
                 <w:szCs w:val="18"/>
                 <w:color w:val="000000"/>
               </w:rPr>
-              <w:t xml:space="preserve">Reference</w:t>
+              <w:t xml:space="preserve">0.79 (0.20–3.18)</w:t>
             </w:r>
           </w:p>
         </w:tc>
@@ -764,7 +764,7 @@
                 <w:szCs w:val="18"/>
                 <w:color w:val="000000"/>
               </w:rPr>
-              <w:t xml:space="preserve"/>
+              <w:t xml:space="preserve">0.739</w:t>
             </w:r>
           </w:p>
         </w:tc>
@@ -879,7 +879,7 @@
                 <w:szCs w:val="18"/>
                 <w:color w:val="000000"/>
               </w:rPr>
-              <w:t xml:space="preserve"/>
+              <w:t xml:space="preserve">Sex</w:t>
             </w:r>
           </w:p>
         </w:tc>
@@ -934,7 +934,7 @@
                 <w:szCs w:val="18"/>
                 <w:color w:val="000000"/>
               </w:rPr>
-              <w:t xml:space="preserve">High</w:t>
+              <w:t xml:space="preserve">Male (ref)</w:t>
             </w:r>
           </w:p>
         </w:tc>
@@ -989,7 +989,7 @@
                 <w:szCs w:val="18"/>
                 <w:color w:val="000000"/>
               </w:rPr>
-              <w:t xml:space="preserve">54</w:t>
+              <w:t xml:space="preserve">62</w:t>
             </w:r>
           </w:p>
         </w:tc>
@@ -1044,7 +1044,7 @@
                 <w:szCs w:val="18"/>
                 <w:color w:val="000000"/>
               </w:rPr>
-              <w:t xml:space="preserve">6</w:t>
+              <w:t xml:space="preserve">9</w:t>
             </w:r>
           </w:p>
         </w:tc>
@@ -1099,7 +1099,7 @@
                 <w:szCs w:val="18"/>
                 <w:color w:val="000000"/>
               </w:rPr>
-              <w:t xml:space="preserve">0.46 (0.14–1.49)</w:t>
+              <w:t xml:space="preserve">Reference</w:t>
             </w:r>
           </w:p>
         </w:tc>
@@ -1154,7 +1154,7 @@
                 <w:szCs w:val="18"/>
                 <w:color w:val="000000"/>
               </w:rPr>
-              <w:t xml:space="preserve">0.198</w:t>
+              <w:t xml:space="preserve"/>
             </w:r>
           </w:p>
         </w:tc>
@@ -1269,7 +1269,7 @@
                 <w:szCs w:val="18"/>
                 <w:color w:val="000000"/>
               </w:rPr>
-              <w:t xml:space="preserve">Sex</w:t>
+              <w:t xml:space="preserve"/>
             </w:r>
           </w:p>
         </w:tc>
@@ -1324,7 +1324,7 @@
                 <w:szCs w:val="18"/>
                 <w:color w:val="000000"/>
               </w:rPr>
-              <w:t xml:space="preserve">Male (ref)</w:t>
+              <w:t xml:space="preserve">Female</w:t>
             </w:r>
           </w:p>
         </w:tc>
@@ -1379,7 +1379,7 @@
                 <w:szCs w:val="18"/>
                 <w:color w:val="000000"/>
               </w:rPr>
-              <w:t xml:space="preserve">62</w:t>
+              <w:t xml:space="preserve">41</w:t>
             </w:r>
           </w:p>
         </w:tc>
@@ -1434,7 +1434,7 @@
                 <w:szCs w:val="18"/>
                 <w:color w:val="000000"/>
               </w:rPr>
-              <w:t xml:space="preserve">9</w:t>
+              <w:t xml:space="preserve">4</w:t>
             </w:r>
           </w:p>
         </w:tc>
@@ -1489,7 +1489,7 @@
                 <w:szCs w:val="18"/>
                 <w:color w:val="000000"/>
               </w:rPr>
-              <w:t xml:space="preserve">Reference</w:t>
+              <w:t xml:space="preserve">0.78 (0.23–2.61)</w:t>
             </w:r>
           </w:p>
         </w:tc>
@@ -1544,7 +1544,7 @@
                 <w:szCs w:val="18"/>
                 <w:color w:val="000000"/>
               </w:rPr>
-              <w:t xml:space="preserve"/>
+              <w:t xml:space="preserve">0.690</w:t>
             </w:r>
           </w:p>
         </w:tc>
@@ -1659,7 +1659,7 @@
                 <w:szCs w:val="18"/>
                 <w:color w:val="000000"/>
               </w:rPr>
-              <w:t xml:space="preserve"/>
+              <w:t xml:space="preserve">Pathologic stage group</w:t>
             </w:r>
           </w:p>
         </w:tc>
@@ -1714,7 +1714,7 @@
                 <w:szCs w:val="18"/>
                 <w:color w:val="000000"/>
               </w:rPr>
-              <w:t xml:space="preserve">Female</w:t>
+              <w:t xml:space="preserve">I–II (ref)</w:t>
             </w:r>
           </w:p>
         </w:tc>
@@ -1769,7 +1769,7 @@
                 <w:szCs w:val="18"/>
                 <w:color w:val="000000"/>
               </w:rPr>
-              <w:t xml:space="preserve">41</w:t>
+              <w:t xml:space="preserve">50</w:t>
             </w:r>
           </w:p>
         </w:tc>
@@ -1824,7 +1824,7 @@
                 <w:szCs w:val="18"/>
                 <w:color w:val="000000"/>
               </w:rPr>
-              <w:t xml:space="preserve">4</w:t>
+              <w:t xml:space="preserve">5</w:t>
             </w:r>
           </w:p>
         </w:tc>
@@ -1879,7 +1879,7 @@
                 <w:szCs w:val="18"/>
                 <w:color w:val="000000"/>
               </w:rPr>
-              <w:t xml:space="preserve">0.70 (0.21–2.37)</w:t>
+              <w:t xml:space="preserve">Reference</w:t>
             </w:r>
           </w:p>
         </w:tc>
@@ -1934,7 +1934,7 @@
                 <w:szCs w:val="18"/>
                 <w:color w:val="000000"/>
               </w:rPr>
-              <w:t xml:space="preserve">0.571</w:t>
+              <w:t xml:space="preserve"/>
             </w:r>
           </w:p>
         </w:tc>
@@ -2049,7 +2049,7 @@
                 <w:szCs w:val="18"/>
                 <w:color w:val="000000"/>
               </w:rPr>
-              <w:t xml:space="preserve">Pathologic stage group</w:t>
+              <w:t xml:space="preserve"/>
             </w:r>
           </w:p>
         </w:tc>
@@ -2104,7 +2104,7 @@
                 <w:szCs w:val="18"/>
                 <w:color w:val="000000"/>
               </w:rPr>
-              <w:t xml:space="preserve">I–II (ref)</w:t>
+              <w:t xml:space="preserve">III–IV</w:t>
             </w:r>
           </w:p>
         </w:tc>
@@ -2159,7 +2159,7 @@
                 <w:szCs w:val="18"/>
                 <w:color w:val="000000"/>
               </w:rPr>
-              <w:t xml:space="preserve">50</w:t>
+              <w:t xml:space="preserve">53</w:t>
             </w:r>
           </w:p>
         </w:tc>
@@ -2214,7 +2214,7 @@
                 <w:szCs w:val="18"/>
                 <w:color w:val="000000"/>
               </w:rPr>
-              <w:t xml:space="preserve">5</w:t>
+              <w:t xml:space="preserve">8</w:t>
             </w:r>
           </w:p>
         </w:tc>
@@ -2269,7 +2269,7 @@
                 <w:szCs w:val="18"/>
                 <w:color w:val="000000"/>
               </w:rPr>
-              <w:t xml:space="preserve">Reference</w:t>
+              <w:t xml:space="preserve">1.65 (0.52–5.18)</w:t>
             </w:r>
           </w:p>
         </w:tc>
@@ -2324,7 +2324,7 @@
                 <w:szCs w:val="18"/>
                 <w:color w:val="000000"/>
               </w:rPr>
-              <w:t xml:space="preserve"/>
+              <w:t xml:space="preserve">0.395</w:t>
             </w:r>
           </w:p>
         </w:tc>
@@ -2439,396 +2439,6 @@
                 <w:szCs w:val="18"/>
                 <w:color w:val="000000"/>
               </w:rPr>
-              <w:t xml:space="preserve"/>
-            </w:r>
-          </w:p>
-        </w:tc>
-        <w:tc>
-          <w:tcPr>
-            <w:tcBorders>
-              <w:bottom w:val="none" w:sz="0" w:space="0" w:color="000000"/>
-              <w:top w:val="none" w:sz="0" w:space="0" w:color="000000"/>
-              <w:left w:val="none" w:sz="0" w:space="0" w:color="000000"/>
-              <w:right w:val="none" w:sz="0" w:space="0" w:color="000000"/>
-            </w:tcBorders>
-            <w:shd w:val="clear" w:color="auto" w:fill="FFFFFF"/>
-            <w:tcMar>
-              <w:top w:w="0" w:type="dxa"/>
-              <w:bottom w:w="0" w:type="dxa"/>
-              <w:left w:w="0" w:type="dxa"/>
-              <w:right w:w="0" w:type="dxa"/>
-            </w:tcMar>
-            <w:vAlign w:val="center"/>
-          </w:tcPr>
-          <w:p>
-            <w:pPr>
-              <w:pStyle w:val="Normal"/>
-              <w:jc w:val="left"/>
-              <w:pBdr>
-                <w:bottom w:val="none" w:sz="0" w:space="0" w:color="000000"/>
-                <w:top w:val="none" w:sz="0" w:space="0" w:color="000000"/>
-                <w:left w:val="none" w:sz="0" w:space="0" w:color="000000"/>
-                <w:right w:val="none" w:sz="0" w:space="0" w:color="000000"/>
-              </w:pBdr>
-              <w:spacing w:after="100" w:before="100" w:line="240"/>
-              <w:ind w:left="100" w:right="100" w:firstLine="0" w:firstLineChars="0"/>
-              <w:rPr>
-                <w:rFonts w:ascii="Times New Roman" w:hAnsi="Times New Roman" w:eastAsia="Times New Roman" w:cs="Times New Roman"/>
-                <w:i w:val="false"/>
-                <w:b w:val="false"/>
-                <w:u w:val="none"/>
-                <w:strike w:val="false"/>
-                <w:sz w:val="18"/>
-                <w:szCs w:val="18"/>
-                <w:color w:val="000000"/>
-              </w:rPr>
-            </w:pPr>
-            <w:r>
-              <w:rPr>
-                <w:rFonts w:ascii="Times New Roman" w:hAnsi="Times New Roman" w:eastAsia="Times New Roman" w:cs="Times New Roman"/>
-                <w:i w:val="false"/>
-                <w:b w:val="false"/>
-                <w:u w:val="none"/>
-                <w:strike w:val="false"/>
-                <w:sz w:val="18"/>
-                <w:szCs w:val="18"/>
-                <w:color w:val="000000"/>
-              </w:rPr>
-              <w:t xml:space="preserve">III–IV</w:t>
-            </w:r>
-          </w:p>
-        </w:tc>
-        <w:tc>
-          <w:tcPr>
-            <w:tcBorders>
-              <w:bottom w:val="none" w:sz="0" w:space="0" w:color="000000"/>
-              <w:top w:val="none" w:sz="0" w:space="0" w:color="000000"/>
-              <w:left w:val="none" w:sz="0" w:space="0" w:color="000000"/>
-              <w:right w:val="none" w:sz="0" w:space="0" w:color="000000"/>
-            </w:tcBorders>
-            <w:shd w:val="clear" w:color="auto" w:fill="FFFFFF"/>
-            <w:tcMar>
-              <w:top w:w="0" w:type="dxa"/>
-              <w:bottom w:w="0" w:type="dxa"/>
-              <w:left w:w="0" w:type="dxa"/>
-              <w:right w:w="0" w:type="dxa"/>
-            </w:tcMar>
-            <w:vAlign w:val="center"/>
-          </w:tcPr>
-          <w:p>
-            <w:pPr>
-              <w:pStyle w:val="Normal"/>
-              <w:jc w:val="right"/>
-              <w:pBdr>
-                <w:bottom w:val="none" w:sz="0" w:space="0" w:color="000000"/>
-                <w:top w:val="none" w:sz="0" w:space="0" w:color="000000"/>
-                <w:left w:val="none" w:sz="0" w:space="0" w:color="000000"/>
-                <w:right w:val="none" w:sz="0" w:space="0" w:color="000000"/>
-              </w:pBdr>
-              <w:spacing w:after="100" w:before="100" w:line="240"/>
-              <w:ind w:left="100" w:right="100" w:firstLine="0" w:firstLineChars="0"/>
-              <w:rPr>
-                <w:rFonts w:ascii="Times New Roman" w:hAnsi="Times New Roman" w:eastAsia="Times New Roman" w:cs="Times New Roman"/>
-                <w:i w:val="false"/>
-                <w:b w:val="false"/>
-                <w:u w:val="none"/>
-                <w:strike w:val="false"/>
-                <w:sz w:val="18"/>
-                <w:szCs w:val="18"/>
-                <w:color w:val="000000"/>
-              </w:rPr>
-            </w:pPr>
-            <w:r>
-              <w:rPr>
-                <w:rFonts w:ascii="Times New Roman" w:hAnsi="Times New Roman" w:eastAsia="Times New Roman" w:cs="Times New Roman"/>
-                <w:i w:val="false"/>
-                <w:b w:val="false"/>
-                <w:u w:val="none"/>
-                <w:strike w:val="false"/>
-                <w:sz w:val="18"/>
-                <w:szCs w:val="18"/>
-                <w:color w:val="000000"/>
-              </w:rPr>
-              <w:t xml:space="preserve">53</w:t>
-            </w:r>
-          </w:p>
-        </w:tc>
-        <w:tc>
-          <w:tcPr>
-            <w:tcBorders>
-              <w:bottom w:val="none" w:sz="0" w:space="0" w:color="000000"/>
-              <w:top w:val="none" w:sz="0" w:space="0" w:color="000000"/>
-              <w:left w:val="none" w:sz="0" w:space="0" w:color="000000"/>
-              <w:right w:val="none" w:sz="0" w:space="0" w:color="000000"/>
-            </w:tcBorders>
-            <w:shd w:val="clear" w:color="auto" w:fill="FFFFFF"/>
-            <w:tcMar>
-              <w:top w:w="0" w:type="dxa"/>
-              <w:bottom w:w="0" w:type="dxa"/>
-              <w:left w:w="0" w:type="dxa"/>
-              <w:right w:w="0" w:type="dxa"/>
-            </w:tcMar>
-            <w:vAlign w:val="center"/>
-          </w:tcPr>
-          <w:p>
-            <w:pPr>
-              <w:pStyle w:val="Normal"/>
-              <w:jc w:val="right"/>
-              <w:pBdr>
-                <w:bottom w:val="none" w:sz="0" w:space="0" w:color="000000"/>
-                <w:top w:val="none" w:sz="0" w:space="0" w:color="000000"/>
-                <w:left w:val="none" w:sz="0" w:space="0" w:color="000000"/>
-                <w:right w:val="none" w:sz="0" w:space="0" w:color="000000"/>
-              </w:pBdr>
-              <w:spacing w:after="100" w:before="100" w:line="240"/>
-              <w:ind w:left="100" w:right="100" w:firstLine="0" w:firstLineChars="0"/>
-              <w:rPr>
-                <w:rFonts w:ascii="Times New Roman" w:hAnsi="Times New Roman" w:eastAsia="Times New Roman" w:cs="Times New Roman"/>
-                <w:i w:val="false"/>
-                <w:b w:val="false"/>
-                <w:u w:val="none"/>
-                <w:strike w:val="false"/>
-                <w:sz w:val="18"/>
-                <w:szCs w:val="18"/>
-                <w:color w:val="000000"/>
-              </w:rPr>
-            </w:pPr>
-            <w:r>
-              <w:rPr>
-                <w:rFonts w:ascii="Times New Roman" w:hAnsi="Times New Roman" w:eastAsia="Times New Roman" w:cs="Times New Roman"/>
-                <w:i w:val="false"/>
-                <w:b w:val="false"/>
-                <w:u w:val="none"/>
-                <w:strike w:val="false"/>
-                <w:sz w:val="18"/>
-                <w:szCs w:val="18"/>
-                <w:color w:val="000000"/>
-              </w:rPr>
-              <w:t xml:space="preserve">8</w:t>
-            </w:r>
-          </w:p>
-        </w:tc>
-        <w:tc>
-          <w:tcPr>
-            <w:tcBorders>
-              <w:bottom w:val="none" w:sz="0" w:space="0" w:color="000000"/>
-              <w:top w:val="none" w:sz="0" w:space="0" w:color="000000"/>
-              <w:left w:val="none" w:sz="0" w:space="0" w:color="000000"/>
-              <w:right w:val="none" w:sz="0" w:space="0" w:color="000000"/>
-            </w:tcBorders>
-            <w:shd w:val="clear" w:color="auto" w:fill="FFFFFF"/>
-            <w:tcMar>
-              <w:top w:w="0" w:type="dxa"/>
-              <w:bottom w:w="0" w:type="dxa"/>
-              <w:left w:w="0" w:type="dxa"/>
-              <w:right w:w="0" w:type="dxa"/>
-            </w:tcMar>
-            <w:vAlign w:val="center"/>
-          </w:tcPr>
-          <w:p>
-            <w:pPr>
-              <w:pStyle w:val="Normal"/>
-              <w:jc w:val="left"/>
-              <w:pBdr>
-                <w:bottom w:val="none" w:sz="0" w:space="0" w:color="000000"/>
-                <w:top w:val="none" w:sz="0" w:space="0" w:color="000000"/>
-                <w:left w:val="none" w:sz="0" w:space="0" w:color="000000"/>
-                <w:right w:val="none" w:sz="0" w:space="0" w:color="000000"/>
-              </w:pBdr>
-              <w:spacing w:after="100" w:before="100" w:line="240"/>
-              <w:ind w:left="100" w:right="100" w:firstLine="0" w:firstLineChars="0"/>
-              <w:rPr>
-                <w:rFonts w:ascii="Times New Roman" w:hAnsi="Times New Roman" w:eastAsia="Times New Roman" w:cs="Times New Roman"/>
-                <w:i w:val="false"/>
-                <w:b w:val="false"/>
-                <w:u w:val="none"/>
-                <w:strike w:val="false"/>
-                <w:sz w:val="18"/>
-                <w:szCs w:val="18"/>
-                <w:color w:val="000000"/>
-              </w:rPr>
-            </w:pPr>
-            <w:r>
-              <w:rPr>
-                <w:rFonts w:ascii="Times New Roman" w:hAnsi="Times New Roman" w:eastAsia="Times New Roman" w:cs="Times New Roman"/>
-                <w:i w:val="false"/>
-                <w:b w:val="false"/>
-                <w:u w:val="none"/>
-                <w:strike w:val="false"/>
-                <w:sz w:val="18"/>
-                <w:szCs w:val="18"/>
-                <w:color w:val="000000"/>
-              </w:rPr>
-              <w:t xml:space="preserve">1.43 (0.44–4.65)</w:t>
-            </w:r>
-          </w:p>
-        </w:tc>
-        <w:tc>
-          <w:tcPr>
-            <w:tcBorders>
-              <w:bottom w:val="none" w:sz="0" w:space="0" w:color="000000"/>
-              <w:top w:val="none" w:sz="0" w:space="0" w:color="000000"/>
-              <w:left w:val="none" w:sz="0" w:space="0" w:color="000000"/>
-              <w:right w:val="none" w:sz="0" w:space="0" w:color="000000"/>
-            </w:tcBorders>
-            <w:shd w:val="clear" w:color="auto" w:fill="FFFFFF"/>
-            <w:tcMar>
-              <w:top w:w="0" w:type="dxa"/>
-              <w:bottom w:w="0" w:type="dxa"/>
-              <w:left w:w="0" w:type="dxa"/>
-              <w:right w:w="0" w:type="dxa"/>
-            </w:tcMar>
-            <w:vAlign w:val="center"/>
-          </w:tcPr>
-          <w:p>
-            <w:pPr>
-              <w:pStyle w:val="Normal"/>
-              <w:jc w:val="left"/>
-              <w:pBdr>
-                <w:bottom w:val="none" w:sz="0" w:space="0" w:color="000000"/>
-                <w:top w:val="none" w:sz="0" w:space="0" w:color="000000"/>
-                <w:left w:val="none" w:sz="0" w:space="0" w:color="000000"/>
-                <w:right w:val="none" w:sz="0" w:space="0" w:color="000000"/>
-              </w:pBdr>
-              <w:spacing w:after="100" w:before="100" w:line="240"/>
-              <w:ind w:left="100" w:right="100" w:firstLine="0" w:firstLineChars="0"/>
-              <w:rPr>
-                <w:rFonts w:ascii="Times New Roman" w:hAnsi="Times New Roman" w:eastAsia="Times New Roman" w:cs="Times New Roman"/>
-                <w:i w:val="false"/>
-                <w:b w:val="false"/>
-                <w:u w:val="none"/>
-                <w:strike w:val="false"/>
-                <w:sz w:val="18"/>
-                <w:szCs w:val="18"/>
-                <w:color w:val="000000"/>
-              </w:rPr>
-            </w:pPr>
-            <w:r>
-              <w:rPr>
-                <w:rFonts w:ascii="Times New Roman" w:hAnsi="Times New Roman" w:eastAsia="Times New Roman" w:cs="Times New Roman"/>
-                <w:i w:val="false"/>
-                <w:b w:val="false"/>
-                <w:u w:val="none"/>
-                <w:strike w:val="false"/>
-                <w:sz w:val="18"/>
-                <w:szCs w:val="18"/>
-                <w:color w:val="000000"/>
-              </w:rPr>
-              <w:t xml:space="preserve">0.549</w:t>
-            </w:r>
-          </w:p>
-        </w:tc>
-        <w:tc>
-          <w:tcPr>
-            <w:tcBorders>
-              <w:bottom w:val="none" w:sz="0" w:space="0" w:color="000000"/>
-              <w:top w:val="none" w:sz="0" w:space="0" w:color="000000"/>
-              <w:left w:val="none" w:sz="0" w:space="0" w:color="000000"/>
-              <w:right w:val="none" w:sz="0" w:space="0" w:color="000000"/>
-            </w:tcBorders>
-            <w:shd w:val="clear" w:color="auto" w:fill="FFFFFF"/>
-            <w:tcMar>
-              <w:top w:w="0" w:type="dxa"/>
-              <w:bottom w:w="0" w:type="dxa"/>
-              <w:left w:w="0" w:type="dxa"/>
-              <w:right w:w="0" w:type="dxa"/>
-            </w:tcMar>
-            <w:vAlign w:val="center"/>
-          </w:tcPr>
-          <w:p>
-            <w:pPr>
-              <w:pStyle w:val="Normal"/>
-              <w:jc w:val="left"/>
-              <w:pBdr>
-                <w:bottom w:val="none" w:sz="0" w:space="0" w:color="000000"/>
-                <w:top w:val="none" w:sz="0" w:space="0" w:color="000000"/>
-                <w:left w:val="none" w:sz="0" w:space="0" w:color="000000"/>
-                <w:right w:val="none" w:sz="0" w:space="0" w:color="000000"/>
-              </w:pBdr>
-              <w:spacing w:after="100" w:before="100" w:line="240"/>
-              <w:ind w:left="100" w:right="100" w:firstLine="0" w:firstLineChars="0"/>
-              <w:rPr>
-                <w:rFonts w:ascii="Times New Roman" w:hAnsi="Times New Roman" w:eastAsia="Times New Roman" w:cs="Times New Roman"/>
-                <w:i w:val="false"/>
-                <w:b w:val="false"/>
-                <w:u w:val="none"/>
-                <w:strike w:val="false"/>
-                <w:sz w:val="18"/>
-                <w:szCs w:val="18"/>
-                <w:color w:val="000000"/>
-              </w:rPr>
-            </w:pPr>
-            <w:r>
-              <w:rPr>
-                <w:rFonts w:ascii="Times New Roman" w:hAnsi="Times New Roman" w:eastAsia="Times New Roman" w:cs="Times New Roman"/>
-                <w:i w:val="false"/>
-                <w:b w:val="false"/>
-                <w:u w:val="none"/>
-                <w:strike w:val="false"/>
-                <w:sz w:val="18"/>
-                <w:szCs w:val="18"/>
-                <w:color w:val="000000"/>
-              </w:rPr>
-              <w:t xml:space="preserve"/>
-            </w:r>
-          </w:p>
-        </w:tc>
-      </w:tr>
-      <w:tr>
-        <w:trPr>
-          <w:trHeight w:val="560" w:hRule="auto"/>
-        </w:trPr>
-        <w:tc>
-          <w:tcPr>
-            <w:tcBorders>
-              <w:bottom w:val="none" w:sz="0" w:space="0" w:color="000000"/>
-              <w:top w:val="none" w:sz="0" w:space="0" w:color="000000"/>
-              <w:left w:val="none" w:sz="0" w:space="0" w:color="000000"/>
-              <w:right w:val="none" w:sz="0" w:space="0" w:color="000000"/>
-            </w:tcBorders>
-            <w:shd w:val="clear" w:color="auto" w:fill="FFFFFF"/>
-            <w:tcMar>
-              <w:top w:w="0" w:type="dxa"/>
-              <w:bottom w:w="0" w:type="dxa"/>
-              <w:left w:w="0" w:type="dxa"/>
-              <w:right w:w="0" w:type="dxa"/>
-            </w:tcMar>
-            <w:vAlign w:val="center"/>
-          </w:tcPr>
-          <w:p>
-            <w:pPr>
-              <w:pStyle w:val="Normal"/>
-              <w:jc w:val="left"/>
-              <w:pBdr>
-                <w:bottom w:val="none" w:sz="0" w:space="0" w:color="000000"/>
-                <w:top w:val="none" w:sz="0" w:space="0" w:color="000000"/>
-                <w:left w:val="none" w:sz="0" w:space="0" w:color="000000"/>
-                <w:right w:val="none" w:sz="0" w:space="0" w:color="000000"/>
-              </w:pBdr>
-              <w:spacing w:after="100" w:before="100" w:line="240"/>
-              <w:ind w:left="100" w:right="100" w:firstLine="0" w:firstLineChars="0"/>
-              <w:rPr>
-                <w:rFonts w:ascii="Times New Roman" w:hAnsi="Times New Roman" w:eastAsia="Times New Roman" w:cs="Times New Roman"/>
-                <w:i w:val="false"/>
-                <w:b w:val="false"/>
-                <w:u w:val="none"/>
-                <w:strike w:val="false"/>
-                <w:sz w:val="18"/>
-                <w:szCs w:val="18"/>
-                <w:color w:val="000000"/>
-              </w:rPr>
-            </w:pPr>
-            <w:r>
-              <w:rPr>
-                <w:rFonts w:ascii="Times New Roman" w:hAnsi="Times New Roman" w:eastAsia="Times New Roman" w:cs="Times New Roman"/>
-                <w:i w:val="false"/>
-                <w:b w:val="false"/>
-                <w:u w:val="none"/>
-                <w:strike w:val="false"/>
-                <w:sz w:val="18"/>
-                <w:szCs w:val="18"/>
-                <w:color w:val="000000"/>
-              </w:rPr>
               <w:t xml:space="preserve">Pretreatment CEA</w:t>
             </w:r>
           </w:p>
@@ -3439,7 +3049,7 @@
                 <w:szCs w:val="18"/>
                 <w:color w:val="000000"/>
               </w:rPr>
-              <w:t xml:space="preserve">1.76 (0.52–5.99)</w:t>
+              <w:t xml:space="preserve">1.50 (0.46–4.96)</w:t>
             </w:r>
           </w:p>
         </w:tc>
@@ -3494,7 +3104,7 @@
                 <w:szCs w:val="18"/>
                 <w:color w:val="000000"/>
               </w:rPr>
-              <w:t xml:space="preserve">0.363</w:t>
+              <w:t xml:space="preserve">0.502</w:t>
             </w:r>
           </w:p>
         </w:tc>

--- a/output/tables/READ/READ_cox_multi_BRAF.docx
+++ b/output/tables/READ/READ_cox_multi_BRAF.docx
@@ -25,7 +25,7 @@
         <w:ind w:left="60" w:right="60" w:firstLine="0" w:firstLineChars="0"/>
       </w:pPr>
       <w:r>
-        <w:t xml:space="preserve">Multivariable Cox regression for overall survival: BRAF expression, TCGA-READ (n = 103, events = 13, EPV = 3.2; exploratory)</w:t>
+        <w:t xml:space="preserve">Multivariable Cox regression for overall survival: BRAF expression, TCGA-READ (n = 103, events = 13, EPV = 2.6; exploratory)</w:t>
       </w:r>
     </w:p>
     <w:tbl xmlns:a="http://schemas.openxmlformats.org/drawingml/2006/main" xmlns:pic="http://schemas.openxmlformats.org/drawingml/2006/picture">
@@ -39,7 +39,7 @@
         <w:gridCol w:w="1489"/>
         <w:gridCol w:w="681"/>
         <w:gridCol w:w="931"/>
-        <w:gridCol w:w="1611"/>
+        <w:gridCol w:w="1701"/>
         <w:gridCol w:w="816"/>
         <w:gridCol w:w="1136"/>
       </w:tblGrid>
@@ -709,7 +709,7 @@
                 <w:szCs w:val="18"/>
                 <w:color w:val="000000"/>
               </w:rPr>
-              <w:t xml:space="preserve">0.79 (0.20–3.18)</w:t>
+              <w:t xml:space="preserve">0.96 (0.24–3.91)</w:t>
             </w:r>
           </w:p>
         </w:tc>
@@ -764,7 +764,7 @@
                 <w:szCs w:val="18"/>
                 <w:color w:val="000000"/>
               </w:rPr>
-              <w:t xml:space="preserve">0.739</w:t>
+              <w:t xml:space="preserve">0.955</w:t>
             </w:r>
           </w:p>
         </w:tc>
@@ -879,7 +879,7 @@
                 <w:szCs w:val="18"/>
                 <w:color w:val="000000"/>
               </w:rPr>
-              <w:t xml:space="preserve">Sex</w:t>
+              <w:t xml:space="preserve">Age group, years</w:t>
             </w:r>
           </w:p>
         </w:tc>
@@ -934,7 +934,7 @@
                 <w:szCs w:val="18"/>
                 <w:color w:val="000000"/>
               </w:rPr>
-              <w:t xml:space="preserve">Male (ref)</w:t>
+              <w:t xml:space="preserve">≤65 (ref)</w:t>
             </w:r>
           </w:p>
         </w:tc>
@@ -989,7 +989,7 @@
                 <w:szCs w:val="18"/>
                 <w:color w:val="000000"/>
               </w:rPr>
-              <w:t xml:space="preserve">62</w:t>
+              <w:t xml:space="preserve">55</w:t>
             </w:r>
           </w:p>
         </w:tc>
@@ -1044,7 +1044,7 @@
                 <w:szCs w:val="18"/>
                 <w:color w:val="000000"/>
               </w:rPr>
-              <w:t xml:space="preserve">9</w:t>
+              <w:t xml:space="preserve">3</w:t>
             </w:r>
           </w:p>
         </w:tc>
@@ -1324,7 +1324,7 @@
                 <w:szCs w:val="18"/>
                 <w:color w:val="000000"/>
               </w:rPr>
-              <w:t xml:space="preserve">Female</w:t>
+              <w:t xml:space="preserve">≥66</w:t>
             </w:r>
           </w:p>
         </w:tc>
@@ -1379,7 +1379,7 @@
                 <w:szCs w:val="18"/>
                 <w:color w:val="000000"/>
               </w:rPr>
-              <w:t xml:space="preserve">41</w:t>
+              <w:t xml:space="preserve">48</w:t>
             </w:r>
           </w:p>
         </w:tc>
@@ -1434,7 +1434,7 @@
                 <w:szCs w:val="18"/>
                 <w:color w:val="000000"/>
               </w:rPr>
-              <w:t xml:space="preserve">4</w:t>
+              <w:t xml:space="preserve">10</w:t>
             </w:r>
           </w:p>
         </w:tc>
@@ -1489,7 +1489,7 @@
                 <w:szCs w:val="18"/>
                 <w:color w:val="000000"/>
               </w:rPr>
-              <w:t xml:space="preserve">0.78 (0.23–2.61)</w:t>
+              <w:t xml:space="preserve">3.87 (1.05–14.25)</w:t>
             </w:r>
           </w:p>
         </w:tc>
@@ -1544,7 +1544,7 @@
                 <w:szCs w:val="18"/>
                 <w:color w:val="000000"/>
               </w:rPr>
-              <w:t xml:space="preserve">0.690</w:t>
+              <w:t xml:space="preserve">0.042</w:t>
             </w:r>
           </w:p>
         </w:tc>
@@ -1659,7 +1659,7 @@
                 <w:szCs w:val="18"/>
                 <w:color w:val="000000"/>
               </w:rPr>
-              <w:t xml:space="preserve">Pathologic stage group</w:t>
+              <w:t xml:space="preserve">Sex</w:t>
             </w:r>
           </w:p>
         </w:tc>
@@ -1714,7 +1714,7 @@
                 <w:szCs w:val="18"/>
                 <w:color w:val="000000"/>
               </w:rPr>
-              <w:t xml:space="preserve">I–II (ref)</w:t>
+              <w:t xml:space="preserve">Male (ref)</w:t>
             </w:r>
           </w:p>
         </w:tc>
@@ -1769,7 +1769,7 @@
                 <w:szCs w:val="18"/>
                 <w:color w:val="000000"/>
               </w:rPr>
-              <w:t xml:space="preserve">50</w:t>
+              <w:t xml:space="preserve">62</w:t>
             </w:r>
           </w:p>
         </w:tc>
@@ -1824,7 +1824,7 @@
                 <w:szCs w:val="18"/>
                 <w:color w:val="000000"/>
               </w:rPr>
-              <w:t xml:space="preserve">5</w:t>
+              <w:t xml:space="preserve">9</w:t>
             </w:r>
           </w:p>
         </w:tc>
@@ -2104,7 +2104,7 @@
                 <w:szCs w:val="18"/>
                 <w:color w:val="000000"/>
               </w:rPr>
-              <w:t xml:space="preserve">III–IV</w:t>
+              <w:t xml:space="preserve">Female</w:t>
             </w:r>
           </w:p>
         </w:tc>
@@ -2159,7 +2159,7 @@
                 <w:szCs w:val="18"/>
                 <w:color w:val="000000"/>
               </w:rPr>
-              <w:t xml:space="preserve">53</w:t>
+              <w:t xml:space="preserve">41</w:t>
             </w:r>
           </w:p>
         </w:tc>
@@ -2214,7 +2214,7 @@
                 <w:szCs w:val="18"/>
                 <w:color w:val="000000"/>
               </w:rPr>
-              <w:t xml:space="preserve">8</w:t>
+              <w:t xml:space="preserve">4</w:t>
             </w:r>
           </w:p>
         </w:tc>
@@ -2269,7 +2269,7 @@
                 <w:szCs w:val="18"/>
                 <w:color w:val="000000"/>
               </w:rPr>
-              <w:t xml:space="preserve">1.65 (0.52–5.18)</w:t>
+              <w:t xml:space="preserve">0.88 (0.27–2.91)</w:t>
             </w:r>
           </w:p>
         </w:tc>
@@ -2324,7 +2324,7 @@
                 <w:szCs w:val="18"/>
                 <w:color w:val="000000"/>
               </w:rPr>
-              <w:t xml:space="preserve">0.395</w:t>
+              <w:t xml:space="preserve">0.833</w:t>
             </w:r>
           </w:p>
         </w:tc>
@@ -2439,6 +2439,786 @@
                 <w:szCs w:val="18"/>
                 <w:color w:val="000000"/>
               </w:rPr>
+              <w:t xml:space="preserve">Pathologic stage group</w:t>
+            </w:r>
+          </w:p>
+        </w:tc>
+        <w:tc>
+          <w:tcPr>
+            <w:tcBorders>
+              <w:bottom w:val="none" w:sz="0" w:space="0" w:color="000000"/>
+              <w:top w:val="none" w:sz="0" w:space="0" w:color="000000"/>
+              <w:left w:val="none" w:sz="0" w:space="0" w:color="000000"/>
+              <w:right w:val="none" w:sz="0" w:space="0" w:color="000000"/>
+            </w:tcBorders>
+            <w:shd w:val="clear" w:color="auto" w:fill="FFFFFF"/>
+            <w:tcMar>
+              <w:top w:w="0" w:type="dxa"/>
+              <w:bottom w:w="0" w:type="dxa"/>
+              <w:left w:w="0" w:type="dxa"/>
+              <w:right w:w="0" w:type="dxa"/>
+            </w:tcMar>
+            <w:vAlign w:val="center"/>
+          </w:tcPr>
+          <w:p>
+            <w:pPr>
+              <w:pStyle w:val="Normal"/>
+              <w:jc w:val="left"/>
+              <w:pBdr>
+                <w:bottom w:val="none" w:sz="0" w:space="0" w:color="000000"/>
+                <w:top w:val="none" w:sz="0" w:space="0" w:color="000000"/>
+                <w:left w:val="none" w:sz="0" w:space="0" w:color="000000"/>
+                <w:right w:val="none" w:sz="0" w:space="0" w:color="000000"/>
+              </w:pBdr>
+              <w:spacing w:after="100" w:before="100" w:line="240"/>
+              <w:ind w:left="100" w:right="100" w:firstLine="0" w:firstLineChars="0"/>
+              <w:rPr>
+                <w:rFonts w:ascii="Times New Roman" w:hAnsi="Times New Roman" w:eastAsia="Times New Roman" w:cs="Times New Roman"/>
+                <w:i w:val="false"/>
+                <w:b w:val="false"/>
+                <w:u w:val="none"/>
+                <w:strike w:val="false"/>
+                <w:sz w:val="18"/>
+                <w:szCs w:val="18"/>
+                <w:color w:val="000000"/>
+              </w:rPr>
+            </w:pPr>
+            <w:r>
+              <w:rPr>
+                <w:rFonts w:ascii="Times New Roman" w:hAnsi="Times New Roman" w:eastAsia="Times New Roman" w:cs="Times New Roman"/>
+                <w:i w:val="false"/>
+                <w:b w:val="false"/>
+                <w:u w:val="none"/>
+                <w:strike w:val="false"/>
+                <w:sz w:val="18"/>
+                <w:szCs w:val="18"/>
+                <w:color w:val="000000"/>
+              </w:rPr>
+              <w:t xml:space="preserve">I–II (ref)</w:t>
+            </w:r>
+          </w:p>
+        </w:tc>
+        <w:tc>
+          <w:tcPr>
+            <w:tcBorders>
+              <w:bottom w:val="none" w:sz="0" w:space="0" w:color="000000"/>
+              <w:top w:val="none" w:sz="0" w:space="0" w:color="000000"/>
+              <w:left w:val="none" w:sz="0" w:space="0" w:color="000000"/>
+              <w:right w:val="none" w:sz="0" w:space="0" w:color="000000"/>
+            </w:tcBorders>
+            <w:shd w:val="clear" w:color="auto" w:fill="FFFFFF"/>
+            <w:tcMar>
+              <w:top w:w="0" w:type="dxa"/>
+              <w:bottom w:w="0" w:type="dxa"/>
+              <w:left w:w="0" w:type="dxa"/>
+              <w:right w:w="0" w:type="dxa"/>
+            </w:tcMar>
+            <w:vAlign w:val="center"/>
+          </w:tcPr>
+          <w:p>
+            <w:pPr>
+              <w:pStyle w:val="Normal"/>
+              <w:jc w:val="right"/>
+              <w:pBdr>
+                <w:bottom w:val="none" w:sz="0" w:space="0" w:color="000000"/>
+                <w:top w:val="none" w:sz="0" w:space="0" w:color="000000"/>
+                <w:left w:val="none" w:sz="0" w:space="0" w:color="000000"/>
+                <w:right w:val="none" w:sz="0" w:space="0" w:color="000000"/>
+              </w:pBdr>
+              <w:spacing w:after="100" w:before="100" w:line="240"/>
+              <w:ind w:left="100" w:right="100" w:firstLine="0" w:firstLineChars="0"/>
+              <w:rPr>
+                <w:rFonts w:ascii="Times New Roman" w:hAnsi="Times New Roman" w:eastAsia="Times New Roman" w:cs="Times New Roman"/>
+                <w:i w:val="false"/>
+                <w:b w:val="false"/>
+                <w:u w:val="none"/>
+                <w:strike w:val="false"/>
+                <w:sz w:val="18"/>
+                <w:szCs w:val="18"/>
+                <w:color w:val="000000"/>
+              </w:rPr>
+            </w:pPr>
+            <w:r>
+              <w:rPr>
+                <w:rFonts w:ascii="Times New Roman" w:hAnsi="Times New Roman" w:eastAsia="Times New Roman" w:cs="Times New Roman"/>
+                <w:i w:val="false"/>
+                <w:b w:val="false"/>
+                <w:u w:val="none"/>
+                <w:strike w:val="false"/>
+                <w:sz w:val="18"/>
+                <w:szCs w:val="18"/>
+                <w:color w:val="000000"/>
+              </w:rPr>
+              <w:t xml:space="preserve">50</w:t>
+            </w:r>
+          </w:p>
+        </w:tc>
+        <w:tc>
+          <w:tcPr>
+            <w:tcBorders>
+              <w:bottom w:val="none" w:sz="0" w:space="0" w:color="000000"/>
+              <w:top w:val="none" w:sz="0" w:space="0" w:color="000000"/>
+              <w:left w:val="none" w:sz="0" w:space="0" w:color="000000"/>
+              <w:right w:val="none" w:sz="0" w:space="0" w:color="000000"/>
+            </w:tcBorders>
+            <w:shd w:val="clear" w:color="auto" w:fill="FFFFFF"/>
+            <w:tcMar>
+              <w:top w:w="0" w:type="dxa"/>
+              <w:bottom w:w="0" w:type="dxa"/>
+              <w:left w:w="0" w:type="dxa"/>
+              <w:right w:w="0" w:type="dxa"/>
+            </w:tcMar>
+            <w:vAlign w:val="center"/>
+          </w:tcPr>
+          <w:p>
+            <w:pPr>
+              <w:pStyle w:val="Normal"/>
+              <w:jc w:val="right"/>
+              <w:pBdr>
+                <w:bottom w:val="none" w:sz="0" w:space="0" w:color="000000"/>
+                <w:top w:val="none" w:sz="0" w:space="0" w:color="000000"/>
+                <w:left w:val="none" w:sz="0" w:space="0" w:color="000000"/>
+                <w:right w:val="none" w:sz="0" w:space="0" w:color="000000"/>
+              </w:pBdr>
+              <w:spacing w:after="100" w:before="100" w:line="240"/>
+              <w:ind w:left="100" w:right="100" w:firstLine="0" w:firstLineChars="0"/>
+              <w:rPr>
+                <w:rFonts w:ascii="Times New Roman" w:hAnsi="Times New Roman" w:eastAsia="Times New Roman" w:cs="Times New Roman"/>
+                <w:i w:val="false"/>
+                <w:b w:val="false"/>
+                <w:u w:val="none"/>
+                <w:strike w:val="false"/>
+                <w:sz w:val="18"/>
+                <w:szCs w:val="18"/>
+                <w:color w:val="000000"/>
+              </w:rPr>
+            </w:pPr>
+            <w:r>
+              <w:rPr>
+                <w:rFonts w:ascii="Times New Roman" w:hAnsi="Times New Roman" w:eastAsia="Times New Roman" w:cs="Times New Roman"/>
+                <w:i w:val="false"/>
+                <w:b w:val="false"/>
+                <w:u w:val="none"/>
+                <w:strike w:val="false"/>
+                <w:sz w:val="18"/>
+                <w:szCs w:val="18"/>
+                <w:color w:val="000000"/>
+              </w:rPr>
+              <w:t xml:space="preserve">5</w:t>
+            </w:r>
+          </w:p>
+        </w:tc>
+        <w:tc>
+          <w:tcPr>
+            <w:tcBorders>
+              <w:bottom w:val="none" w:sz="0" w:space="0" w:color="000000"/>
+              <w:top w:val="none" w:sz="0" w:space="0" w:color="000000"/>
+              <w:left w:val="none" w:sz="0" w:space="0" w:color="000000"/>
+              <w:right w:val="none" w:sz="0" w:space="0" w:color="000000"/>
+            </w:tcBorders>
+            <w:shd w:val="clear" w:color="auto" w:fill="FFFFFF"/>
+            <w:tcMar>
+              <w:top w:w="0" w:type="dxa"/>
+              <w:bottom w:w="0" w:type="dxa"/>
+              <w:left w:w="0" w:type="dxa"/>
+              <w:right w:w="0" w:type="dxa"/>
+            </w:tcMar>
+            <w:vAlign w:val="center"/>
+          </w:tcPr>
+          <w:p>
+            <w:pPr>
+              <w:pStyle w:val="Normal"/>
+              <w:jc w:val="left"/>
+              <w:pBdr>
+                <w:bottom w:val="none" w:sz="0" w:space="0" w:color="000000"/>
+                <w:top w:val="none" w:sz="0" w:space="0" w:color="000000"/>
+                <w:left w:val="none" w:sz="0" w:space="0" w:color="000000"/>
+                <w:right w:val="none" w:sz="0" w:space="0" w:color="000000"/>
+              </w:pBdr>
+              <w:spacing w:after="100" w:before="100" w:line="240"/>
+              <w:ind w:left="100" w:right="100" w:firstLine="0" w:firstLineChars="0"/>
+              <w:rPr>
+                <w:rFonts w:ascii="Times New Roman" w:hAnsi="Times New Roman" w:eastAsia="Times New Roman" w:cs="Times New Roman"/>
+                <w:i w:val="false"/>
+                <w:b w:val="false"/>
+                <w:u w:val="none"/>
+                <w:strike w:val="false"/>
+                <w:sz w:val="18"/>
+                <w:szCs w:val="18"/>
+                <w:color w:val="000000"/>
+              </w:rPr>
+            </w:pPr>
+            <w:r>
+              <w:rPr>
+                <w:rFonts w:ascii="Times New Roman" w:hAnsi="Times New Roman" w:eastAsia="Times New Roman" w:cs="Times New Roman"/>
+                <w:i w:val="false"/>
+                <w:b w:val="false"/>
+                <w:u w:val="none"/>
+                <w:strike w:val="false"/>
+                <w:sz w:val="18"/>
+                <w:szCs w:val="18"/>
+                <w:color w:val="000000"/>
+              </w:rPr>
+              <w:t xml:space="preserve">Reference</w:t>
+            </w:r>
+          </w:p>
+        </w:tc>
+        <w:tc>
+          <w:tcPr>
+            <w:tcBorders>
+              <w:bottom w:val="none" w:sz="0" w:space="0" w:color="000000"/>
+              <w:top w:val="none" w:sz="0" w:space="0" w:color="000000"/>
+              <w:left w:val="none" w:sz="0" w:space="0" w:color="000000"/>
+              <w:right w:val="none" w:sz="0" w:space="0" w:color="000000"/>
+            </w:tcBorders>
+            <w:shd w:val="clear" w:color="auto" w:fill="FFFFFF"/>
+            <w:tcMar>
+              <w:top w:w="0" w:type="dxa"/>
+              <w:bottom w:w="0" w:type="dxa"/>
+              <w:left w:w="0" w:type="dxa"/>
+              <w:right w:w="0" w:type="dxa"/>
+            </w:tcMar>
+            <w:vAlign w:val="center"/>
+          </w:tcPr>
+          <w:p>
+            <w:pPr>
+              <w:pStyle w:val="Normal"/>
+              <w:jc w:val="left"/>
+              <w:pBdr>
+                <w:bottom w:val="none" w:sz="0" w:space="0" w:color="000000"/>
+                <w:top w:val="none" w:sz="0" w:space="0" w:color="000000"/>
+                <w:left w:val="none" w:sz="0" w:space="0" w:color="000000"/>
+                <w:right w:val="none" w:sz="0" w:space="0" w:color="000000"/>
+              </w:pBdr>
+              <w:spacing w:after="100" w:before="100" w:line="240"/>
+              <w:ind w:left="100" w:right="100" w:firstLine="0" w:firstLineChars="0"/>
+              <w:rPr>
+                <w:rFonts w:ascii="Times New Roman" w:hAnsi="Times New Roman" w:eastAsia="Times New Roman" w:cs="Times New Roman"/>
+                <w:i w:val="false"/>
+                <w:b w:val="false"/>
+                <w:u w:val="none"/>
+                <w:strike w:val="false"/>
+                <w:sz w:val="18"/>
+                <w:szCs w:val="18"/>
+                <w:color w:val="000000"/>
+              </w:rPr>
+            </w:pPr>
+            <w:r>
+              <w:rPr>
+                <w:rFonts w:ascii="Times New Roman" w:hAnsi="Times New Roman" w:eastAsia="Times New Roman" w:cs="Times New Roman"/>
+                <w:i w:val="false"/>
+                <w:b w:val="false"/>
+                <w:u w:val="none"/>
+                <w:strike w:val="false"/>
+                <w:sz w:val="18"/>
+                <w:szCs w:val="18"/>
+                <w:color w:val="000000"/>
+              </w:rPr>
+              <w:t xml:space="preserve"/>
+            </w:r>
+          </w:p>
+        </w:tc>
+        <w:tc>
+          <w:tcPr>
+            <w:tcBorders>
+              <w:bottom w:val="none" w:sz="0" w:space="0" w:color="000000"/>
+              <w:top w:val="none" w:sz="0" w:space="0" w:color="000000"/>
+              <w:left w:val="none" w:sz="0" w:space="0" w:color="000000"/>
+              <w:right w:val="none" w:sz="0" w:space="0" w:color="000000"/>
+            </w:tcBorders>
+            <w:shd w:val="clear" w:color="auto" w:fill="FFFFFF"/>
+            <w:tcMar>
+              <w:top w:w="0" w:type="dxa"/>
+              <w:bottom w:w="0" w:type="dxa"/>
+              <w:left w:w="0" w:type="dxa"/>
+              <w:right w:w="0" w:type="dxa"/>
+            </w:tcMar>
+            <w:vAlign w:val="center"/>
+          </w:tcPr>
+          <w:p>
+            <w:pPr>
+              <w:pStyle w:val="Normal"/>
+              <w:jc w:val="left"/>
+              <w:pBdr>
+                <w:bottom w:val="none" w:sz="0" w:space="0" w:color="000000"/>
+                <w:top w:val="none" w:sz="0" w:space="0" w:color="000000"/>
+                <w:left w:val="none" w:sz="0" w:space="0" w:color="000000"/>
+                <w:right w:val="none" w:sz="0" w:space="0" w:color="000000"/>
+              </w:pBdr>
+              <w:spacing w:after="100" w:before="100" w:line="240"/>
+              <w:ind w:left="100" w:right="100" w:firstLine="0" w:firstLineChars="0"/>
+              <w:rPr>
+                <w:rFonts w:ascii="Times New Roman" w:hAnsi="Times New Roman" w:eastAsia="Times New Roman" w:cs="Times New Roman"/>
+                <w:i w:val="false"/>
+                <w:b w:val="false"/>
+                <w:u w:val="none"/>
+                <w:strike w:val="false"/>
+                <w:sz w:val="18"/>
+                <w:szCs w:val="18"/>
+                <w:color w:val="000000"/>
+              </w:rPr>
+            </w:pPr>
+            <w:r>
+              <w:rPr>
+                <w:rFonts w:ascii="Times New Roman" w:hAnsi="Times New Roman" w:eastAsia="Times New Roman" w:cs="Times New Roman"/>
+                <w:i w:val="false"/>
+                <w:b w:val="false"/>
+                <w:u w:val="none"/>
+                <w:strike w:val="false"/>
+                <w:sz w:val="18"/>
+                <w:szCs w:val="18"/>
+                <w:color w:val="000000"/>
+              </w:rPr>
+              <w:t xml:space="preserve"/>
+            </w:r>
+          </w:p>
+        </w:tc>
+      </w:tr>
+      <w:tr>
+        <w:trPr>
+          <w:trHeight w:val="560" w:hRule="auto"/>
+        </w:trPr>
+        <w:tc>
+          <w:tcPr>
+            <w:tcBorders>
+              <w:bottom w:val="none" w:sz="0" w:space="0" w:color="000000"/>
+              <w:top w:val="none" w:sz="0" w:space="0" w:color="000000"/>
+              <w:left w:val="none" w:sz="0" w:space="0" w:color="000000"/>
+              <w:right w:val="none" w:sz="0" w:space="0" w:color="000000"/>
+            </w:tcBorders>
+            <w:shd w:val="clear" w:color="auto" w:fill="FFFFFF"/>
+            <w:tcMar>
+              <w:top w:w="0" w:type="dxa"/>
+              <w:bottom w:w="0" w:type="dxa"/>
+              <w:left w:w="0" w:type="dxa"/>
+              <w:right w:w="0" w:type="dxa"/>
+            </w:tcMar>
+            <w:vAlign w:val="center"/>
+          </w:tcPr>
+          <w:p>
+            <w:pPr>
+              <w:pStyle w:val="Normal"/>
+              <w:jc w:val="left"/>
+              <w:pBdr>
+                <w:bottom w:val="none" w:sz="0" w:space="0" w:color="000000"/>
+                <w:top w:val="none" w:sz="0" w:space="0" w:color="000000"/>
+                <w:left w:val="none" w:sz="0" w:space="0" w:color="000000"/>
+                <w:right w:val="none" w:sz="0" w:space="0" w:color="000000"/>
+              </w:pBdr>
+              <w:spacing w:after="100" w:before="100" w:line="240"/>
+              <w:ind w:left="100" w:right="100" w:firstLine="0" w:firstLineChars="0"/>
+              <w:rPr>
+                <w:rFonts w:ascii="Times New Roman" w:hAnsi="Times New Roman" w:eastAsia="Times New Roman" w:cs="Times New Roman"/>
+                <w:i w:val="false"/>
+                <w:b w:val="false"/>
+                <w:u w:val="none"/>
+                <w:strike w:val="false"/>
+                <w:sz w:val="18"/>
+                <w:szCs w:val="18"/>
+                <w:color w:val="000000"/>
+              </w:rPr>
+            </w:pPr>
+            <w:r>
+              <w:rPr>
+                <w:rFonts w:ascii="Times New Roman" w:hAnsi="Times New Roman" w:eastAsia="Times New Roman" w:cs="Times New Roman"/>
+                <w:i w:val="false"/>
+                <w:b w:val="false"/>
+                <w:u w:val="none"/>
+                <w:strike w:val="false"/>
+                <w:sz w:val="18"/>
+                <w:szCs w:val="18"/>
+                <w:color w:val="000000"/>
+              </w:rPr>
+              <w:t xml:space="preserve"/>
+            </w:r>
+          </w:p>
+        </w:tc>
+        <w:tc>
+          <w:tcPr>
+            <w:tcBorders>
+              <w:bottom w:val="none" w:sz="0" w:space="0" w:color="000000"/>
+              <w:top w:val="none" w:sz="0" w:space="0" w:color="000000"/>
+              <w:left w:val="none" w:sz="0" w:space="0" w:color="000000"/>
+              <w:right w:val="none" w:sz="0" w:space="0" w:color="000000"/>
+            </w:tcBorders>
+            <w:shd w:val="clear" w:color="auto" w:fill="FFFFFF"/>
+            <w:tcMar>
+              <w:top w:w="0" w:type="dxa"/>
+              <w:bottom w:w="0" w:type="dxa"/>
+              <w:left w:w="0" w:type="dxa"/>
+              <w:right w:w="0" w:type="dxa"/>
+            </w:tcMar>
+            <w:vAlign w:val="center"/>
+          </w:tcPr>
+          <w:p>
+            <w:pPr>
+              <w:pStyle w:val="Normal"/>
+              <w:jc w:val="left"/>
+              <w:pBdr>
+                <w:bottom w:val="none" w:sz="0" w:space="0" w:color="000000"/>
+                <w:top w:val="none" w:sz="0" w:space="0" w:color="000000"/>
+                <w:left w:val="none" w:sz="0" w:space="0" w:color="000000"/>
+                <w:right w:val="none" w:sz="0" w:space="0" w:color="000000"/>
+              </w:pBdr>
+              <w:spacing w:after="100" w:before="100" w:line="240"/>
+              <w:ind w:left="100" w:right="100" w:firstLine="0" w:firstLineChars="0"/>
+              <w:rPr>
+                <w:rFonts w:ascii="Times New Roman" w:hAnsi="Times New Roman" w:eastAsia="Times New Roman" w:cs="Times New Roman"/>
+                <w:i w:val="false"/>
+                <w:b w:val="false"/>
+                <w:u w:val="none"/>
+                <w:strike w:val="false"/>
+                <w:sz w:val="18"/>
+                <w:szCs w:val="18"/>
+                <w:color w:val="000000"/>
+              </w:rPr>
+            </w:pPr>
+            <w:r>
+              <w:rPr>
+                <w:rFonts w:ascii="Times New Roman" w:hAnsi="Times New Roman" w:eastAsia="Times New Roman" w:cs="Times New Roman"/>
+                <w:i w:val="false"/>
+                <w:b w:val="false"/>
+                <w:u w:val="none"/>
+                <w:strike w:val="false"/>
+                <w:sz w:val="18"/>
+                <w:szCs w:val="18"/>
+                <w:color w:val="000000"/>
+              </w:rPr>
+              <w:t xml:space="preserve">III–IV</w:t>
+            </w:r>
+          </w:p>
+        </w:tc>
+        <w:tc>
+          <w:tcPr>
+            <w:tcBorders>
+              <w:bottom w:val="none" w:sz="0" w:space="0" w:color="000000"/>
+              <w:top w:val="none" w:sz="0" w:space="0" w:color="000000"/>
+              <w:left w:val="none" w:sz="0" w:space="0" w:color="000000"/>
+              <w:right w:val="none" w:sz="0" w:space="0" w:color="000000"/>
+            </w:tcBorders>
+            <w:shd w:val="clear" w:color="auto" w:fill="FFFFFF"/>
+            <w:tcMar>
+              <w:top w:w="0" w:type="dxa"/>
+              <w:bottom w:w="0" w:type="dxa"/>
+              <w:left w:w="0" w:type="dxa"/>
+              <w:right w:w="0" w:type="dxa"/>
+            </w:tcMar>
+            <w:vAlign w:val="center"/>
+          </w:tcPr>
+          <w:p>
+            <w:pPr>
+              <w:pStyle w:val="Normal"/>
+              <w:jc w:val="right"/>
+              <w:pBdr>
+                <w:bottom w:val="none" w:sz="0" w:space="0" w:color="000000"/>
+                <w:top w:val="none" w:sz="0" w:space="0" w:color="000000"/>
+                <w:left w:val="none" w:sz="0" w:space="0" w:color="000000"/>
+                <w:right w:val="none" w:sz="0" w:space="0" w:color="000000"/>
+              </w:pBdr>
+              <w:spacing w:after="100" w:before="100" w:line="240"/>
+              <w:ind w:left="100" w:right="100" w:firstLine="0" w:firstLineChars="0"/>
+              <w:rPr>
+                <w:rFonts w:ascii="Times New Roman" w:hAnsi="Times New Roman" w:eastAsia="Times New Roman" w:cs="Times New Roman"/>
+                <w:i w:val="false"/>
+                <w:b w:val="false"/>
+                <w:u w:val="none"/>
+                <w:strike w:val="false"/>
+                <w:sz w:val="18"/>
+                <w:szCs w:val="18"/>
+                <w:color w:val="000000"/>
+              </w:rPr>
+            </w:pPr>
+            <w:r>
+              <w:rPr>
+                <w:rFonts w:ascii="Times New Roman" w:hAnsi="Times New Roman" w:eastAsia="Times New Roman" w:cs="Times New Roman"/>
+                <w:i w:val="false"/>
+                <w:b w:val="false"/>
+                <w:u w:val="none"/>
+                <w:strike w:val="false"/>
+                <w:sz w:val="18"/>
+                <w:szCs w:val="18"/>
+                <w:color w:val="000000"/>
+              </w:rPr>
+              <w:t xml:space="preserve">53</w:t>
+            </w:r>
+          </w:p>
+        </w:tc>
+        <w:tc>
+          <w:tcPr>
+            <w:tcBorders>
+              <w:bottom w:val="none" w:sz="0" w:space="0" w:color="000000"/>
+              <w:top w:val="none" w:sz="0" w:space="0" w:color="000000"/>
+              <w:left w:val="none" w:sz="0" w:space="0" w:color="000000"/>
+              <w:right w:val="none" w:sz="0" w:space="0" w:color="000000"/>
+            </w:tcBorders>
+            <w:shd w:val="clear" w:color="auto" w:fill="FFFFFF"/>
+            <w:tcMar>
+              <w:top w:w="0" w:type="dxa"/>
+              <w:bottom w:w="0" w:type="dxa"/>
+              <w:left w:w="0" w:type="dxa"/>
+              <w:right w:w="0" w:type="dxa"/>
+            </w:tcMar>
+            <w:vAlign w:val="center"/>
+          </w:tcPr>
+          <w:p>
+            <w:pPr>
+              <w:pStyle w:val="Normal"/>
+              <w:jc w:val="right"/>
+              <w:pBdr>
+                <w:bottom w:val="none" w:sz="0" w:space="0" w:color="000000"/>
+                <w:top w:val="none" w:sz="0" w:space="0" w:color="000000"/>
+                <w:left w:val="none" w:sz="0" w:space="0" w:color="000000"/>
+                <w:right w:val="none" w:sz="0" w:space="0" w:color="000000"/>
+              </w:pBdr>
+              <w:spacing w:after="100" w:before="100" w:line="240"/>
+              <w:ind w:left="100" w:right="100" w:firstLine="0" w:firstLineChars="0"/>
+              <w:rPr>
+                <w:rFonts w:ascii="Times New Roman" w:hAnsi="Times New Roman" w:eastAsia="Times New Roman" w:cs="Times New Roman"/>
+                <w:i w:val="false"/>
+                <w:b w:val="false"/>
+                <w:u w:val="none"/>
+                <w:strike w:val="false"/>
+                <w:sz w:val="18"/>
+                <w:szCs w:val="18"/>
+                <w:color w:val="000000"/>
+              </w:rPr>
+            </w:pPr>
+            <w:r>
+              <w:rPr>
+                <w:rFonts w:ascii="Times New Roman" w:hAnsi="Times New Roman" w:eastAsia="Times New Roman" w:cs="Times New Roman"/>
+                <w:i w:val="false"/>
+                <w:b w:val="false"/>
+                <w:u w:val="none"/>
+                <w:strike w:val="false"/>
+                <w:sz w:val="18"/>
+                <w:szCs w:val="18"/>
+                <w:color w:val="000000"/>
+              </w:rPr>
+              <w:t xml:space="preserve">8</w:t>
+            </w:r>
+          </w:p>
+        </w:tc>
+        <w:tc>
+          <w:tcPr>
+            <w:tcBorders>
+              <w:bottom w:val="none" w:sz="0" w:space="0" w:color="000000"/>
+              <w:top w:val="none" w:sz="0" w:space="0" w:color="000000"/>
+              <w:left w:val="none" w:sz="0" w:space="0" w:color="000000"/>
+              <w:right w:val="none" w:sz="0" w:space="0" w:color="000000"/>
+            </w:tcBorders>
+            <w:shd w:val="clear" w:color="auto" w:fill="FFFFFF"/>
+            <w:tcMar>
+              <w:top w:w="0" w:type="dxa"/>
+              <w:bottom w:w="0" w:type="dxa"/>
+              <w:left w:w="0" w:type="dxa"/>
+              <w:right w:w="0" w:type="dxa"/>
+            </w:tcMar>
+            <w:vAlign w:val="center"/>
+          </w:tcPr>
+          <w:p>
+            <w:pPr>
+              <w:pStyle w:val="Normal"/>
+              <w:jc w:val="left"/>
+              <w:pBdr>
+                <w:bottom w:val="none" w:sz="0" w:space="0" w:color="000000"/>
+                <w:top w:val="none" w:sz="0" w:space="0" w:color="000000"/>
+                <w:left w:val="none" w:sz="0" w:space="0" w:color="000000"/>
+                <w:right w:val="none" w:sz="0" w:space="0" w:color="000000"/>
+              </w:pBdr>
+              <w:spacing w:after="100" w:before="100" w:line="240"/>
+              <w:ind w:left="100" w:right="100" w:firstLine="0" w:firstLineChars="0"/>
+              <w:rPr>
+                <w:rFonts w:ascii="Times New Roman" w:hAnsi="Times New Roman" w:eastAsia="Times New Roman" w:cs="Times New Roman"/>
+                <w:i w:val="false"/>
+                <w:b w:val="false"/>
+                <w:u w:val="none"/>
+                <w:strike w:val="false"/>
+                <w:sz w:val="18"/>
+                <w:szCs w:val="18"/>
+                <w:color w:val="000000"/>
+              </w:rPr>
+            </w:pPr>
+            <w:r>
+              <w:rPr>
+                <w:rFonts w:ascii="Times New Roman" w:hAnsi="Times New Roman" w:eastAsia="Times New Roman" w:cs="Times New Roman"/>
+                <w:i w:val="false"/>
+                <w:b w:val="false"/>
+                <w:u w:val="none"/>
+                <w:strike w:val="false"/>
+                <w:sz w:val="18"/>
+                <w:szCs w:val="18"/>
+                <w:color w:val="000000"/>
+              </w:rPr>
+              <w:t xml:space="preserve">1.61 (0.51–5.05)</w:t>
+            </w:r>
+          </w:p>
+        </w:tc>
+        <w:tc>
+          <w:tcPr>
+            <w:tcBorders>
+              <w:bottom w:val="none" w:sz="0" w:space="0" w:color="000000"/>
+              <w:top w:val="none" w:sz="0" w:space="0" w:color="000000"/>
+              <w:left w:val="none" w:sz="0" w:space="0" w:color="000000"/>
+              <w:right w:val="none" w:sz="0" w:space="0" w:color="000000"/>
+            </w:tcBorders>
+            <w:shd w:val="clear" w:color="auto" w:fill="FFFFFF"/>
+            <w:tcMar>
+              <w:top w:w="0" w:type="dxa"/>
+              <w:bottom w:w="0" w:type="dxa"/>
+              <w:left w:w="0" w:type="dxa"/>
+              <w:right w:w="0" w:type="dxa"/>
+            </w:tcMar>
+            <w:vAlign w:val="center"/>
+          </w:tcPr>
+          <w:p>
+            <w:pPr>
+              <w:pStyle w:val="Normal"/>
+              <w:jc w:val="left"/>
+              <w:pBdr>
+                <w:bottom w:val="none" w:sz="0" w:space="0" w:color="000000"/>
+                <w:top w:val="none" w:sz="0" w:space="0" w:color="000000"/>
+                <w:left w:val="none" w:sz="0" w:space="0" w:color="000000"/>
+                <w:right w:val="none" w:sz="0" w:space="0" w:color="000000"/>
+              </w:pBdr>
+              <w:spacing w:after="100" w:before="100" w:line="240"/>
+              <w:ind w:left="100" w:right="100" w:firstLine="0" w:firstLineChars="0"/>
+              <w:rPr>
+                <w:rFonts w:ascii="Times New Roman" w:hAnsi="Times New Roman" w:eastAsia="Times New Roman" w:cs="Times New Roman"/>
+                <w:i w:val="false"/>
+                <w:b w:val="false"/>
+                <w:u w:val="none"/>
+                <w:strike w:val="false"/>
+                <w:sz w:val="18"/>
+                <w:szCs w:val="18"/>
+                <w:color w:val="000000"/>
+              </w:rPr>
+            </w:pPr>
+            <w:r>
+              <w:rPr>
+                <w:rFonts w:ascii="Times New Roman" w:hAnsi="Times New Roman" w:eastAsia="Times New Roman" w:cs="Times New Roman"/>
+                <w:i w:val="false"/>
+                <w:b w:val="false"/>
+                <w:u w:val="none"/>
+                <w:strike w:val="false"/>
+                <w:sz w:val="18"/>
+                <w:szCs w:val="18"/>
+                <w:color w:val="000000"/>
+              </w:rPr>
+              <w:t xml:space="preserve">0.416</w:t>
+            </w:r>
+          </w:p>
+        </w:tc>
+        <w:tc>
+          <w:tcPr>
+            <w:tcBorders>
+              <w:bottom w:val="none" w:sz="0" w:space="0" w:color="000000"/>
+              <w:top w:val="none" w:sz="0" w:space="0" w:color="000000"/>
+              <w:left w:val="none" w:sz="0" w:space="0" w:color="000000"/>
+              <w:right w:val="none" w:sz="0" w:space="0" w:color="000000"/>
+            </w:tcBorders>
+            <w:shd w:val="clear" w:color="auto" w:fill="FFFFFF"/>
+            <w:tcMar>
+              <w:top w:w="0" w:type="dxa"/>
+              <w:bottom w:w="0" w:type="dxa"/>
+              <w:left w:w="0" w:type="dxa"/>
+              <w:right w:w="0" w:type="dxa"/>
+            </w:tcMar>
+            <w:vAlign w:val="center"/>
+          </w:tcPr>
+          <w:p>
+            <w:pPr>
+              <w:pStyle w:val="Normal"/>
+              <w:jc w:val="left"/>
+              <w:pBdr>
+                <w:bottom w:val="none" w:sz="0" w:space="0" w:color="000000"/>
+                <w:top w:val="none" w:sz="0" w:space="0" w:color="000000"/>
+                <w:left w:val="none" w:sz="0" w:space="0" w:color="000000"/>
+                <w:right w:val="none" w:sz="0" w:space="0" w:color="000000"/>
+              </w:pBdr>
+              <w:spacing w:after="100" w:before="100" w:line="240"/>
+              <w:ind w:left="100" w:right="100" w:firstLine="0" w:firstLineChars="0"/>
+              <w:rPr>
+                <w:rFonts w:ascii="Times New Roman" w:hAnsi="Times New Roman" w:eastAsia="Times New Roman" w:cs="Times New Roman"/>
+                <w:i w:val="false"/>
+                <w:b w:val="false"/>
+                <w:u w:val="none"/>
+                <w:strike w:val="false"/>
+                <w:sz w:val="18"/>
+                <w:szCs w:val="18"/>
+                <w:color w:val="000000"/>
+              </w:rPr>
+            </w:pPr>
+            <w:r>
+              <w:rPr>
+                <w:rFonts w:ascii="Times New Roman" w:hAnsi="Times New Roman" w:eastAsia="Times New Roman" w:cs="Times New Roman"/>
+                <w:i w:val="false"/>
+                <w:b w:val="false"/>
+                <w:u w:val="none"/>
+                <w:strike w:val="false"/>
+                <w:sz w:val="18"/>
+                <w:szCs w:val="18"/>
+                <w:color w:val="000000"/>
+              </w:rPr>
+              <w:t xml:space="preserve"/>
+            </w:r>
+          </w:p>
+        </w:tc>
+      </w:tr>
+      <w:tr>
+        <w:trPr>
+          <w:trHeight w:val="560" w:hRule="auto"/>
+        </w:trPr>
+        <w:tc>
+          <w:tcPr>
+            <w:tcBorders>
+              <w:bottom w:val="none" w:sz="0" w:space="0" w:color="000000"/>
+              <w:top w:val="none" w:sz="0" w:space="0" w:color="000000"/>
+              <w:left w:val="none" w:sz="0" w:space="0" w:color="000000"/>
+              <w:right w:val="none" w:sz="0" w:space="0" w:color="000000"/>
+            </w:tcBorders>
+            <w:shd w:val="clear" w:color="auto" w:fill="FFFFFF"/>
+            <w:tcMar>
+              <w:top w:w="0" w:type="dxa"/>
+              <w:bottom w:w="0" w:type="dxa"/>
+              <w:left w:w="0" w:type="dxa"/>
+              <w:right w:w="0" w:type="dxa"/>
+            </w:tcMar>
+            <w:vAlign w:val="center"/>
+          </w:tcPr>
+          <w:p>
+            <w:pPr>
+              <w:pStyle w:val="Normal"/>
+              <w:jc w:val="left"/>
+              <w:pBdr>
+                <w:bottom w:val="none" w:sz="0" w:space="0" w:color="000000"/>
+                <w:top w:val="none" w:sz="0" w:space="0" w:color="000000"/>
+                <w:left w:val="none" w:sz="0" w:space="0" w:color="000000"/>
+                <w:right w:val="none" w:sz="0" w:space="0" w:color="000000"/>
+              </w:pBdr>
+              <w:spacing w:after="100" w:before="100" w:line="240"/>
+              <w:ind w:left="100" w:right="100" w:firstLine="0" w:firstLineChars="0"/>
+              <w:rPr>
+                <w:rFonts w:ascii="Times New Roman" w:hAnsi="Times New Roman" w:eastAsia="Times New Roman" w:cs="Times New Roman"/>
+                <w:i w:val="false"/>
+                <w:b w:val="false"/>
+                <w:u w:val="none"/>
+                <w:strike w:val="false"/>
+                <w:sz w:val="18"/>
+                <w:szCs w:val="18"/>
+                <w:color w:val="000000"/>
+              </w:rPr>
+            </w:pPr>
+            <w:r>
+              <w:rPr>
+                <w:rFonts w:ascii="Times New Roman" w:hAnsi="Times New Roman" w:eastAsia="Times New Roman" w:cs="Times New Roman"/>
+                <w:i w:val="false"/>
+                <w:b w:val="false"/>
+                <w:u w:val="none"/>
+                <w:strike w:val="false"/>
+                <w:sz w:val="18"/>
+                <w:szCs w:val="18"/>
+                <w:color w:val="000000"/>
+              </w:rPr>
               <w:t xml:space="preserve">Pretreatment CEA</w:t>
             </w:r>
           </w:p>
@@ -3049,7 +3829,7 @@
                 <w:szCs w:val="18"/>
                 <w:color w:val="000000"/>
               </w:rPr>
-              <w:t xml:space="preserve">1.50 (0.46–4.96)</w:t>
+              <w:t xml:space="preserve">1.59 (0.49–5.13)</w:t>
             </w:r>
           </w:p>
         </w:tc>
@@ -3104,7 +3884,7 @@
                 <w:szCs w:val="18"/>
                 <w:color w:val="000000"/>
               </w:rPr>
-              <w:t xml:space="preserve">0.502</w:t>
+              <w:t xml:space="preserve">0.435</w:t>
             </w:r>
           </w:p>
         </w:tc>
